--- a/public/wcm/documentation/releases/wcm-user-manual.docx
+++ b/public/wcm/documentation/releases/wcm-user-manual.docx
@@ -499,7 +499,7 @@
                 <w:sz w:val="18"/>
                 <w:szCs w:val="18"/>
               </w:rPr>
-              <w:t xml:space="preserve">2026-08-20T21:27:01.124Z</w:t>
+              <w:t xml:space="preserve">2026-08-20T21:32:36.869Z</w:t>
             </w:r>
           </w:p>
         </w:tc>
@@ -588,7 +588,7 @@
       </w:r>
       <w:r>
         <w:rPr>
-          <w:rFonts w:ascii="Consolas" w:cs="Consolas" w:eastAsia="Consolas" w:hAnsi="Consolas"/>
+          <w:rFonts w:ascii="Courier New" w:cs="Courier New" w:eastAsia="Courier New" w:hAnsi="Courier New"/>
         </w:rPr>
         <w:t xml:space="preserve">DEC-010</w:t>
       </w:r>
@@ -754,7 +754,7 @@
       </w:pPr>
       <w:r>
         <w:rPr>
-          <w:rFonts w:ascii="Consolas" w:cs="Consolas" w:eastAsia="Consolas" w:hAnsi="Consolas"/>
+          <w:rFonts w:ascii="Courier New" w:cs="Courier New" w:eastAsia="Courier New" w:hAnsi="Courier New"/>
         </w:rPr>
         <w:t xml:space="preserve">/wcm</w:t>
       </w:r>
@@ -931,7 +931,7 @@
       </w:r>
       <w:r>
         <w:rPr>
-          <w:rFonts w:ascii="Consolas" w:cs="Consolas" w:eastAsia="Consolas" w:hAnsi="Consolas"/>
+          <w:rFonts w:ascii="Courier New" w:cs="Courier New" w:eastAsia="Courier New" w:hAnsi="Courier New"/>
         </w:rPr>
         <w:t xml:space="preserve">Pending</w:t>
       </w:r>
@@ -1213,7 +1213,7 @@
       </w:r>
       <w:r>
         <w:rPr>
-          <w:rFonts w:ascii="Consolas" w:cs="Consolas" w:eastAsia="Consolas" w:hAnsi="Consolas"/>
+          <w:rFonts w:ascii="Courier New" w:cs="Courier New" w:eastAsia="Courier New" w:hAnsi="Courier New"/>
         </w:rPr>
         <w:t xml:space="preserve">Needs Stefano</w:t>
       </w:r>
@@ -1282,7 +1282,7 @@
       </w:r>
       <w:r>
         <w:rPr>
-          <w:rFonts w:ascii="Consolas" w:cs="Consolas" w:eastAsia="Consolas" w:hAnsi="Consolas"/>
+          <w:rFonts w:ascii="Courier New" w:cs="Courier New" w:eastAsia="Courier New" w:hAnsi="Courier New"/>
         </w:rPr>
         <w:t xml:space="preserve">OPEN</w:t>
       </w:r>
@@ -1648,7 +1648,7 @@
       </w:pPr>
       <w:r>
         <w:rPr>
-          <w:rFonts w:ascii="Consolas" w:cs="Consolas" w:eastAsia="Consolas" w:hAnsi="Consolas"/>
+          <w:rFonts w:ascii="Courier New" w:cs="Courier New" w:eastAsia="Courier New" w:hAnsi="Courier New"/>
         </w:rPr>
         <w:t xml:space="preserve">ACTIVE</w:t>
       </w:r>
@@ -1667,7 +1667,7 @@
       </w:pPr>
       <w:r>
         <w:rPr>
-          <w:rFonts w:ascii="Consolas" w:cs="Consolas" w:eastAsia="Consolas" w:hAnsi="Consolas"/>
+          <w:rFonts w:ascii="Courier New" w:cs="Courier New" w:eastAsia="Courier New" w:hAnsi="Courier New"/>
         </w:rPr>
         <w:t xml:space="preserve">AT_RISK</w:t>
       </w:r>
@@ -1686,7 +1686,7 @@
       </w:pPr>
       <w:r>
         <w:rPr>
-          <w:rFonts w:ascii="Consolas" w:cs="Consolas" w:eastAsia="Consolas" w:hAnsi="Consolas"/>
+          <w:rFonts w:ascii="Courier New" w:cs="Courier New" w:eastAsia="Courier New" w:hAnsi="Courier New"/>
         </w:rPr>
         <w:t xml:space="preserve">BROKEN</w:t>
       </w:r>
@@ -1705,7 +1705,7 @@
       </w:pPr>
       <w:r>
         <w:rPr>
-          <w:rFonts w:ascii="Consolas" w:cs="Consolas" w:eastAsia="Consolas" w:hAnsi="Consolas"/>
+          <w:rFonts w:ascii="Courier New" w:cs="Courier New" w:eastAsia="Courier New" w:hAnsi="Courier New"/>
         </w:rPr>
         <w:t xml:space="preserve">orphan</w:t>
       </w:r>
@@ -1724,7 +1724,7 @@
       </w:pPr>
       <w:r>
         <w:rPr>
-          <w:rFonts w:ascii="Consolas" w:cs="Consolas" w:eastAsia="Consolas" w:hAnsi="Consolas"/>
+          <w:rFonts w:ascii="Courier New" w:cs="Courier New" w:eastAsia="Courier New" w:hAnsi="Courier New"/>
         </w:rPr>
         <w:t xml:space="preserve">drift</w:t>
       </w:r>
@@ -1821,7 +1821,7 @@
       </w:r>
       <w:r>
         <w:rPr>
-          <w:rFonts w:ascii="Consolas" w:cs="Consolas" w:eastAsia="Consolas" w:hAnsi="Consolas"/>
+          <w:rFonts w:ascii="Courier New" w:cs="Courier New" w:eastAsia="Courier New" w:hAnsi="Courier New"/>
         </w:rPr>
         <w:t xml:space="preserve">/wcm/learning</w:t>
       </w:r>
@@ -1830,7 +1830,7 @@
       </w:r>
       <w:r>
         <w:rPr>
-          <w:rFonts w:ascii="Consolas" w:cs="Consolas" w:eastAsia="Consolas" w:hAnsi="Consolas"/>
+          <w:rFonts w:ascii="Courier New" w:cs="Courier New" w:eastAsia="Courier New" w:hAnsi="Courier New"/>
         </w:rPr>
         <w:t xml:space="preserve">PROMOTED</w:t>
       </w:r>
@@ -1839,7 +1839,7 @@
       </w:r>
       <w:r>
         <w:rPr>
-          <w:rFonts w:ascii="Consolas" w:cs="Consolas" w:eastAsia="Consolas" w:hAnsi="Consolas"/>
+          <w:rFonts w:ascii="Courier New" w:cs="Courier New" w:eastAsia="Courier New" w:hAnsi="Courier New"/>
         </w:rPr>
         <w:t xml:space="preserve">CANDIDATE</w:t>
       </w:r>
@@ -1903,7 +1903,7 @@
       </w:pPr>
       <w:r>
         <w:rPr>
-          <w:rFonts w:ascii="Consolas" w:cs="Consolas" w:eastAsia="Consolas" w:hAnsi="Consolas"/>
+          <w:rFonts w:ascii="Courier New" w:cs="Courier New" w:eastAsia="Courier New" w:hAnsi="Courier New"/>
         </w:rPr>
         <w:t xml:space="preserve">/wcm/documentation</w:t>
       </w:r>
@@ -2035,7 +2035,7 @@
       </w:r>
       <w:r>
         <w:rPr>
-          <w:rFonts w:ascii="Consolas" w:cs="Consolas" w:eastAsia="Consolas" w:hAnsi="Consolas"/>
+          <w:rFonts w:ascii="Courier New" w:cs="Courier New" w:eastAsia="Courier New" w:hAnsi="Courier New"/>
         </w:rPr>
         <w:t xml:space="preserve">.docx</w:t>
       </w:r>
@@ -2060,7 +2060,7 @@
       </w:r>
       <w:r>
         <w:rPr>
-          <w:rFonts w:ascii="Consolas" w:cs="Consolas" w:eastAsia="Consolas" w:hAnsi="Consolas"/>
+          <w:rFonts w:ascii="Courier New" w:cs="Courier New" w:eastAsia="Courier New" w:hAnsi="Courier New"/>
         </w:rPr>
         <w:t xml:space="preserve">.pdf</w:t>
       </w:r>
@@ -2093,7 +2093,7 @@
       </w:r>
       <w:r>
         <w:rPr>
-          <w:rFonts w:ascii="Consolas" w:cs="Consolas" w:eastAsia="Consolas" w:hAnsi="Consolas"/>
+          <w:rFonts w:ascii="Courier New" w:cs="Courier New" w:eastAsia="Courier New" w:hAnsi="Courier New"/>
           <w:i/>
           <w:iCs/>
           <w:color w:val="444444"/>
@@ -2157,9 +2157,9 @@
       </w:pPr>
       <w:r>
         <w:rPr>
-          <w:rFonts w:ascii="Consolas" w:cs="Consolas" w:eastAsia="Consolas" w:hAnsi="Consolas"/>
-          <w:sz w:val="18"/>
-          <w:szCs w:val="18"/>
+          <w:rFonts w:ascii="Courier New" w:cs="Courier New" w:eastAsia="Courier New" w:hAnsi="Courier New"/>
+          <w:sz w:val="16"/>
+          <w:szCs w:val="16"/>
         </w:rPr>
         <w:t xml:space="preserve">INTENZIONE DI PROGETTO</w:t>
       </w:r>
@@ -2172,9 +2172,9 @@
       </w:pPr>
       <w:r>
         <w:rPr>
-          <w:rFonts w:ascii="Consolas" w:cs="Consolas" w:eastAsia="Consolas" w:hAnsi="Consolas"/>
-          <w:sz w:val="18"/>
-          <w:szCs w:val="18"/>
+          <w:rFonts w:ascii="Courier New" w:cs="Courier New" w:eastAsia="Courier New" w:hAnsi="Courier New"/>
+          <w:sz w:val="16"/>
+          <w:szCs w:val="16"/>
         </w:rPr>
         <w:t xml:space="preserve">        ↓</w:t>
       </w:r>
@@ -2187,9 +2187,9 @@
       </w:pPr>
       <w:r>
         <w:rPr>
-          <w:rFonts w:ascii="Consolas" w:cs="Consolas" w:eastAsia="Consolas" w:hAnsi="Consolas"/>
-          <w:sz w:val="18"/>
-          <w:szCs w:val="18"/>
+          <w:rFonts w:ascii="Courier New" w:cs="Courier New" w:eastAsia="Courier New" w:hAnsi="Courier New"/>
+          <w:sz w:val="16"/>
+          <w:szCs w:val="16"/>
         </w:rPr>
         <w:t xml:space="preserve">CLASSIFICAZIONE</w:t>
       </w:r>
@@ -2202,9 +2202,9 @@
       </w:pPr>
       <w:r>
         <w:rPr>
-          <w:rFonts w:ascii="Consolas" w:cs="Consolas" w:eastAsia="Consolas" w:hAnsi="Consolas"/>
-          <w:sz w:val="18"/>
-          <w:szCs w:val="18"/>
+          <w:rFonts w:ascii="Courier New" w:cs="Courier New" w:eastAsia="Courier New" w:hAnsi="Courier New"/>
+          <w:sz w:val="16"/>
+          <w:szCs w:val="16"/>
         </w:rPr>
         <w:t xml:space="preserve">        ↓</w:t>
       </w:r>
@@ -2217,9 +2217,9 @@
       </w:pPr>
       <w:r>
         <w:rPr>
-          <w:rFonts w:ascii="Consolas" w:cs="Consolas" w:eastAsia="Consolas" w:hAnsi="Consolas"/>
-          <w:sz w:val="18"/>
-          <w:szCs w:val="18"/>
+          <w:rFonts w:ascii="Courier New" w:cs="Courier New" w:eastAsia="Courier New" w:hAnsi="Courier New"/>
+          <w:sz w:val="16"/>
+          <w:szCs w:val="16"/>
         </w:rPr>
         <w:t xml:space="preserve">ADMISSION PREVIEW</w:t>
       </w:r>
@@ -2232,9 +2232,9 @@
       </w:pPr>
       <w:r>
         <w:rPr>
-          <w:rFonts w:ascii="Consolas" w:cs="Consolas" w:eastAsia="Consolas" w:hAnsi="Consolas"/>
-          <w:sz w:val="18"/>
-          <w:szCs w:val="18"/>
+          <w:rFonts w:ascii="Courier New" w:cs="Courier New" w:eastAsia="Courier New" w:hAnsi="Courier New"/>
+          <w:sz w:val="16"/>
+          <w:szCs w:val="16"/>
         </w:rPr>
         <w:t xml:space="preserve">        ↓</w:t>
       </w:r>
@@ -2247,9 +2247,9 @@
       </w:pPr>
       <w:r>
         <w:rPr>
-          <w:rFonts w:ascii="Consolas" w:cs="Consolas" w:eastAsia="Consolas" w:hAnsi="Consolas"/>
-          <w:sz w:val="18"/>
-          <w:szCs w:val="18"/>
+          <w:rFonts w:ascii="Courier New" w:cs="Courier New" w:eastAsia="Courier New" w:hAnsi="Courier New"/>
+          <w:sz w:val="16"/>
+          <w:szCs w:val="16"/>
         </w:rPr>
         <w:t xml:space="preserve">BOARD ADMISSION</w:t>
       </w:r>
@@ -2262,9 +2262,9 @@
       </w:pPr>
       <w:r>
         <w:rPr>
-          <w:rFonts w:ascii="Consolas" w:cs="Consolas" w:eastAsia="Consolas" w:hAnsi="Consolas"/>
-          <w:sz w:val="18"/>
-          <w:szCs w:val="18"/>
+          <w:rFonts w:ascii="Courier New" w:cs="Courier New" w:eastAsia="Courier New" w:hAnsi="Courier New"/>
+          <w:sz w:val="16"/>
+          <w:szCs w:val="16"/>
         </w:rPr>
         <w:t xml:space="preserve">        ↓</w:t>
       </w:r>
@@ -2277,9 +2277,9 @@
       </w:pPr>
       <w:r>
         <w:rPr>
-          <w:rFonts w:ascii="Consolas" w:cs="Consolas" w:eastAsia="Consolas" w:hAnsi="Consolas"/>
-          <w:sz w:val="18"/>
-          <w:szCs w:val="18"/>
+          <w:rFonts w:ascii="Courier New" w:cs="Courier New" w:eastAsia="Courier New" w:hAnsi="Courier New"/>
+          <w:sz w:val="16"/>
+          <w:szCs w:val="16"/>
         </w:rPr>
         <w:t xml:space="preserve">OWNER SOURCE INTAKE</w:t>
       </w:r>
@@ -2292,9 +2292,9 @@
       </w:pPr>
       <w:r>
         <w:rPr>
-          <w:rFonts w:ascii="Consolas" w:cs="Consolas" w:eastAsia="Consolas" w:hAnsi="Consolas"/>
-          <w:sz w:val="18"/>
-          <w:szCs w:val="18"/>
+          <w:rFonts w:ascii="Courier New" w:cs="Courier New" w:eastAsia="Courier New" w:hAnsi="Courier New"/>
+          <w:sz w:val="16"/>
+          <w:szCs w:val="16"/>
         </w:rPr>
         <w:t xml:space="preserve">        ↓</w:t>
       </w:r>
@@ -2307,9 +2307,9 @@
       </w:pPr>
       <w:r>
         <w:rPr>
-          <w:rFonts w:ascii="Consolas" w:cs="Consolas" w:eastAsia="Consolas" w:hAnsi="Consolas"/>
-          <w:sz w:val="18"/>
-          <w:szCs w:val="18"/>
+          <w:rFonts w:ascii="Courier New" w:cs="Courier New" w:eastAsia="Courier New" w:hAnsi="Courier New"/>
+          <w:sz w:val="16"/>
+          <w:szCs w:val="16"/>
         </w:rPr>
         <w:t xml:space="preserve">MEMORIA + GOAL + STATE + ROADMAP + GOVERNANCE</w:t>
       </w:r>
@@ -2322,9 +2322,9 @@
       </w:pPr>
       <w:r>
         <w:rPr>
-          <w:rFonts w:ascii="Consolas" w:cs="Consolas" w:eastAsia="Consolas" w:hAnsi="Consolas"/>
-          <w:sz w:val="18"/>
-          <w:szCs w:val="18"/>
+          <w:rFonts w:ascii="Courier New" w:cs="Courier New" w:eastAsia="Courier New" w:hAnsi="Courier New"/>
+          <w:sz w:val="16"/>
+          <w:szCs w:val="16"/>
         </w:rPr>
         <w:t xml:space="preserve">        ↓</w:t>
       </w:r>
@@ -2337,9 +2337,9 @@
       </w:pPr>
       <w:r>
         <w:rPr>
-          <w:rFonts w:ascii="Consolas" w:cs="Consolas" w:eastAsia="Consolas" w:hAnsi="Consolas"/>
-          <w:sz w:val="18"/>
-          <w:szCs w:val="18"/>
+          <w:rFonts w:ascii="Courier New" w:cs="Courier New" w:eastAsia="Courier New" w:hAnsi="Courier New"/>
+          <w:sz w:val="16"/>
+          <w:szCs w:val="16"/>
         </w:rPr>
         <w:t xml:space="preserve">READINESS REVIEW</w:t>
       </w:r>
@@ -2352,9 +2352,9 @@
       </w:pPr>
       <w:r>
         <w:rPr>
-          <w:rFonts w:ascii="Consolas" w:cs="Consolas" w:eastAsia="Consolas" w:hAnsi="Consolas"/>
-          <w:sz w:val="18"/>
-          <w:szCs w:val="18"/>
+          <w:rFonts w:ascii="Courier New" w:cs="Courier New" w:eastAsia="Courier New" w:hAnsi="Courier New"/>
+          <w:sz w:val="16"/>
+          <w:szCs w:val="16"/>
         </w:rPr>
         <w:t xml:space="preserve">        ↓</w:t>
       </w:r>
@@ -2367,9 +2367,9 @@
       </w:pPr>
       <w:r>
         <w:rPr>
-          <w:rFonts w:ascii="Consolas" w:cs="Consolas" w:eastAsia="Consolas" w:hAnsi="Consolas"/>
-          <w:sz w:val="18"/>
-          <w:szCs w:val="18"/>
+          <w:rFonts w:ascii="Courier New" w:cs="Courier New" w:eastAsia="Courier New" w:hAnsi="Courier New"/>
+          <w:sz w:val="16"/>
+          <w:szCs w:val="16"/>
         </w:rPr>
         <w:t xml:space="preserve">BOARD ACTIVATION</w:t>
       </w:r>
@@ -2382,9 +2382,9 @@
       </w:pPr>
       <w:r>
         <w:rPr>
-          <w:rFonts w:ascii="Consolas" w:cs="Consolas" w:eastAsia="Consolas" w:hAnsi="Consolas"/>
-          <w:sz w:val="18"/>
-          <w:szCs w:val="18"/>
+          <w:rFonts w:ascii="Courier New" w:cs="Courier New" w:eastAsia="Courier New" w:hAnsi="Courier New"/>
+          <w:sz w:val="16"/>
+          <w:szCs w:val="16"/>
         </w:rPr>
         <w:t xml:space="preserve">        ↓</w:t>
       </w:r>
@@ -2397,9 +2397,9 @@
       </w:pPr>
       <w:r>
         <w:rPr>
-          <w:rFonts w:ascii="Consolas" w:cs="Consolas" w:eastAsia="Consolas" w:hAnsi="Consolas"/>
-          <w:sz w:val="18"/>
-          <w:szCs w:val="18"/>
+          <w:rFonts w:ascii="Courier New" w:cs="Courier New" w:eastAsia="Courier New" w:hAnsi="Courier New"/>
+          <w:sz w:val="16"/>
+          <w:szCs w:val="16"/>
         </w:rPr>
         <w:t xml:space="preserve">WCM RUN</w:t>
       </w:r>
@@ -2530,7 +2530,7 @@
       </w:r>
       <w:r>
         <w:rPr>
-          <w:rFonts w:ascii="Consolas" w:cs="Consolas" w:eastAsia="Consolas" w:hAnsi="Consolas"/>
+          <w:rFonts w:ascii="Courier New" w:cs="Courier New" w:eastAsia="Courier New" w:hAnsi="Courier New"/>
         </w:rPr>
         <w:t xml:space="preserve">BLOCKED_BOARD</w:t>
       </w:r>
@@ -2552,7 +2552,7 @@
       </w:r>
       <w:r>
         <w:rPr>
-          <w:rFonts w:ascii="Consolas" w:cs="Consolas" w:eastAsia="Consolas" w:hAnsi="Consolas"/>
+          <w:rFonts w:ascii="Courier New" w:cs="Courier New" w:eastAsia="Courier New" w:hAnsi="Courier New"/>
         </w:rPr>
         <w:t xml:space="preserve">DEGRADED</w:t>
       </w:r>
@@ -2574,7 +2574,7 @@
       </w:r>
       <w:r>
         <w:rPr>
-          <w:rFonts w:ascii="Consolas" w:cs="Consolas" w:eastAsia="Consolas" w:hAnsi="Consolas"/>
+          <w:rFonts w:ascii="Courier New" w:cs="Courier New" w:eastAsia="Courier New" w:hAnsi="Courier New"/>
         </w:rPr>
         <w:t xml:space="preserve">STALE</w:t>
       </w:r>
@@ -2596,7 +2596,7 @@
       </w:r>
       <w:r>
         <w:rPr>
-          <w:rFonts w:ascii="Consolas" w:cs="Consolas" w:eastAsia="Consolas" w:hAnsi="Consolas"/>
+          <w:rFonts w:ascii="Courier New" w:cs="Courier New" w:eastAsia="Courier New" w:hAnsi="Courier New"/>
         </w:rPr>
         <w:t xml:space="preserve">UNAPPROVED</w:t>
       </w:r>
@@ -3833,9 +3833,9 @@
       </w:pPr>
       <w:r>
         <w:rPr>
-          <w:rFonts w:ascii="Consolas" w:cs="Consolas" w:eastAsia="Consolas" w:hAnsi="Consolas"/>
-          <w:sz w:val="18"/>
-          <w:szCs w:val="18"/>
+          <w:rFonts w:ascii="Courier New" w:cs="Courier New" w:eastAsia="Courier New" w:hAnsi="Courier New"/>
+          <w:sz w:val="16"/>
+          <w:szCs w:val="16"/>
         </w:rPr>
         <w:t xml:space="preserve">MISSION CONTROL HOME</w:t>
       </w:r>
@@ -3848,9 +3848,9 @@
       </w:pPr>
       <w:r>
         <w:rPr>
-          <w:rFonts w:ascii="Consolas" w:cs="Consolas" w:eastAsia="Consolas" w:hAnsi="Consolas"/>
-          <w:sz w:val="18"/>
-          <w:szCs w:val="18"/>
+          <w:rFonts w:ascii="Courier New" w:cs="Courier New" w:eastAsia="Courier New" w:hAnsi="Courier New"/>
+          <w:sz w:val="16"/>
+          <w:szCs w:val="16"/>
         </w:rPr>
         <w:t xml:space="preserve">   ↓</w:t>
       </w:r>
@@ -3863,9 +3863,9 @@
       </w:pPr>
       <w:r>
         <w:rPr>
-          <w:rFonts w:ascii="Consolas" w:cs="Consolas" w:eastAsia="Consolas" w:hAnsi="Consolas"/>
-          <w:sz w:val="18"/>
-          <w:szCs w:val="18"/>
+          <w:rFonts w:ascii="Courier New" w:cs="Courier New" w:eastAsia="Courier New" w:hAnsi="Courier New"/>
+          <w:sz w:val="16"/>
+          <w:szCs w:val="16"/>
         </w:rPr>
         <w:t xml:space="preserve">NEEDS STEFANO?</w:t>
       </w:r>
@@ -3878,9 +3878,9 @@
       </w:pPr>
       <w:r>
         <w:rPr>
-          <w:rFonts w:ascii="Consolas" w:cs="Consolas" w:eastAsia="Consolas" w:hAnsi="Consolas"/>
-          <w:sz w:val="18"/>
-          <w:szCs w:val="18"/>
+          <w:rFonts w:ascii="Courier New" w:cs="Courier New" w:eastAsia="Courier New" w:hAnsi="Courier New"/>
+          <w:sz w:val="16"/>
+          <w:szCs w:val="16"/>
         </w:rPr>
         <w:t xml:space="preserve">   ├─ SÌ → gestisci il Need</w:t>
       </w:r>
@@ -3893,9 +3893,9 @@
       </w:pPr>
       <w:r>
         <w:rPr>
-          <w:rFonts w:ascii="Consolas" w:cs="Consolas" w:eastAsia="Consolas" w:hAnsi="Consolas"/>
-          <w:sz w:val="18"/>
-          <w:szCs w:val="18"/>
+          <w:rFonts w:ascii="Courier New" w:cs="Courier New" w:eastAsia="Courier New" w:hAnsi="Courier New"/>
+          <w:sz w:val="16"/>
+          <w:szCs w:val="16"/>
         </w:rPr>
         <w:t xml:space="preserve">   └─ NO</w:t>
       </w:r>
@@ -3908,9 +3908,9 @@
       </w:pPr>
       <w:r>
         <w:rPr>
-          <w:rFonts w:ascii="Consolas" w:cs="Consolas" w:eastAsia="Consolas" w:hAnsi="Consolas"/>
-          <w:sz w:val="18"/>
-          <w:szCs w:val="18"/>
+          <w:rFonts w:ascii="Courier New" w:cs="Courier New" w:eastAsia="Courier New" w:hAnsi="Courier New"/>
+          <w:sz w:val="16"/>
+          <w:szCs w:val="16"/>
         </w:rPr>
         <w:t xml:space="preserve">        ↓</w:t>
       </w:r>
@@ -3923,9 +3923,9 @@
       </w:pPr>
       <w:r>
         <w:rPr>
-          <w:rFonts w:ascii="Consolas" w:cs="Consolas" w:eastAsia="Consolas" w:hAnsi="Consolas"/>
-          <w:sz w:val="18"/>
-          <w:szCs w:val="18"/>
+          <w:rFonts w:ascii="Courier New" w:cs="Courier New" w:eastAsia="Courier New" w:hAnsi="Courier New"/>
+          <w:sz w:val="16"/>
+          <w:szCs w:val="16"/>
         </w:rPr>
         <w:t xml:space="preserve">PROGETTO / STATO</w:t>
       </w:r>
@@ -3938,9 +3938,9 @@
       </w:pPr>
       <w:r>
         <w:rPr>
-          <w:rFonts w:ascii="Consolas" w:cs="Consolas" w:eastAsia="Consolas" w:hAnsi="Consolas"/>
-          <w:sz w:val="18"/>
-          <w:szCs w:val="18"/>
+          <w:rFonts w:ascii="Courier New" w:cs="Courier New" w:eastAsia="Courier New" w:hAnsi="Courier New"/>
+          <w:sz w:val="16"/>
+          <w:szCs w:val="16"/>
         </w:rPr>
         <w:t xml:space="preserve">        ↓</w:t>
       </w:r>
@@ -3953,9 +3953,9 @@
       </w:pPr>
       <w:r>
         <w:rPr>
-          <w:rFonts w:ascii="Consolas" w:cs="Consolas" w:eastAsia="Consolas" w:hAnsi="Consolas"/>
-          <w:sz w:val="18"/>
-          <w:szCs w:val="18"/>
+          <w:rFonts w:ascii="Courier New" w:cs="Courier New" w:eastAsia="Courier New" w:hAnsi="Courier New"/>
+          <w:sz w:val="16"/>
+          <w:szCs w:val="16"/>
         </w:rPr>
         <w:t xml:space="preserve">DOCUMENTI / ROADMAP / KNOWLEDGE se necessari</w:t>
       </w:r>
@@ -4018,7 +4018,7 @@
       </w:r>
       <w:r>
         <w:rPr>
-          <w:rFonts w:ascii="Consolas" w:cs="Consolas" w:eastAsia="Consolas" w:hAnsi="Consolas"/>
+          <w:rFonts w:ascii="Courier New" w:cs="Courier New" w:eastAsia="Courier New" w:hAnsi="Courier New"/>
         </w:rPr>
         <w:t xml:space="preserve">main</w:t>
       </w:r>

--- a/public/wcm/documentation/releases/wcm-user-manual.docx
+++ b/public/wcm/documentation/releases/wcm-user-manual.docx
@@ -499,7 +499,7 @@
                 <w:sz w:val="18"/>
                 <w:szCs w:val="18"/>
               </w:rPr>
-              <w:t xml:space="preserve">2026-08-20T21:32:36.869Z</w:t>
+              <w:t xml:space="preserve">2026-08-20T21:35:00.035Z</w:t>
             </w:r>
           </w:p>
         </w:tc>
@@ -1921,7 +1921,7 @@
         <w:pStyle w:val="ListParagraph"/>
         <w:numPr>
           <w:ilvl w:val="0"/>
-          <w:numId w:val="3"/>
+          <w:numId w:val="4"/>
         </w:numPr>
         <w:spacing w:after="60"/>
       </w:pPr>
@@ -1941,7 +1941,7 @@
         <w:pStyle w:val="ListParagraph"/>
         <w:numPr>
           <w:ilvl w:val="0"/>
-          <w:numId w:val="3"/>
+          <w:numId w:val="4"/>
         </w:numPr>
         <w:spacing w:after="60"/>
       </w:pPr>
@@ -1961,7 +1961,7 @@
         <w:pStyle w:val="ListParagraph"/>
         <w:numPr>
           <w:ilvl w:val="0"/>
-          <w:numId w:val="3"/>
+          <w:numId w:val="4"/>
         </w:numPr>
         <w:spacing w:after="60"/>
       </w:pPr>
@@ -4290,6 +4290,36 @@
       </w:pPr>
     </w:lvl>
   </w:abstractNum>
+  <w:abstractNum w:abstractNumId="4" w15:restartNumberingAfterBreak="0">
+    <w:multiLevelType w:val="hybridMultilevel"/>
+    <w:lvl w:ilvl="0" w15:tentative="1">
+      <w:start w:val="1"/>
+      <w:numFmt w:val="decimal"/>
+      <w:lvlText w:val="%1."/>
+      <w:lvlJc w:val="left"/>
+      <w:pPr>
+        <w:ind w:left="480" w:hanging="240"/>
+      </w:pPr>
+    </w:lvl>
+    <w:lvl w:ilvl="1" w15:tentative="1">
+      <w:start w:val="1"/>
+      <w:numFmt w:val="lowerLetter"/>
+      <w:lvlText w:val="%2."/>
+      <w:lvlJc w:val="left"/>
+      <w:pPr>
+        <w:ind w:left="840" w:hanging="240"/>
+      </w:pPr>
+    </w:lvl>
+    <w:lvl w:ilvl="2" w15:tentative="1">
+      <w:start w:val="1"/>
+      <w:numFmt w:val="decimal"/>
+      <w:lvlText w:val="%3."/>
+      <w:lvlJc w:val="left"/>
+      <w:pPr>
+        <w:ind w:left="1200" w:hanging="240"/>
+      </w:pPr>
+    </w:lvl>
+  </w:abstractNum>
   <w:num w:numId="1">
     <w:abstractNumId w:val="1"/>
     <w:lvlOverride w:ilvl="0">
@@ -4304,6 +4334,12 @@
   </w:num>
   <w:num w:numId="3">
     <w:abstractNumId w:val="3"/>
+    <w:lvlOverride w:ilvl="0">
+      <w:startOverride w:val="1"/>
+    </w:lvlOverride>
+  </w:num>
+  <w:num w:numId="4">
+    <w:abstractNumId w:val="4"/>
     <w:lvlOverride w:ilvl="0">
       <w:startOverride w:val="1"/>
     </w:lvlOverride>

--- a/public/wcm/documentation/releases/wcm-user-manual.docx
+++ b/public/wcm/documentation/releases/wcm-user-manual.docx
@@ -29,7 +29,7 @@
           <w:sz w:val="40"/>
           <w:szCs w:val="40"/>
         </w:rPr>
-        <w:t xml:space="preserve">WCM — User Manual</w:t>
+        <w:t xml:space="preserve">WCM — Manuale Utente</w:t>
       </w:r>
     </w:p>
     <w:tbl>
@@ -157,7 +157,7 @@
                 <w:sz w:val="18"/>
                 <w:szCs w:val="18"/>
               </w:rPr>
-              <w:t xml:space="preserve">Utilizzatori WCM, owner e Board</w:t>
+              <w:t xml:space="preserve">Utilizzatori WCM, owner, Board e persone senza background tecnico</w:t>
             </w:r>
           </w:p>
         </w:tc>
@@ -214,7 +214,7 @@
                 <w:sz w:val="18"/>
                 <w:szCs w:val="18"/>
               </w:rPr>
-              <w:t xml:space="preserve">V0.2</w:t>
+              <w:t xml:space="preserve">V0.6</w:t>
             </w:r>
           </w:p>
         </w:tc>
@@ -271,7 +271,7 @@
                 <w:sz w:val="18"/>
                 <w:szCs w:val="18"/>
               </w:rPr>
-              <w:t xml:space="preserve">2026-08-20</w:t>
+              <w:t xml:space="preserve">2026-08-24</w:t>
             </w:r>
           </w:p>
         </w:tc>
@@ -385,7 +385,7 @@
                 <w:sz w:val="18"/>
                 <w:szCs w:val="18"/>
               </w:rPr>
-              <w:t xml:space="preserve">wcm/documentation/WCM_USER_MANUAL_V0_2.md</w:t>
+              <w:t xml:space="preserve">wcm/documentation/WCM_USER_MANUAL_V0_6.md</w:t>
             </w:r>
           </w:p>
         </w:tc>
@@ -442,7 +442,7 @@
                 <w:sz w:val="18"/>
                 <w:szCs w:val="18"/>
               </w:rPr>
-              <w:t xml:space="preserve">16e354b</w:t>
+              <w:t xml:space="preserve">80d886d</w:t>
             </w:r>
           </w:p>
         </w:tc>
@@ -499,7 +499,7 @@
                 <w:sz w:val="18"/>
                 <w:szCs w:val="18"/>
               </w:rPr>
-              <w:t xml:space="preserve">2026-08-20T21:35:00.035Z</w:t>
+              <w:t xml:space="preserve">2026-08-29T05:40:28.754Z</w:t>
             </w:r>
           </w:p>
         </w:tc>
@@ -532,7 +532,7 @@
         <w:t xml:space="preserve">Versione:</w:t>
       </w:r>
       <w:r>
-        <w:t xml:space="preserve"> 0.2</w:t>
+        <w:t xml:space="preserve"> 0.6</w:t>
       </w:r>
       <w:r>
         <w:t xml:space="preserve"> </w:t>
@@ -545,7 +545,7 @@
         <w:t xml:space="preserve">Data:</w:t>
       </w:r>
       <w:r>
-        <w:t xml:space="preserve"> 2026-08-20</w:t>
+        <w:t xml:space="preserve"> 2026-08-24</w:t>
       </w:r>
       <w:r>
         <w:t xml:space="preserve"> </w:t>
@@ -571,7 +571,7 @@
         <w:t xml:space="preserve">Pubblico:</w:t>
       </w:r>
       <w:r>
-        <w:t xml:space="preserve"> utilizzatori WCM / owner / Board</w:t>
+        <w:t xml:space="preserve"> utilizzatori WCM, owner, Board e persone senza background tecnico</w:t>
       </w:r>
       <w:r>
         <w:t xml:space="preserve"> </w:t>
@@ -584,16 +584,7 @@
         <w:t xml:space="preserve">Authority:</w:t>
       </w:r>
       <w:r>
-        <w:t xml:space="preserve"> human-facing projection governata da </w:t>
-      </w:r>
-      <w:r>
-        <w:rPr>
-          <w:rFonts w:ascii="Courier New" w:cs="Courier New" w:eastAsia="Courier New" w:hAnsi="Courier New"/>
-        </w:rPr>
-        <w:t xml:space="preserve">DEC-010</w:t>
-      </w:r>
-      <w:r>
-        <w:t xml:space="preserve">; non sostituisce Governance, Process Book o Project State</w:t>
+        <w:t xml:space="preserve"> DEC-010 + DEC-014; human-facing projection, non source of truth</w:t>
       </w:r>
     </w:p>
     <w:p>
@@ -609,22 +600,22 @@
         <w:pStyle w:val="Heading1"/>
       </w:pPr>
       <w:r>
-        <w:t xml:space="preserve">1. A cosa serve questo manuale</w:t>
-      </w:r>
-    </w:p>
-    <w:p>
-      <w:pPr>
-        <w:spacing w:after="120"/>
-      </w:pPr>
-      <w:r>
-        <w:t xml:space="preserve">Questo manuale spiega </w:t>
+        <w:t xml:space="preserve">1. Prima di cominciare: non devi conoscere la tecnologia per usare WCM</w:t>
+      </w:r>
+    </w:p>
+    <w:p>
+      <w:pPr>
+        <w:spacing w:after="120"/>
+      </w:pPr>
+      <w:r>
+        <w:t xml:space="preserve">WCM utilizza termini tecnici perché dietro l'interfaccia esistono workflow, automazioni, controlli e registri. Ma </w:t>
       </w:r>
       <w:r>
         <w:rPr>
           <w:b/>
           <w:bCs/>
         </w:rPr>
-        <w:t xml:space="preserve">come usare WCM concretamente</w:t>
+        <w:t xml:space="preserve">non devi conoscere GitHub, Supabase, runtime o projector per capire se il sistema sta lavorando bene e se serve una tua decisione</w:t>
       </w:r>
       <w:r>
         <w:t xml:space="preserve">.</w:t>
@@ -635,7 +626,33 @@
         <w:spacing w:after="120"/>
       </w:pPr>
       <w:r>
-        <w:t xml:space="preserve">Non descrive in dettaglio l'implementazione tecnica e non sostituisce le regole di governance. Serve a capire:</w:t>
+        <w:t xml:space="preserve">Dal punto di vista dell'utente, WCM può essere descritto così:</w:t>
+      </w:r>
+    </w:p>
+    <w:p>
+      <w:pPr>
+        <w:pBdr>
+          <w:left w:val="single" w:color="C00000" w:sz="12" w:space="8"/>
+        </w:pBdr>
+        <w:spacing w:after="120"/>
+      </w:pPr>
+      <w:r>
+        <w:rPr>
+          <w:b/>
+          <w:bCs/>
+          <w:i/>
+          <w:iCs/>
+          <w:color w:val="444444"/>
+        </w:rPr>
+        <w:t xml:space="preserve">È un sistema che permette all'intelligenza artificiale di lavorare su progetti che durano nel tempo, ricordando ciò che è stato deciso, continuando il lavoro da dove era arrivato, controllando la propria memoria e fermandosi quando una decisione deve essere presa da una persona.</w:t>
+      </w:r>
+    </w:p>
+    <w:p>
+      <w:pPr>
+        <w:spacing w:after="120"/>
+      </w:pPr>
+      <w:r>
+        <w:t xml:space="preserve">Le cinque domande fondamentali sono sempre le stesse:</w:t>
       </w:r>
     </w:p>
     <w:p>
@@ -648,7 +665,7 @@
         <w:spacing w:after="60"/>
       </w:pPr>
       <w:r>
-        <w:t xml:space="preserve">dove guardare;</w:t>
+        <w:t xml:space="preserve">Dove siamo?</w:t>
       </w:r>
     </w:p>
     <w:p>
@@ -661,7 +678,7 @@
         <w:spacing w:after="60"/>
       </w:pPr>
       <w:r>
-        <w:t xml:space="preserve">cosa significa ciò che si vede;</w:t>
+        <w:t xml:space="preserve">Che cosa sta facendo WCM?</w:t>
       </w:r>
     </w:p>
     <w:p>
@@ -674,7 +691,7 @@
         <w:spacing w:after="60"/>
       </w:pPr>
       <w:r>
-        <w:t xml:space="preserve">quando è richiesta un'azione umana;</w:t>
+        <w:t xml:space="preserve">C'è qualcosa che richiede me?</w:t>
       </w:r>
     </w:p>
     <w:p>
@@ -687,7 +704,7 @@
         <w:spacing w:after="60"/>
       </w:pPr>
       <w:r>
-        <w:t xml:space="preserve">cosa può fare WCM autonomamente;</w:t>
+        <w:t xml:space="preserve">Posso fidarmi dello stato e della memoria che vedo?</w:t>
       </w:r>
     </w:p>
     <w:p>
@@ -700,20 +717,15 @@
         <w:spacing w:after="60"/>
       </w:pPr>
       <w:r>
-        <w:t xml:space="preserve">come leggere stato, documenti, Knowledge Health e Learning;</w:t>
-      </w:r>
-    </w:p>
-    <w:p>
-      <w:pPr>
-        <w:pStyle w:val="ListParagraph"/>
-        <w:numPr>
-          <w:ilvl w:val="0"/>
-          <w:numId w:val="2"/>
-        </w:numPr>
-        <w:spacing w:after="60"/>
-      </w:pPr>
-      <w:r>
-        <w:t xml:space="preserve">come consultare la documentazione ufficiale WCM.</w:t>
+        <w:t xml:space="preserve">Che cosa ha imparato il sistema dall'esperienza?</w:t>
+      </w:r>
+    </w:p>
+    <w:p>
+      <w:pPr>
+        <w:spacing w:after="120"/>
+      </w:pPr>
+      <w:r>
+        <w:t xml:space="preserve">Mission Control serve soprattutto a rispondere a queste domande.</w:t>
       </w:r>
     </w:p>
     <w:p>
@@ -729,142 +741,267 @@
         <w:pStyle w:val="Heading1"/>
       </w:pPr>
       <w:r>
-        <w:t xml:space="preserve">2. Entrare in Mission Control</w:t>
-      </w:r>
-    </w:p>
-    <w:p>
-      <w:pPr>
-        <w:spacing w:after="120"/>
-      </w:pPr>
-      <w:r>
-        <w:t xml:space="preserve">Mission Control è la principale superficie umana del WCM.</w:t>
-      </w:r>
-    </w:p>
-    <w:p>
-      <w:pPr>
-        <w:spacing w:after="120"/>
-      </w:pPr>
-      <w:r>
-        <w:t xml:space="preserve">Percorso corrente:</w:t>
-      </w:r>
-    </w:p>
-    <w:p>
-      <w:pPr>
-        <w:spacing w:after="120"/>
-      </w:pPr>
-      <w:r>
-        <w:rPr>
-          <w:rFonts w:ascii="Courier New" w:cs="Courier New" w:eastAsia="Courier New" w:hAnsi="Courier New"/>
-        </w:rPr>
-        <w:t xml:space="preserve">/wcm</w:t>
-      </w:r>
-    </w:p>
-    <w:p>
-      <w:pPr>
-        <w:spacing w:after="120"/>
-      </w:pPr>
-      <w:r>
-        <w:t xml:space="preserve">Dopo l'accesso autenticato si apre la Home del portfolio.</w:t>
-      </w:r>
-    </w:p>
-    <w:p>
-      <w:pPr>
-        <w:spacing w:after="120"/>
-      </w:pPr>
-      <w:r>
-        <w:t xml:space="preserve">La Home permette di capire rapidamente:</w:t>
-      </w:r>
-    </w:p>
-    <w:p>
-      <w:pPr>
-        <w:pStyle w:val="ListParagraph"/>
-        <w:numPr>
-          <w:ilvl w:val="0"/>
-          <w:numId w:val="2"/>
-        </w:numPr>
-        <w:spacing w:after="60"/>
-      </w:pPr>
-      <w:r>
-        <w:t xml:space="preserve">quanti progetti sono attivi;</w:t>
-      </w:r>
-    </w:p>
-    <w:p>
-      <w:pPr>
-        <w:pStyle w:val="ListParagraph"/>
-        <w:numPr>
-          <w:ilvl w:val="0"/>
-          <w:numId w:val="2"/>
-        </w:numPr>
-        <w:spacing w:after="60"/>
-      </w:pPr>
-      <w:r>
-        <w:t xml:space="preserve">quanti Need richiedono l'attenzione dell'owner;</w:t>
-      </w:r>
-    </w:p>
-    <w:p>
-      <w:pPr>
-        <w:pStyle w:val="ListParagraph"/>
-        <w:numPr>
-          <w:ilvl w:val="0"/>
-          <w:numId w:val="2"/>
-        </w:numPr>
-        <w:spacing w:after="60"/>
-      </w:pPr>
-      <w:r>
-        <w:t xml:space="preserve">quante decisioni sono già in elaborazione;</w:t>
-      </w:r>
-    </w:p>
-    <w:p>
-      <w:pPr>
-        <w:pStyle w:val="ListParagraph"/>
-        <w:numPr>
-          <w:ilvl w:val="0"/>
-          <w:numId w:val="2"/>
-        </w:numPr>
-        <w:spacing w:after="60"/>
-      </w:pPr>
-      <w:r>
-        <w:t xml:space="preserve">quanti documenti devono essere letti;</w:t>
-      </w:r>
-    </w:p>
-    <w:p>
-      <w:pPr>
-        <w:pStyle w:val="ListParagraph"/>
-        <w:numPr>
-          <w:ilvl w:val="0"/>
-          <w:numId w:val="2"/>
-        </w:numPr>
-        <w:spacing w:after="60"/>
-      </w:pPr>
-      <w:r>
-        <w:t xml:space="preserve">lo stato del WCM Learning;</w:t>
-      </w:r>
-    </w:p>
-    <w:p>
-      <w:pPr>
-        <w:pStyle w:val="ListParagraph"/>
-        <w:numPr>
-          <w:ilvl w:val="0"/>
-          <w:numId w:val="2"/>
-        </w:numPr>
-        <w:spacing w:after="60"/>
-      </w:pPr>
-      <w:r>
-        <w:t xml:space="preserve">l'accesso alla Documentazione WCM;</w:t>
-      </w:r>
-    </w:p>
-    <w:p>
-      <w:pPr>
-        <w:pStyle w:val="ListParagraph"/>
-        <w:numPr>
-          <w:ilvl w:val="0"/>
-          <w:numId w:val="2"/>
-        </w:numPr>
-        <w:spacing w:after="60"/>
-      </w:pPr>
-      <w:r>
-        <w:t xml:space="preserve">lo stato sintetico dei singoli progetti.</w:t>
-      </w:r>
+        <w:t xml:space="preserve">2. Un'immagine semplice: WCM come una piccola organizzazione</w:t>
+      </w:r>
+    </w:p>
+    <w:p>
+      <w:pPr>
+        <w:spacing w:after="120"/>
+      </w:pPr>
+      <w:r>
+        <w:t xml:space="preserve">Puoi immaginare WCM come un'organizzazione invisibile che lavora dietro Mission Control.</w:t>
+      </w:r>
+    </w:p>
+    <w:p>
+      <w:pPr>
+        <w:spacing w:after="120"/>
+      </w:pPr>
+      <w:r>
+        <w:rPr>
+          <w:b/>
+          <w:bCs/>
+        </w:rPr>
+        <w:t xml:space="preserve">Wise</w:t>
+      </w:r>
+      <w:r>
+        <w:t xml:space="preserve"> è la parte che comprende: interpreta obiettivi, problemi, significato e priorità.</w:t>
+      </w:r>
+    </w:p>
+    <w:p>
+      <w:pPr>
+        <w:spacing w:after="120"/>
+      </w:pPr>
+      <w:r>
+        <w:t xml:space="preserve">La </w:t>
+      </w:r>
+      <w:r>
+        <w:rPr>
+          <w:b/>
+          <w:bCs/>
+        </w:rPr>
+        <w:t xml:space="preserve">memoria persistente</w:t>
+      </w:r>
+      <w:r>
+        <w:t xml:space="preserve"> è il luogo in cui vengono conservate le cose che non devono andare perse quando una conversazione termina.</w:t>
+      </w:r>
+    </w:p>
+    <w:p>
+      <w:pPr>
+        <w:spacing w:after="120"/>
+      </w:pPr>
+      <w:r>
+        <w:t xml:space="preserve">Le </w:t>
+      </w:r>
+      <w:r>
+        <w:rPr>
+          <w:b/>
+          <w:bCs/>
+        </w:rPr>
+        <w:t xml:space="preserve">automazioni deterministiche</w:t>
+      </w:r>
+      <w:r>
+        <w:t xml:space="preserve"> fanno i lavori meccanici: aggiornano stati, controllano regole, registrano dati, evitano duplicazioni.</w:t>
+      </w:r>
+    </w:p>
+    <w:p>
+      <w:pPr>
+        <w:spacing w:after="120"/>
+      </w:pPr>
+      <w:r>
+        <w:rPr>
+          <w:b/>
+          <w:bCs/>
+        </w:rPr>
+        <w:t xml:space="preserve">Mission Control</w:t>
+      </w:r>
+      <w:r>
+        <w:t xml:space="preserve"> è la sala di controllo che ti mostra in modo leggibile ciò che sta succedendo.</w:t>
+      </w:r>
+    </w:p>
+    <w:p>
+      <w:pPr>
+        <w:spacing w:after="120"/>
+      </w:pPr>
+      <w:r>
+        <w:rPr>
+          <w:b/>
+          <w:bCs/>
+        </w:rPr>
+        <w:t xml:space="preserve">Tu</w:t>
+      </w:r>
+      <w:r>
+        <w:t xml:space="preserve">, nei punti previsti, mantieni l'ultima parola sulle decisioni che WCM non può prendere autonomamente.</w:t>
+      </w:r>
+    </w:p>
+    <w:p>
+      <w:pPr>
+        <w:shd w:fill="F2F2F2" w:val="clear"/>
+        <w:spacing w:after="0" w:before="0"/>
+        <w:ind w:left="240"/>
+      </w:pPr>
+      <w:r>
+        <w:rPr>
+          <w:rFonts w:ascii="Courier New" w:cs="Courier New" w:eastAsia="Courier New" w:hAnsi="Courier New"/>
+          <w:sz w:val="16"/>
+          <w:szCs w:val="16"/>
+        </w:rPr>
+        <w:t xml:space="preserve">TU DAI DIREZIONE E AUTHORITY</w:t>
+      </w:r>
+    </w:p>
+    <w:p>
+      <w:pPr>
+        <w:shd w:fill="F2F2F2" w:val="clear"/>
+        <w:spacing w:after="0" w:before="0"/>
+        <w:ind w:left="240"/>
+      </w:pPr>
+      <w:r>
+        <w:rPr>
+          <w:rFonts w:ascii="Courier New" w:cs="Courier New" w:eastAsia="Courier New" w:hAnsi="Courier New"/>
+          <w:sz w:val="16"/>
+          <w:szCs w:val="16"/>
+        </w:rPr>
+        <w:t xml:space="preserve">            ↓</w:t>
+      </w:r>
+    </w:p>
+    <w:p>
+      <w:pPr>
+        <w:shd w:fill="F2F2F2" w:val="clear"/>
+        <w:spacing w:after="0" w:before="0"/>
+        <w:ind w:left="240"/>
+      </w:pPr>
+      <w:r>
+        <w:rPr>
+          <w:rFonts w:ascii="Courier New" w:cs="Courier New" w:eastAsia="Courier New" w:hAnsi="Courier New"/>
+          <w:sz w:val="16"/>
+          <w:szCs w:val="16"/>
+        </w:rPr>
+        <w:t xml:space="preserve">       WISE LAVORA</w:t>
+      </w:r>
+    </w:p>
+    <w:p>
+      <w:pPr>
+        <w:shd w:fill="F2F2F2" w:val="clear"/>
+        <w:spacing w:after="0" w:before="0"/>
+        <w:ind w:left="240"/>
+      </w:pPr>
+      <w:r>
+        <w:rPr>
+          <w:rFonts w:ascii="Courier New" w:cs="Courier New" w:eastAsia="Courier New" w:hAnsi="Courier New"/>
+          <w:sz w:val="16"/>
+          <w:szCs w:val="16"/>
+        </w:rPr>
+        <w:t xml:space="preserve">            ↓</w:t>
+      </w:r>
+    </w:p>
+    <w:p>
+      <w:pPr>
+        <w:shd w:fill="F2F2F2" w:val="clear"/>
+        <w:spacing w:after="0" w:before="0"/>
+        <w:ind w:left="240"/>
+      </w:pPr>
+      <w:r>
+        <w:rPr>
+          <w:rFonts w:ascii="Courier New" w:cs="Courier New" w:eastAsia="Courier New" w:hAnsi="Courier New"/>
+          <w:sz w:val="16"/>
+          <w:szCs w:val="16"/>
+        </w:rPr>
+        <w:t xml:space="preserve"> WCM CONSERVA E CONTROLLA</w:t>
+      </w:r>
+    </w:p>
+    <w:p>
+      <w:pPr>
+        <w:shd w:fill="F2F2F2" w:val="clear"/>
+        <w:spacing w:after="0" w:before="0"/>
+        <w:ind w:left="240"/>
+      </w:pPr>
+      <w:r>
+        <w:rPr>
+          <w:rFonts w:ascii="Courier New" w:cs="Courier New" w:eastAsia="Courier New" w:hAnsi="Courier New"/>
+          <w:sz w:val="16"/>
+          <w:szCs w:val="16"/>
+        </w:rPr>
+        <w:t xml:space="preserve">            ↓</w:t>
+      </w:r>
+    </w:p>
+    <w:p>
+      <w:pPr>
+        <w:shd w:fill="F2F2F2" w:val="clear"/>
+        <w:spacing w:after="0" w:before="0"/>
+        <w:ind w:left="240"/>
+      </w:pPr>
+      <w:r>
+        <w:rPr>
+          <w:rFonts w:ascii="Courier New" w:cs="Courier New" w:eastAsia="Courier New" w:hAnsi="Courier New"/>
+          <w:sz w:val="16"/>
+          <w:szCs w:val="16"/>
+        </w:rPr>
+        <w:t xml:space="preserve">AUTOMAZIONI SINCRONIZZANO</w:t>
+      </w:r>
+    </w:p>
+    <w:p>
+      <w:pPr>
+        <w:shd w:fill="F2F2F2" w:val="clear"/>
+        <w:spacing w:after="0" w:before="0"/>
+        <w:ind w:left="240"/>
+      </w:pPr>
+      <w:r>
+        <w:rPr>
+          <w:rFonts w:ascii="Courier New" w:cs="Courier New" w:eastAsia="Courier New" w:hAnsi="Courier New"/>
+          <w:sz w:val="16"/>
+          <w:szCs w:val="16"/>
+        </w:rPr>
+        <w:t xml:space="preserve">            ↓</w:t>
+      </w:r>
+    </w:p>
+    <w:p>
+      <w:pPr>
+        <w:shd w:fill="F2F2F2" w:val="clear"/>
+        <w:spacing w:after="0" w:before="0"/>
+        <w:ind w:left="240"/>
+      </w:pPr>
+      <w:r>
+        <w:rPr>
+          <w:rFonts w:ascii="Courier New" w:cs="Courier New" w:eastAsia="Courier New" w:hAnsi="Courier New"/>
+          <w:sz w:val="16"/>
+          <w:szCs w:val="16"/>
+        </w:rPr>
+        <w:t xml:space="preserve">MISSION CONTROL TI INFORMA</w:t>
+      </w:r>
+    </w:p>
+    <w:p>
+      <w:pPr>
+        <w:shd w:fill="F2F2F2" w:val="clear"/>
+        <w:spacing w:after="0" w:before="0"/>
+        <w:ind w:left="240"/>
+      </w:pPr>
+      <w:r>
+        <w:rPr>
+          <w:rFonts w:ascii="Courier New" w:cs="Courier New" w:eastAsia="Courier New" w:hAnsi="Courier New"/>
+          <w:sz w:val="16"/>
+          <w:szCs w:val="16"/>
+        </w:rPr>
+        <w:t xml:space="preserve">            ↓</w:t>
+      </w:r>
+    </w:p>
+    <w:p>
+      <w:pPr>
+        <w:shd w:fill="F2F2F2" w:val="clear"/>
+        <w:spacing w:after="0" w:before="0"/>
+        <w:ind w:left="240"/>
+      </w:pPr>
+      <w:r>
+        <w:rPr>
+          <w:rFonts w:ascii="Courier New" w:cs="Courier New" w:eastAsia="Courier New" w:hAnsi="Courier New"/>
+          <w:sz w:val="16"/>
+          <w:szCs w:val="16"/>
+        </w:rPr>
+        <w:t xml:space="preserve">SE SERVE UNA DECISIONE → TORNA A TE</w:t>
+      </w:r>
+    </w:p>
+    <w:p>
+      <w:pPr>
+        <w:spacing w:after="120"/>
+      </w:pPr>
     </w:p>
     <w:p>
       <w:pPr>
@@ -879,112 +1016,68 @@
         <w:pStyle w:val="Heading1"/>
       </w:pPr>
       <w:r>
-        <w:t xml:space="preserve">3. Home: cosa guardare per prima cosa</w:t>
-      </w:r>
-    </w:p>
-    <w:p>
-      <w:pPr>
-        <w:pStyle w:val="Heading2"/>
-      </w:pPr>
-      <w:r>
-        <w:t xml:space="preserve">Progetti</w:t>
-      </w:r>
-    </w:p>
-    <w:p>
-      <w:pPr>
-        <w:spacing w:after="120"/>
-      </w:pPr>
-      <w:r>
-        <w:t xml:space="preserve">Apre l'elenco dei progetti WCM.</w:t>
-      </w:r>
-    </w:p>
-    <w:p>
-      <w:pPr>
-        <w:pStyle w:val="Heading2"/>
-      </w:pPr>
-      <w:r>
-        <w:t xml:space="preserve">Needs Stefano</w:t>
-      </w:r>
-    </w:p>
-    <w:p>
-      <w:pPr>
-        <w:spacing w:after="120"/>
-      </w:pPr>
-      <w:r>
-        <w:t xml:space="preserve">Mostra le decisioni o azioni che richiedono realmente l'intervento dell'owner. Se il numero è maggiore di zero, è normalmente il primo punto da controllare.</w:t>
-      </w:r>
-    </w:p>
-    <w:p>
-      <w:pPr>
-        <w:pStyle w:val="Heading2"/>
-      </w:pPr>
-      <w:r>
-        <w:t xml:space="preserve">Pending</w:t>
-      </w:r>
-    </w:p>
-    <w:p>
-      <w:pPr>
-        <w:spacing w:after="120"/>
-      </w:pPr>
-      <w:r>
-        <w:t xml:space="preserve">Mostra decisioni già effettuate ma ancora in elaborazione dal sistema. </w:t>
-      </w:r>
-      <w:r>
-        <w:rPr>
-          <w:rFonts w:ascii="Courier New" w:cs="Courier New" w:eastAsia="Courier New" w:hAnsi="Courier New"/>
-        </w:rPr>
-        <w:t xml:space="preserve">Pending</w:t>
-      </w:r>
-      <w:r>
-        <w:t xml:space="preserve"> non significa necessariamente che devi intervenire di nuovo.</w:t>
-      </w:r>
-    </w:p>
-    <w:p>
-      <w:pPr>
-        <w:pStyle w:val="Heading2"/>
-      </w:pPr>
-      <w:r>
-        <w:t xml:space="preserve">Documenti da leggere</w:t>
-      </w:r>
-    </w:p>
-    <w:p>
-      <w:pPr>
-        <w:spacing w:after="120"/>
-      </w:pPr>
-      <w:r>
-        <w:t xml:space="preserve">Mostra i documenti collegati a un Need o a un passaggio che richiede lettura umana.</w:t>
-      </w:r>
-    </w:p>
-    <w:p>
-      <w:pPr>
-        <w:pStyle w:val="Heading2"/>
-      </w:pPr>
-      <w:r>
-        <w:t xml:space="preserve">WCM Learning</w:t>
-      </w:r>
-    </w:p>
-    <w:p>
-      <w:pPr>
-        <w:spacing w:after="120"/>
-      </w:pPr>
-      <w:r>
-        <w:t xml:space="preserve">Apre la vista globale di ciò che WCM sta imparando dall'esperienza.</w:t>
-      </w:r>
-    </w:p>
-    <w:p>
-      <w:pPr>
-        <w:pStyle w:val="Heading2"/>
-      </w:pPr>
-      <w:r>
-        <w:t xml:space="preserve">Documentazione WCM</w:t>
-      </w:r>
-    </w:p>
-    <w:p>
-      <w:pPr>
-        <w:spacing w:after="120"/>
-      </w:pPr>
-      <w:r>
-        <w:t xml:space="preserve">Apre il Documentation Center con Technical Reference, Executive / Client Guide e User Manual.</w:t>
+        <w:t xml:space="preserve">3. Da dove si entra</w:t>
+      </w:r>
+    </w:p>
+    <w:p>
+      <w:pPr>
+        <w:spacing w:after="120"/>
+      </w:pPr>
+      <w:r>
+        <w:t xml:space="preserve">Il punto principale è Mission Control:</w:t>
+      </w:r>
+    </w:p>
+    <w:p>
+      <w:pPr>
+        <w:spacing w:after="120"/>
+      </w:pPr>
+      <w:r>
+        <w:rPr>
+          <w:rFonts w:ascii="Courier New" w:cs="Courier New" w:eastAsia="Courier New" w:hAnsi="Courier New"/>
+        </w:rPr>
+        <w:t xml:space="preserve">/wcm</w:t>
+      </w:r>
+    </w:p>
+    <w:p>
+      <w:pPr>
+        <w:spacing w:after="120"/>
+      </w:pPr>
+      <w:r>
+        <w:t xml:space="preserve">Dalla Home puoi entrare nei progetti, vedere se qualcosa richiede la tua attenzione, consultare documenti, controllare la salute del sistema, leggere i learning e aprire la documentazione.</w:t>
+      </w:r>
+    </w:p>
+    <w:p>
+      <w:pPr>
+        <w:spacing w:after="120"/>
+      </w:pPr>
+      <w:r>
+        <w:t xml:space="preserve">Una regola utile:</w:t>
+      </w:r>
+    </w:p>
+    <w:p>
+      <w:pPr>
+        <w:pBdr>
+          <w:left w:val="single" w:color="C00000" w:sz="12" w:space="8"/>
+        </w:pBdr>
+        <w:spacing w:after="120"/>
+      </w:pPr>
+      <w:r>
+        <w:rPr>
+          <w:b/>
+          <w:bCs/>
+          <w:i/>
+          <w:iCs/>
+          <w:color w:val="444444"/>
+        </w:rPr>
+        <w:t xml:space="preserve">Mission Control è il cruscotto, non il motore.</w:t>
+      </w:r>
+    </w:p>
+    <w:p>
+      <w:pPr>
+        <w:spacing w:after="120"/>
+      </w:pPr>
+      <w:r>
+        <w:t xml:space="preserve">Normalmente puoi fidarti di ciò che vedi. Se però una schermata dovesse essere in ritardo, non bisogna modificare il progetto per far coincidere la dashboard: è la dashboard che deve riallinearsi alla fonte corretta.</w:t>
       </w:r>
     </w:p>
     <w:p>
@@ -1000,153 +1093,199 @@
         <w:pStyle w:val="Heading1"/>
       </w:pPr>
       <w:r>
-        <w:t xml:space="preserve">4. Progetti</w:t>
-      </w:r>
-    </w:p>
-    <w:p>
-      <w:pPr>
-        <w:spacing w:after="120"/>
-      </w:pPr>
-      <w:r>
-        <w:t xml:space="preserve">Aprendo un progetto puoi trovare, in funzione della configurazione applicabile:</w:t>
-      </w:r>
-    </w:p>
-    <w:p>
-      <w:pPr>
-        <w:pStyle w:val="ListParagraph"/>
-        <w:numPr>
-          <w:ilvl w:val="0"/>
-          <w:numId w:val="2"/>
-        </w:numPr>
-        <w:spacing w:after="60"/>
-      </w:pPr>
-      <w:r>
-        <w:t xml:space="preserve">Overview;</w:t>
-      </w:r>
-    </w:p>
-    <w:p>
-      <w:pPr>
-        <w:pStyle w:val="ListParagraph"/>
-        <w:numPr>
-          <w:ilvl w:val="0"/>
-          <w:numId w:val="2"/>
-        </w:numPr>
-        <w:spacing w:after="60"/>
-      </w:pPr>
-      <w:r>
-        <w:t xml:space="preserve">stato/fase;</w:t>
-      </w:r>
-    </w:p>
-    <w:p>
-      <w:pPr>
-        <w:pStyle w:val="ListParagraph"/>
-        <w:numPr>
-          <w:ilvl w:val="0"/>
-          <w:numId w:val="2"/>
-        </w:numPr>
-        <w:spacing w:after="60"/>
-      </w:pPr>
-      <w:r>
-        <w:t xml:space="preserve">focus corrente;</w:t>
-      </w:r>
-    </w:p>
-    <w:p>
-      <w:pPr>
-        <w:pStyle w:val="ListParagraph"/>
-        <w:numPr>
-          <w:ilvl w:val="0"/>
-          <w:numId w:val="2"/>
-        </w:numPr>
-        <w:spacing w:after="60"/>
-      </w:pPr>
-      <w:r>
-        <w:t xml:space="preserve">next action;</w:t>
-      </w:r>
-    </w:p>
-    <w:p>
-      <w:pPr>
-        <w:pStyle w:val="ListParagraph"/>
-        <w:numPr>
-          <w:ilvl w:val="0"/>
-          <w:numId w:val="2"/>
-        </w:numPr>
-        <w:spacing w:after="60"/>
-      </w:pPr>
-      <w:r>
-        <w:t xml:space="preserve">Board;</w:t>
-      </w:r>
-    </w:p>
-    <w:p>
-      <w:pPr>
-        <w:pStyle w:val="ListParagraph"/>
-        <w:numPr>
-          <w:ilvl w:val="0"/>
-          <w:numId w:val="2"/>
-        </w:numPr>
-        <w:spacing w:after="60"/>
-      </w:pPr>
-      <w:r>
-        <w:t xml:space="preserve">Documents;</w:t>
-      </w:r>
-    </w:p>
-    <w:p>
-      <w:pPr>
-        <w:pStyle w:val="ListParagraph"/>
-        <w:numPr>
-          <w:ilvl w:val="0"/>
-          <w:numId w:val="2"/>
-        </w:numPr>
-        <w:spacing w:after="60"/>
-      </w:pPr>
-      <w:r>
-        <w:t xml:space="preserve">Activity;</w:t>
-      </w:r>
-    </w:p>
-    <w:p>
-      <w:pPr>
-        <w:pStyle w:val="ListParagraph"/>
-        <w:numPr>
-          <w:ilvl w:val="0"/>
-          <w:numId w:val="2"/>
-        </w:numPr>
-        <w:spacing w:after="60"/>
-      </w:pPr>
-      <w:r>
-        <w:t xml:space="preserve">Roadmap;</w:t>
-      </w:r>
-    </w:p>
-    <w:p>
-      <w:pPr>
-        <w:pStyle w:val="ListParagraph"/>
-        <w:numPr>
-          <w:ilvl w:val="0"/>
-          <w:numId w:val="2"/>
-        </w:numPr>
-        <w:spacing w:after="60"/>
-      </w:pPr>
-      <w:r>
-        <w:t xml:space="preserve">Knowledge;</w:t>
-      </w:r>
-    </w:p>
-    <w:p>
-      <w:pPr>
-        <w:pStyle w:val="ListParagraph"/>
-        <w:numPr>
-          <w:ilvl w:val="0"/>
-          <w:numId w:val="2"/>
-        </w:numPr>
-        <w:spacing w:after="60"/>
-      </w:pPr>
-      <w:r>
-        <w:t xml:space="preserve">Steward Activity.</w:t>
-      </w:r>
-    </w:p>
-    <w:p>
-      <w:pPr>
-        <w:spacing w:after="120"/>
-      </w:pPr>
-      <w:r>
-        <w:t xml:space="preserve">Non tutti i progetti devono avere la stessa struttura interna: WCM è domain-agnostic e i workflow specifici dipendono dal progetto.</w:t>
+        <w:t xml:space="preserve">4. La Home: da dove partire senza guardare tutto</w:t>
+      </w:r>
+    </w:p>
+    <w:p>
+      <w:pPr>
+        <w:spacing w:after="120"/>
+      </w:pPr>
+      <w:r>
+        <w:t xml:space="preserve">Quando entri non serve leggere ogni card.</w:t>
+      </w:r>
+    </w:p>
+    <w:p>
+      <w:pPr>
+        <w:pStyle w:val="Heading2"/>
+      </w:pPr>
+      <w:r>
+        <w:t xml:space="preserve">4.1 Needs Stefano</w:t>
+      </w:r>
+    </w:p>
+    <w:p>
+      <w:pPr>
+        <w:spacing w:after="120"/>
+      </w:pPr>
+      <w:r>
+        <w:t xml:space="preserve">Se il numero è maggiore di zero, aprilo per primo.</w:t>
+      </w:r>
+    </w:p>
+    <w:p>
+      <w:pPr>
+        <w:spacing w:after="120"/>
+      </w:pPr>
+      <w:r>
+        <w:t xml:space="preserve">Un Need significa, in sostanza:</w:t>
+      </w:r>
+    </w:p>
+    <w:p>
+      <w:pPr>
+        <w:pBdr>
+          <w:left w:val="single" w:color="C00000" w:sz="12" w:space="8"/>
+        </w:pBdr>
+        <w:spacing w:after="120"/>
+      </w:pPr>
+      <w:r>
+        <w:rPr>
+          <w:b/>
+          <w:bCs/>
+          <w:i/>
+          <w:iCs/>
+          <w:color w:val="444444"/>
+        </w:rPr>
+        <w:t xml:space="preserve">“WCM è arrivato a un punto in cui non può o non deve decidere da solo.”</w:t>
+      </w:r>
+    </w:p>
+    <w:p>
+      <w:pPr>
+        <w:spacing w:after="120"/>
+      </w:pPr>
+      <w:r>
+        <w:t xml:space="preserve">Potrebbe chiederti di approvare un documento, scegliere tra alternative, autorizzare un cambiamento oppure fornire un'informazione che soltanto tu possiedi.</w:t>
+      </w:r>
+    </w:p>
+    <w:p>
+      <w:pPr>
+        <w:spacing w:after="120"/>
+      </w:pPr>
+      <w:r>
+        <w:t xml:space="preserve">Se non ci sono Need, non significa che WCM non stia lavorando. Significa semplicemente che in quel momento non richiede te.</w:t>
+      </w:r>
+    </w:p>
+    <w:p>
+      <w:pPr>
+        <w:pStyle w:val="Heading2"/>
+      </w:pPr>
+      <w:r>
+        <w:t xml:space="preserve">4.2 Pending</w:t>
+      </w:r>
+    </w:p>
+    <w:p>
+      <w:pPr>
+        <w:spacing w:after="120"/>
+      </w:pPr>
+      <w:r>
+        <w:t xml:space="preserve">Pending significa:</w:t>
+      </w:r>
+    </w:p>
+    <w:p>
+      <w:pPr>
+        <w:pBdr>
+          <w:left w:val="single" w:color="C00000" w:sz="12" w:space="8"/>
+        </w:pBdr>
+        <w:spacing w:after="120"/>
+      </w:pPr>
+      <w:r>
+        <w:rPr>
+          <w:b/>
+          <w:bCs/>
+          <w:i/>
+          <w:iCs/>
+          <w:color w:val="444444"/>
+        </w:rPr>
+        <w:t xml:space="preserve">“Hai già deciso; WCM sta ancora applicando gli effetti.”</w:t>
+      </w:r>
+    </w:p>
+    <w:p>
+      <w:pPr>
+        <w:spacing w:after="120"/>
+      </w:pPr>
+      <w:r>
+        <w:t xml:space="preserve">È importante perché evita un comportamento molto umano: premere di nuovo pensando che il primo comando non sia stato ricevuto.</w:t>
+      </w:r>
+    </w:p>
+    <w:p>
+      <w:pPr>
+        <w:spacing w:after="120"/>
+      </w:pPr>
+      <w:r>
+        <w:t xml:space="preserve">Se una decisione è Pending, normalmente non devi fare nulla.</w:t>
+      </w:r>
+    </w:p>
+    <w:p>
+      <w:pPr>
+        <w:pStyle w:val="Heading2"/>
+      </w:pPr>
+      <w:r>
+        <w:t xml:space="preserve">4.3 Progetti</w:t>
+      </w:r>
+    </w:p>
+    <w:p>
+      <w:pPr>
+        <w:spacing w:after="120"/>
+      </w:pPr>
+      <w:r>
+        <w:t xml:space="preserve">Qui trovi il portfolio WCM. Ogni progetto possiede la propria situazione, i propri workflow e, quando necessario, i propri manuali.</w:t>
+      </w:r>
+    </w:p>
+    <w:p>
+      <w:pPr>
+        <w:pStyle w:val="Heading2"/>
+      </w:pPr>
+      <w:r>
+        <w:t xml:space="preserve">4.4 Documenti</w:t>
+      </w:r>
+    </w:p>
+    <w:p>
+      <w:pPr>
+        <w:spacing w:after="120"/>
+      </w:pPr>
+      <w:r>
+        <w:t xml:space="preserve">Qui puoi trovare materiale da leggere, Candidate, documenti approvati, report o altri output.</w:t>
+      </w:r>
+    </w:p>
+    <w:p>
+      <w:pPr>
+        <w:spacing w:after="120"/>
+      </w:pPr>
+      <w:r>
+        <w:rPr>
+          <w:b/>
+          <w:bCs/>
+        </w:rPr>
+        <w:t xml:space="preserve">Il fatto che tu possa leggere o scaricare un file non significa che quel file sia approvato.</w:t>
+      </w:r>
+    </w:p>
+    <w:p>
+      <w:pPr>
+        <w:pStyle w:val="Heading2"/>
+      </w:pPr>
+      <w:r>
+        <w:t xml:space="preserve">4.5 WCM Learning</w:t>
+      </w:r>
+    </w:p>
+    <w:p>
+      <w:pPr>
+        <w:spacing w:after="120"/>
+      </w:pPr>
+      <w:r>
+        <w:t xml:space="preserve">Questa pagina parla del metodo WCM, non del contenuto di un progetto. Mostra l'esperienza che il sistema sta trasformando in conoscenza metodologica.</w:t>
+      </w:r>
+    </w:p>
+    <w:p>
+      <w:pPr>
+        <w:pStyle w:val="Heading2"/>
+      </w:pPr>
+      <w:r>
+        <w:t xml:space="preserve">4.6 Documentazione</w:t>
+      </w:r>
+    </w:p>
+    <w:p>
+      <w:pPr>
+        <w:spacing w:after="120"/>
+      </w:pPr>
+      <w:r>
+        <w:t xml:space="preserve">Qui trovi i manuali generali e quelli specifici dei progetti, con indice cliccabile e release distribuibili quando verificate.</w:t>
       </w:r>
     </w:p>
     <w:p>
@@ -1162,33 +1301,46 @@
         <w:pStyle w:val="Heading1"/>
       </w:pPr>
       <w:r>
-        <w:t xml:space="preserve">5. Needs Stefano</w:t>
-      </w:r>
-    </w:p>
-    <w:p>
-      <w:pPr>
-        <w:spacing w:after="120"/>
-      </w:pPr>
-      <w:r>
-        <w:t xml:space="preserve">Un </w:t>
-      </w:r>
+        <w:t xml:space="preserve">5. Come capire se WCM sta lavorando o aspetta te</w:t>
+      </w:r>
+    </w:p>
+    <w:p>
+      <w:pPr>
+        <w:spacing w:after="120"/>
+      </w:pPr>
+      <w:r>
+        <w:t xml:space="preserve">Nella sezione Execution Health puoi incontrare termini tecnici. Ecco il loro significato umano.</w:t>
+      </w:r>
+    </w:p>
+    <w:p>
+      <w:pPr>
+        <w:pStyle w:val="Heading2"/>
+      </w:pPr>
+      <w:r>
+        <w:rPr>
+          <w:rFonts w:ascii="Courier New" w:cs="Courier New" w:eastAsia="Courier New" w:hAnsi="Courier New"/>
+        </w:rPr>
+        <w:t xml:space="preserve">ACTIVE</w:t>
+      </w:r>
+    </w:p>
+    <w:p>
+      <w:pPr>
+        <w:spacing w:after="120"/>
+      </w:pPr>
       <w:r>
         <w:rPr>
           <w:b/>
           <w:bCs/>
         </w:rPr>
-        <w:t xml:space="preserve">Need</w:t>
-      </w:r>
-      <w:r>
-        <w:t xml:space="preserve"> rappresenta qualcosa che richiede attenzione umana.</w:t>
-      </w:r>
-    </w:p>
-    <w:p>
-      <w:pPr>
-        <w:spacing w:after="120"/>
-      </w:pPr>
-      <w:r>
-        <w:t xml:space="preserve">Può trattarsi, per esempio, di una scelta autoriale o strategica, una Board decision, una richiesta di approvazione, una modifica da valutare o un problema semantico che il sistema non può risolvere meccanicamente.</w:t>
+        <w:t xml:space="preserve">Il workflow ha ancora lavoro autorizzato da fare.</w:t>
+      </w:r>
+    </w:p>
+    <w:p>
+      <w:pPr>
+        <w:spacing w:after="120"/>
+      </w:pPr>
+      <w:r>
+        <w:t xml:space="preserve">Non devi necessariamente intervenire.</w:t>
       </w:r>
     </w:p>
     <w:p>
@@ -1196,7 +1348,388 @@
         <w:pStyle w:val="Heading2"/>
       </w:pPr>
       <w:r>
-        <w:t xml:space="preserve">Come usarlo</w:t>
+        <w:rPr>
+          <w:rFonts w:ascii="Courier New" w:cs="Courier New" w:eastAsia="Courier New" w:hAnsi="Courier New"/>
+        </w:rPr>
+        <w:t xml:space="preserve">INTERRUPTED_RESUMABLE</w:t>
+      </w:r>
+    </w:p>
+    <w:p>
+      <w:pPr>
+        <w:spacing w:after="120"/>
+      </w:pPr>
+      <w:r>
+        <w:rPr>
+          <w:b/>
+          <w:bCs/>
+        </w:rPr>
+        <w:t xml:space="preserve">Il lavoro non è finito, ma qualcosa di tecnico ha impedito di proseguire.</w:t>
+      </w:r>
+    </w:p>
+    <w:p>
+      <w:pPr>
+        <w:spacing w:after="120"/>
+      </w:pPr>
+      <w:r>
+        <w:t xml:space="preserve">WCM conserva il punto da cui ripartire. Non è necessario ricostruire a mano il lavoro già fatto.</w:t>
+      </w:r>
+    </w:p>
+    <w:p>
+      <w:pPr>
+        <w:pStyle w:val="Heading2"/>
+      </w:pPr>
+      <w:r>
+        <w:rPr>
+          <w:rFonts w:ascii="Courier New" w:cs="Courier New" w:eastAsia="Courier New" w:hAnsi="Courier New"/>
+        </w:rPr>
+        <w:t xml:space="preserve">WAITING_AUTHORITY</w:t>
+      </w:r>
+    </w:p>
+    <w:p>
+      <w:pPr>
+        <w:spacing w:after="120"/>
+      </w:pPr>
+      <w:r>
+        <w:rPr>
+          <w:b/>
+          <w:bCs/>
+        </w:rPr>
+        <w:t xml:space="preserve">WCM ha fatto tutto ciò che poteva fare entro il proprio mandato e ora aspetta una decisione umana.</w:t>
+      </w:r>
+    </w:p>
+    <w:p>
+      <w:pPr>
+        <w:spacing w:after="120"/>
+      </w:pPr>
+      <w:r>
+        <w:t xml:space="preserve">È un arresto corretto, non un guasto.</w:t>
+      </w:r>
+    </w:p>
+    <w:p>
+      <w:pPr>
+        <w:pStyle w:val="Heading2"/>
+      </w:pPr>
+      <w:r>
+        <w:rPr>
+          <w:rFonts w:ascii="Courier New" w:cs="Courier New" w:eastAsia="Courier New" w:hAnsi="Courier New"/>
+        </w:rPr>
+        <w:t xml:space="preserve">BLOCKED</w:t>
+      </w:r>
+    </w:p>
+    <w:p>
+      <w:pPr>
+        <w:spacing w:after="120"/>
+      </w:pPr>
+      <w:r>
+        <w:rPr>
+          <w:b/>
+          <w:bCs/>
+        </w:rPr>
+        <w:t xml:space="preserve">C'è un ostacolo reale.</w:t>
+      </w:r>
+    </w:p>
+    <w:p>
+      <w:pPr>
+        <w:spacing w:after="120"/>
+      </w:pPr>
+      <w:r>
+        <w:t xml:space="preserve">Può essere tecnico, informativo o semantico. Il dettaglio deve spiegare quale.</w:t>
+      </w:r>
+    </w:p>
+    <w:p>
+      <w:pPr>
+        <w:pStyle w:val="Heading2"/>
+      </w:pPr>
+      <w:r>
+        <w:rPr>
+          <w:rFonts w:ascii="Courier New" w:cs="Courier New" w:eastAsia="Courier New" w:hAnsi="Courier New"/>
+        </w:rPr>
+        <w:t xml:space="preserve">COMPLETED</w:t>
+      </w:r>
+    </w:p>
+    <w:p>
+      <w:pPr>
+        <w:spacing w:after="120"/>
+      </w:pPr>
+      <w:r>
+        <w:rPr>
+          <w:b/>
+          <w:bCs/>
+        </w:rPr>
+        <w:t xml:space="preserve">Il workflow è realmente terminato</w:t>
+      </w:r>
+      <w:r>
+        <w:t xml:space="preserve">, non semplicemente la chat o l'heartbeat.</w:t>
+      </w:r>
+    </w:p>
+    <w:p>
+      <w:pPr>
+        <w:spacing w:after="120"/>
+      </w:pPr>
+      <w:r>
+        <w:t xml:space="preserve">Prima di dichiarare </w:t>
+      </w:r>
+      <w:r>
+        <w:rPr>
+          <w:rFonts w:ascii="Courier New" w:cs="Courier New" w:eastAsia="Courier New" w:hAnsi="Courier New"/>
+        </w:rPr>
+        <w:t xml:space="preserve">COMPLETED</w:t>
+      </w:r>
+      <w:r>
+        <w:t xml:space="preserve">, WCM deve verificare che output, stato, memoria e passaggi di chiusura siano coerenti.</w:t>
+      </w:r>
+    </w:p>
+    <w:p>
+      <w:pPr>
+        <w:pStyle w:val="Heading2"/>
+      </w:pPr>
+      <w:r>
+        <w:rPr>
+          <w:rFonts w:ascii="Courier New" w:cs="Courier New" w:eastAsia="Courier New" w:hAnsi="Courier New"/>
+        </w:rPr>
+        <w:t xml:space="preserve">CANCELLED</w:t>
+      </w:r>
+    </w:p>
+    <w:p>
+      <w:pPr>
+        <w:spacing w:after="120"/>
+      </w:pPr>
+      <w:r>
+        <w:t xml:space="preserve">Il workflow è stato annullato e non deve riprendere.</w:t>
+      </w:r>
+    </w:p>
+    <w:p>
+      <w:pPr>
+        <w:pBdr>
+          <w:bottom w:val="single" w:color="BFBFBF" w:sz="6" w:space="1"/>
+        </w:pBdr>
+        <w:spacing w:after="120" w:before="120"/>
+      </w:pPr>
+    </w:p>
+    <w:p>
+      <w:pPr>
+        <w:pStyle w:val="Heading1"/>
+      </w:pPr>
+      <w:r>
+        <w:t xml:space="preserve">6. Perché WCM non dimentica il lavoro quando cambia sessione</w:t>
+      </w:r>
+    </w:p>
+    <w:p>
+      <w:pPr>
+        <w:spacing w:after="120"/>
+      </w:pPr>
+      <w:r>
+        <w:t xml:space="preserve">Dietro ogni workflow importante esiste un checkpoint persistente.</w:t>
+      </w:r>
+    </w:p>
+    <w:p>
+      <w:pPr>
+        <w:spacing w:after="120"/>
+      </w:pPr>
+      <w:r>
+        <w:t xml:space="preserve">Pensa a un </w:t>
+      </w:r>
+      <w:r>
+        <w:rPr>
+          <w:b/>
+          <w:bCs/>
+        </w:rPr>
+        <w:t xml:space="preserve">segnalibro intelligente</w:t>
+      </w:r>
+      <w:r>
+        <w:t xml:space="preserve"> che dice:</w:t>
+      </w:r>
+    </w:p>
+    <w:p>
+      <w:pPr>
+        <w:pBdr>
+          <w:left w:val="single" w:color="C00000" w:sz="12" w:space="8"/>
+        </w:pBdr>
+        <w:spacing w:after="120"/>
+      </w:pPr>
+      <w:r>
+        <w:rPr>
+          <w:i/>
+          <w:iCs/>
+          <w:color w:val="444444"/>
+        </w:rPr>
+        <w:t xml:space="preserve">“Ho già fatto A, B e C. Il prossimo passaggio è D. Posso continuare senza ripetere ciò che è già stato completato.”</w:t>
+      </w:r>
+    </w:p>
+    <w:p>
+      <w:pPr>
+        <w:spacing w:after="120"/>
+      </w:pPr>
+      <w:r>
+        <w:t xml:space="preserve">Per questo una regola centrale è:</w:t>
+      </w:r>
+    </w:p>
+    <w:p>
+      <w:pPr>
+        <w:shd w:fill="F2F2F2" w:val="clear"/>
+        <w:spacing w:after="0" w:before="0"/>
+        <w:ind w:left="240"/>
+      </w:pPr>
+      <w:r>
+        <w:rPr>
+          <w:rFonts w:ascii="Courier New" w:cs="Courier New" w:eastAsia="Courier New" w:hAnsi="Courier New"/>
+          <w:sz w:val="16"/>
+          <w:szCs w:val="16"/>
+        </w:rPr>
+        <w:t xml:space="preserve">FINE SESSIONE ≠ FINE WORKFLOW</w:t>
+      </w:r>
+    </w:p>
+    <w:p>
+      <w:pPr>
+        <w:spacing w:after="120"/>
+      </w:pPr>
+    </w:p>
+    <w:p>
+      <w:pPr>
+        <w:spacing w:after="120"/>
+      </w:pPr>
+      <w:r>
+        <w:t xml:space="preserve">Una nuova sessione o un nuovo heartbeat devono leggere il checkpoint e riprendere dal punto corretto.</w:t>
+      </w:r>
+    </w:p>
+    <w:p>
+      <w:pPr>
+        <w:spacing w:after="120"/>
+      </w:pPr>
+      <w:r>
+        <w:t xml:space="preserve">Questo è uno dei meccanismi che permettono a WCM di lavorare su attività lunghe senza dipendere dalla memoria della conversazione corrente.</w:t>
+      </w:r>
+    </w:p>
+    <w:p>
+      <w:pPr>
+        <w:pBdr>
+          <w:bottom w:val="single" w:color="BFBFBF" w:sz="6" w:space="1"/>
+        </w:pBdr>
+        <w:spacing w:after="120" w:before="120"/>
+      </w:pPr>
+    </w:p>
+    <w:p>
+      <w:pPr>
+        <w:pStyle w:val="Heading1"/>
+      </w:pPr>
+      <w:r>
+        <w:t xml:space="preserve">7. Che cos'è un heartbeat</w:t>
+      </w:r>
+    </w:p>
+    <w:p>
+      <w:pPr>
+        <w:spacing w:after="120"/>
+      </w:pPr>
+      <w:r>
+        <w:t xml:space="preserve">Un </w:t>
+      </w:r>
+      <w:r>
+        <w:rPr>
+          <w:b/>
+          <w:bCs/>
+        </w:rPr>
+        <w:t xml:space="preserve">heartbeat</w:t>
+      </w:r>
+      <w:r>
+        <w:t xml:space="preserve"> è semplicemente una sveglia periodica.</w:t>
+      </w:r>
+    </w:p>
+    <w:p>
+      <w:pPr>
+        <w:spacing w:after="120"/>
+      </w:pPr>
+      <w:r>
+        <w:t xml:space="preserve">Non dice a Wise: “scrivi il Capitolo 7” o “fai la prossima analisi”. Gli dice, più o meno:</w:t>
+      </w:r>
+    </w:p>
+    <w:p>
+      <w:pPr>
+        <w:pBdr>
+          <w:left w:val="single" w:color="C00000" w:sz="12" w:space="8"/>
+        </w:pBdr>
+        <w:spacing w:after="120"/>
+      </w:pPr>
+      <w:r>
+        <w:rPr>
+          <w:i/>
+          <w:iCs/>
+          <w:color w:val="444444"/>
+        </w:rPr>
+        <w:t xml:space="preserve">“Riattivati, guarda qual è lo stato reale e verifica se esiste lavoro autorizzato da continuare.”</w:t>
+      </w:r>
+    </w:p>
+    <w:p>
+      <w:pPr>
+        <w:spacing w:after="120"/>
+      </w:pPr>
+      <w:r>
+        <w:t xml:space="preserve">A quel punto Wise ricostruisce il task dalla memoria persistente.</w:t>
+      </w:r>
+    </w:p>
+    <w:p>
+      <w:pPr>
+        <w:spacing w:after="120"/>
+      </w:pPr>
+      <w:r>
+        <w:t xml:space="preserve">Questa distinzione è importante perché evita che una vecchia istruzione programmata continui a comandare un lavoro che nel frattempo è cambiato.</w:t>
+      </w:r>
+    </w:p>
+    <w:p>
+      <w:pPr>
+        <w:pBdr>
+          <w:bottom w:val="single" w:color="BFBFBF" w:sz="6" w:space="1"/>
+        </w:pBdr>
+        <w:spacing w:after="120" w:before="120"/>
+      </w:pPr>
+    </w:p>
+    <w:p>
+      <w:pPr>
+        <w:pStyle w:val="Heading1"/>
+      </w:pPr>
+      <w:r>
+        <w:t xml:space="preserve">8. Ultimo heartbeat: cosa significa davvero</w:t>
+      </w:r>
+    </w:p>
+    <w:p>
+      <w:pPr>
+        <w:spacing w:after="120"/>
+      </w:pPr>
+      <w:r>
+        <w:t xml:space="preserve">Mission Control può mostrarti quando il sistema si è svegliato l'ultima volta.</w:t>
+      </w:r>
+    </w:p>
+    <w:p>
+      <w:pPr>
+        <w:spacing w:after="120"/>
+      </w:pPr>
+      <w:r>
+        <w:t xml:space="preserve">Questo dato indica </w:t>
+      </w:r>
+      <w:r>
+        <w:rPr>
+          <w:b/>
+          <w:bCs/>
+        </w:rPr>
+        <w:t xml:space="preserve">liveness</w:t>
+      </w:r>
+      <w:r>
+        <w:t xml:space="preserve">, cioè che il meccanismo si è attivato.</w:t>
+      </w:r>
+    </w:p>
+    <w:p>
+      <w:pPr>
+        <w:spacing w:after="120"/>
+      </w:pPr>
+      <w:r>
+        <w:t xml:space="preserve">Non indica automaticamente che il progetto sia avanzato.</w:t>
+      </w:r>
+    </w:p>
+    <w:p>
+      <w:pPr>
+        <w:spacing w:after="120"/>
+      </w:pPr>
+      <w:r>
+        <w:t xml:space="preserve">Esempio:</w:t>
       </w:r>
     </w:p>
     <w:p>
@@ -1209,13 +1742,13 @@
         <w:spacing w:after="60"/>
       </w:pPr>
       <w:r>
-        <w:t xml:space="preserve">apri </w:t>
-      </w:r>
-      <w:r>
-        <w:rPr>
-          <w:rFonts w:ascii="Courier New" w:cs="Courier New" w:eastAsia="Courier New" w:hAnsi="Courier New"/>
-        </w:rPr>
-        <w:t xml:space="preserve">Needs Stefano</w:t>
+        <w:t xml:space="preserve">il progetto è </w:t>
+      </w:r>
+      <w:r>
+        <w:rPr>
+          <w:rFonts w:ascii="Courier New" w:cs="Courier New" w:eastAsia="Courier New" w:hAnsi="Courier New"/>
+        </w:rPr>
+        <w:t xml:space="preserve">WAITING_AUTHORITY</w:t>
       </w:r>
       <w:r>
         <w:t xml:space="preserve">;</w:t>
@@ -1231,7 +1764,7 @@
         <w:spacing w:after="60"/>
       </w:pPr>
       <w:r>
-        <w:t xml:space="preserve">identifica il progetto;</w:t>
+        <w:t xml:space="preserve">l'heartbeat parte regolarmente;</w:t>
       </w:r>
     </w:p>
     <w:p>
@@ -1244,7 +1777,7 @@
         <w:spacing w:after="60"/>
       </w:pPr>
       <w:r>
-        <w:t xml:space="preserve">leggi titolo e azione richiesta;</w:t>
+        <w:t xml:space="preserve">controlla lo stato;</w:t>
       </w:r>
     </w:p>
     <w:p>
@@ -1257,7 +1790,7 @@
         <w:spacing w:after="60"/>
       </w:pPr>
       <w:r>
-        <w:t xml:space="preserve">apri gli eventuali documenti collegati;</w:t>
+        <w:t xml:space="preserve">scopre correttamente che manca ancora la tua decisione;</w:t>
       </w:r>
     </w:p>
     <w:p>
@@ -1270,24 +1803,58 @@
         <w:spacing w:after="60"/>
       </w:pPr>
       <w:r>
-        <w:t xml:space="preserve">prendi la decisione richiesta attraverso il canale previsto.</w:t>
-      </w:r>
-    </w:p>
-    <w:p>
-      <w:pPr>
-        <w:spacing w:after="120"/>
-      </w:pPr>
-      <w:r>
-        <w:t xml:space="preserve">Un Need </w:t>
-      </w:r>
-      <w:r>
-        <w:rPr>
-          <w:rFonts w:ascii="Courier New" w:cs="Courier New" w:eastAsia="Courier New" w:hAnsi="Courier New"/>
-        </w:rPr>
-        <w:t xml:space="preserve">OPEN</w:t>
-      </w:r>
-      <w:r>
-        <w:t xml:space="preserve"> non va considerato risolto soltanto perché hai letto il documento.</w:t>
+        <w:t xml:space="preserve">termina senza cambiare il progetto.</w:t>
+      </w:r>
+    </w:p>
+    <w:p>
+      <w:pPr>
+        <w:spacing w:after="120"/>
+      </w:pPr>
+      <w:r>
+        <w:t xml:space="preserve">L'ultimo heartbeat sarà recente, ma il progetto resterà correttamente </w:t>
+      </w:r>
+      <w:r>
+        <w:rPr>
+          <w:rFonts w:ascii="Courier New" w:cs="Courier New" w:eastAsia="Courier New" w:hAnsi="Courier New"/>
+        </w:rPr>
+        <w:t xml:space="preserve">WAITING_AUTHORITY</w:t>
+      </w:r>
+      <w:r>
+        <w:t xml:space="preserve">.</w:t>
+      </w:r>
+    </w:p>
+    <w:p>
+      <w:pPr>
+        <w:spacing w:after="120"/>
+      </w:pPr>
+      <w:r>
+        <w:t xml:space="preserve">Dal 24 agosto questa telemetria viene registrata con un meccanismo deterministico separato: il cognitive heartbeat comunica l'esito, mentre una routine meccanica aggiorna il dato di liveness in modo ordinato e controllato.</w:t>
+      </w:r>
+    </w:p>
+    <w:p>
+      <w:pPr>
+        <w:spacing w:after="120"/>
+      </w:pPr>
+      <w:r>
+        <w:t xml:space="preserve">In parole semplici:</w:t>
+      </w:r>
+    </w:p>
+    <w:p>
+      <w:pPr>
+        <w:pBdr>
+          <w:left w:val="single" w:color="C00000" w:sz="12" w:space="8"/>
+        </w:pBdr>
+        <w:spacing w:after="120"/>
+      </w:pPr>
+      <w:r>
+        <w:rPr>
+          <w:b/>
+          <w:bCs/>
+          <w:i/>
+          <w:iCs/>
+          <w:color w:val="444444"/>
+        </w:rPr>
+        <w:t xml:space="preserve">“Il sistema è vivo” e “il progetto è avanzato” sono due informazioni diverse.</w:t>
       </w:r>
     </w:p>
     <w:p>
@@ -1303,39 +1870,181 @@
         <w:pStyle w:val="Heading1"/>
       </w:pPr>
       <w:r>
-        <w:t xml:space="preserve">6. Decisioni in elaborazione / Pending</w:t>
-      </w:r>
-    </w:p>
-    <w:p>
-      <w:pPr>
-        <w:spacing w:after="120"/>
-      </w:pPr>
-      <w:r>
-        <w:t xml:space="preserve">Quando hai già inviato una decisione, il sistema può mostrare il relativo elemento tra le decisioni in elaborazione.</w:t>
-      </w:r>
-    </w:p>
-    <w:p>
-      <w:pPr>
-        <w:spacing w:after="120"/>
-      </w:pPr>
-      <w:r>
-        <w:t xml:space="preserve">Questo significa che l'authority è stata inviata o registrata, ma il workflow può dover ancora completare gli effetti previsti.</w:t>
-      </w:r>
-    </w:p>
-    <w:p>
-      <w:pPr>
-        <w:pBdr>
-          <w:left w:val="single" w:color="C00000" w:sz="12" w:space="8"/>
-        </w:pBdr>
-        <w:spacing w:after="120"/>
-      </w:pPr>
-      <w:r>
-        <w:rPr>
-          <w:i/>
-          <w:iCs/>
-          <w:color w:val="444444"/>
-        </w:rPr>
-        <w:t xml:space="preserve">Se il sistema dichiara che la decisione è in elaborazione e non presenta una nuova azione richiesta, non ripetere inutilmente lo stesso comando.</w:t>
+        <w:t xml:space="preserve">9. Board Gate: quando il sistema deve fermarsi</w:t>
+      </w:r>
+    </w:p>
+    <w:p>
+      <w:pPr>
+        <w:spacing w:after="120"/>
+      </w:pPr>
+      <w:r>
+        <w:t xml:space="preserve">Un </w:t>
+      </w:r>
+      <w:r>
+        <w:rPr>
+          <w:b/>
+          <w:bCs/>
+        </w:rPr>
+        <w:t xml:space="preserve">Board Gate</w:t>
+      </w:r>
+      <w:r>
+        <w:t xml:space="preserve"> è un punto in cui WCM deve volontariamente smettere di avanzare.</w:t>
+      </w:r>
+    </w:p>
+    <w:p>
+      <w:pPr>
+        <w:spacing w:after="120"/>
+      </w:pPr>
+      <w:r>
+        <w:t xml:space="preserve">Il flusso tipico è:</w:t>
+      </w:r>
+    </w:p>
+    <w:p>
+      <w:pPr>
+        <w:shd w:fill="F2F2F2" w:val="clear"/>
+        <w:spacing w:after="0" w:before="0"/>
+        <w:ind w:left="240"/>
+      </w:pPr>
+      <w:r>
+        <w:rPr>
+          <w:rFonts w:ascii="Courier New" w:cs="Courier New" w:eastAsia="Courier New" w:hAnsi="Courier New"/>
+          <w:sz w:val="16"/>
+          <w:szCs w:val="16"/>
+        </w:rPr>
+        <w:t xml:space="preserve">WCM LAVORA</w:t>
+      </w:r>
+    </w:p>
+    <w:p>
+      <w:pPr>
+        <w:shd w:fill="F2F2F2" w:val="clear"/>
+        <w:spacing w:after="0" w:before="0"/>
+        <w:ind w:left="240"/>
+      </w:pPr>
+      <w:r>
+        <w:rPr>
+          <w:rFonts w:ascii="Courier New" w:cs="Courier New" w:eastAsia="Courier New" w:hAnsi="Courier New"/>
+          <w:sz w:val="16"/>
+          <w:szCs w:val="16"/>
+        </w:rPr>
+        <w:t xml:space="preserve">→ prepara il materiale</w:t>
+      </w:r>
+    </w:p>
+    <w:p>
+      <w:pPr>
+        <w:shd w:fill="F2F2F2" w:val="clear"/>
+        <w:spacing w:after="0" w:before="0"/>
+        <w:ind w:left="240"/>
+      </w:pPr>
+      <w:r>
+        <w:rPr>
+          <w:rFonts w:ascii="Courier New" w:cs="Courier New" w:eastAsia="Courier New" w:hAnsi="Courier New"/>
+          <w:sz w:val="16"/>
+          <w:szCs w:val="16"/>
+        </w:rPr>
+        <w:t xml:space="preserve">→ esegue i controlli previsti</w:t>
+      </w:r>
+    </w:p>
+    <w:p>
+      <w:pPr>
+        <w:shd w:fill="F2F2F2" w:val="clear"/>
+        <w:spacing w:after="0" w:before="0"/>
+        <w:ind w:left="240"/>
+      </w:pPr>
+      <w:r>
+        <w:rPr>
+          <w:rFonts w:ascii="Courier New" w:cs="Courier New" w:eastAsia="Courier New" w:hAnsi="Courier New"/>
+          <w:sz w:val="16"/>
+          <w:szCs w:val="16"/>
+        </w:rPr>
+        <w:t xml:space="preserve">→ arriva al gate</w:t>
+      </w:r>
+    </w:p>
+    <w:p>
+      <w:pPr>
+        <w:shd w:fill="F2F2F2" w:val="clear"/>
+        <w:spacing w:after="0" w:before="0"/>
+        <w:ind w:left="240"/>
+      </w:pPr>
+      <w:r>
+        <w:rPr>
+          <w:rFonts w:ascii="Courier New" w:cs="Courier New" w:eastAsia="Courier New" w:hAnsi="Courier New"/>
+          <w:sz w:val="16"/>
+          <w:szCs w:val="16"/>
+        </w:rPr>
+        <w:t xml:space="preserve">→ crea un Need</w:t>
+      </w:r>
+    </w:p>
+    <w:p>
+      <w:pPr>
+        <w:shd w:fill="F2F2F2" w:val="clear"/>
+        <w:spacing w:after="0" w:before="0"/>
+        <w:ind w:left="240"/>
+      </w:pPr>
+      <w:r>
+        <w:rPr>
+          <w:rFonts w:ascii="Courier New" w:cs="Courier New" w:eastAsia="Courier New" w:hAnsi="Courier New"/>
+          <w:sz w:val="16"/>
+          <w:szCs w:val="16"/>
+        </w:rPr>
+        <w:t xml:space="preserve">→ TU DECIDI</w:t>
+      </w:r>
+    </w:p>
+    <w:p>
+      <w:pPr>
+        <w:shd w:fill="F2F2F2" w:val="clear"/>
+        <w:spacing w:after="0" w:before="0"/>
+        <w:ind w:left="240"/>
+      </w:pPr>
+      <w:r>
+        <w:rPr>
+          <w:rFonts w:ascii="Courier New" w:cs="Courier New" w:eastAsia="Courier New" w:hAnsi="Courier New"/>
+          <w:sz w:val="16"/>
+          <w:szCs w:val="16"/>
+        </w:rPr>
+        <w:t xml:space="preserve">→ la decisione viene registrata</w:t>
+      </w:r>
+    </w:p>
+    <w:p>
+      <w:pPr>
+        <w:shd w:fill="F2F2F2" w:val="clear"/>
+        <w:spacing w:after="0" w:before="0"/>
+        <w:ind w:left="240"/>
+      </w:pPr>
+      <w:r>
+        <w:rPr>
+          <w:rFonts w:ascii="Courier New" w:cs="Courier New" w:eastAsia="Courier New" w:hAnsi="Courier New"/>
+          <w:sz w:val="16"/>
+          <w:szCs w:val="16"/>
+        </w:rPr>
+        <w:t xml:space="preserve">→ WCM applica gli effetti</w:t>
+      </w:r>
+    </w:p>
+    <w:p>
+      <w:pPr>
+        <w:shd w:fill="F2F2F2" w:val="clear"/>
+        <w:spacing w:after="0" w:before="0"/>
+        <w:ind w:left="240"/>
+      </w:pPr>
+      <w:r>
+        <w:rPr>
+          <w:rFonts w:ascii="Courier New" w:cs="Courier New" w:eastAsia="Courier New" w:hAnsi="Courier New"/>
+          <w:sz w:val="16"/>
+          <w:szCs w:val="16"/>
+        </w:rPr>
+        <w:t xml:space="preserve">→ il workflow riparte</w:t>
+      </w:r>
+    </w:p>
+    <w:p>
+      <w:pPr>
+        <w:spacing w:after="120"/>
+      </w:pPr>
+    </w:p>
+    <w:p>
+      <w:pPr>
+        <w:spacing w:after="120"/>
+      </w:pPr>
+      <w:r>
+        <w:t xml:space="preserve">Il Board Gate serve a evitare che l'autonomia operativa venga confusa con il diritto di decidere.</w:t>
       </w:r>
     </w:p>
     <w:p>
@@ -1351,569 +2060,23 @@
         <w:pStyle w:val="Heading1"/>
       </w:pPr>
       <w:r>
-        <w:t xml:space="preserve">7. Documents</w:t>
-      </w:r>
-    </w:p>
-    <w:p>
-      <w:pPr>
-        <w:spacing w:after="120"/>
-      </w:pPr>
-      <w:r>
-        <w:t xml:space="preserve">La sezione Documents permette di consultare gli artefatti human-facing di un progetto.</w:t>
-      </w:r>
-    </w:p>
-    <w:p>
-      <w:pPr>
-        <w:spacing w:after="120"/>
-      </w:pPr>
-      <w:r>
-        <w:t xml:space="preserve">Un documento può essere approved/frozen, candidate, unapproved, Board package o working document.</w:t>
-      </w:r>
-    </w:p>
-    <w:p>
-      <w:pPr>
-        <w:pStyle w:val="Heading2"/>
-      </w:pPr>
-      <w:r>
-        <w:t xml:space="preserve">Distribuzione ≠ approvazione</w:t>
-      </w:r>
-    </w:p>
-    <w:p>
-      <w:pPr>
-        <w:spacing w:after="120"/>
-      </w:pPr>
-      <w:r>
-        <w:t xml:space="preserve">Un documento può essere scaricabile o condivisibile anche se non è approvato. Quando è non approvato, Mission Control deve renderlo visibile chiaramente.</w:t>
-      </w:r>
-    </w:p>
-    <w:p>
-      <w:pPr>
-        <w:spacing w:after="120"/>
-      </w:pPr>
-      <w:r>
-        <w:t xml:space="preserve">Scaricare o condividere un documento non lo approva, non lo congela, non modifica il progetto e non conferisce authority.</w:t>
-      </w:r>
-    </w:p>
-    <w:p>
-      <w:pPr>
-        <w:pBdr>
-          <w:bottom w:val="single" w:color="BFBFBF" w:sz="6" w:space="1"/>
-        </w:pBdr>
-        <w:spacing w:after="120" w:before="120"/>
-      </w:pPr>
-    </w:p>
-    <w:p>
-      <w:pPr>
-        <w:pStyle w:val="Heading1"/>
-      </w:pPr>
-      <w:r>
-        <w:t xml:space="preserve">8. Board</w:t>
-      </w:r>
-    </w:p>
-    <w:p>
-      <w:pPr>
-        <w:spacing w:after="120"/>
-      </w:pPr>
-      <w:r>
-        <w:t xml:space="preserve">La sezione Board raccoglie le informazioni necessarie alle decisioni riservate quando il workflow del progetto prevede un Board Gate.</w:t>
-      </w:r>
-    </w:p>
-    <w:p>
-      <w:pPr>
-        <w:spacing w:after="120"/>
-      </w:pPr>
-      <w:r>
-        <w:t xml:space="preserve">Un comando umano valido viene autenticato, registrato in modo durevole, conferisce l'authority specifica dichiarata e deve poi essere consumato dal workflow.</w:t>
-      </w:r>
-    </w:p>
-    <w:p>
-      <w:pPr>
-        <w:spacing w:after="120"/>
-      </w:pPr>
-      <w:r>
-        <w:rPr>
-          <w:b/>
-          <w:bCs/>
-        </w:rPr>
-        <w:t xml:space="preserve">Authority Receipt ≠ execution</w:t>
-      </w:r>
-      <w:r>
-        <w:t xml:space="preserve">: la registrazione della tua decisione non significa che tutti gli effetti siano già stati completati nello stesso istante.</w:t>
-      </w:r>
-    </w:p>
-    <w:p>
-      <w:pPr>
-        <w:pBdr>
-          <w:bottom w:val="single" w:color="BFBFBF" w:sz="6" w:space="1"/>
-        </w:pBdr>
-        <w:spacing w:after="120" w:before="120"/>
-      </w:pPr>
-    </w:p>
-    <w:p>
-      <w:pPr>
-        <w:pStyle w:val="Heading1"/>
-      </w:pPr>
-      <w:r>
-        <w:t xml:space="preserve">9. Activity e Roadmap</w:t>
-      </w:r>
-    </w:p>
-    <w:p>
-      <w:pPr>
-        <w:spacing w:after="120"/>
-      </w:pPr>
-      <w:r>
-        <w:t xml:space="preserve">Activity serve a ricostruire cosa è successo nel progetto. Roadmap mostra il percorso pianificato.</w:t>
-      </w:r>
-    </w:p>
-    <w:p>
-      <w:pPr>
-        <w:spacing w:after="120"/>
-      </w:pPr>
-      <w:r>
-        <w:t xml:space="preserve">Leggile così:</w:t>
-      </w:r>
-    </w:p>
-    <w:p>
-      <w:pPr>
-        <w:pStyle w:val="ListParagraph"/>
-        <w:numPr>
-          <w:ilvl w:val="0"/>
-          <w:numId w:val="2"/>
-        </w:numPr>
-        <w:spacing w:after="60"/>
-      </w:pPr>
-      <w:r>
-        <w:t xml:space="preserve">State = dove siamo ora;</w:t>
-      </w:r>
-    </w:p>
-    <w:p>
-      <w:pPr>
-        <w:pStyle w:val="ListParagraph"/>
-        <w:numPr>
-          <w:ilvl w:val="0"/>
-          <w:numId w:val="2"/>
-        </w:numPr>
-        <w:spacing w:after="60"/>
-      </w:pPr>
-      <w:r>
-        <w:t xml:space="preserve">Roadmap = dove stiamo andando;</w:t>
-      </w:r>
-    </w:p>
-    <w:p>
-      <w:pPr>
-        <w:pStyle w:val="ListParagraph"/>
-        <w:numPr>
-          <w:ilvl w:val="0"/>
-          <w:numId w:val="2"/>
-        </w:numPr>
-        <w:spacing w:after="60"/>
-      </w:pPr>
-      <w:r>
-        <w:t xml:space="preserve">Need = cosa richiede una decisione umana;</w:t>
-      </w:r>
-    </w:p>
-    <w:p>
-      <w:pPr>
-        <w:pStyle w:val="ListParagraph"/>
-        <w:numPr>
-          <w:ilvl w:val="0"/>
-          <w:numId w:val="2"/>
-        </w:numPr>
-        <w:spacing w:after="60"/>
-      </w:pPr>
-      <w:r>
-        <w:t xml:space="preserve">Activity = cosa è successo.</w:t>
-      </w:r>
-    </w:p>
-    <w:p>
-      <w:pPr>
-        <w:pBdr>
-          <w:bottom w:val="single" w:color="BFBFBF" w:sz="6" w:space="1"/>
-        </w:pBdr>
-        <w:spacing w:after="120" w:before="120"/>
-      </w:pPr>
-    </w:p>
-    <w:p>
-      <w:pPr>
-        <w:pStyle w:val="Heading1"/>
-      </w:pPr>
-      <w:r>
-        <w:t xml:space="preserve">10. Knowledge Health</w:t>
-      </w:r>
-    </w:p>
-    <w:p>
-      <w:pPr>
-        <w:spacing w:after="120"/>
-      </w:pPr>
-      <w:r>
-        <w:t xml:space="preserve">WCM non si limita a conservare documenti: controlla anche la coerenza della memoria organizzativa.</w:t>
-      </w:r>
-    </w:p>
-    <w:p>
-      <w:pPr>
-        <w:pStyle w:val="Heading2"/>
-      </w:pPr>
-      <w:r>
-        <w:t xml:space="preserve">HEALTHY</w:t>
-      </w:r>
-    </w:p>
-    <w:p>
-      <w:pPr>
-        <w:spacing w:after="120"/>
-      </w:pPr>
-      <w:r>
-        <w:t xml:space="preserve">La memoria è strutturalmente coerente rispetto ai controlli applicabili e il check è sufficientemente recente. Non significa che il progetto sia perfetto.</w:t>
-      </w:r>
-    </w:p>
-    <w:p>
-      <w:pPr>
-        <w:pStyle w:val="Heading2"/>
-      </w:pPr>
-      <w:r>
-        <w:t xml:space="preserve">DEGRADED</w:t>
-      </w:r>
-    </w:p>
-    <w:p>
-      <w:pPr>
-        <w:spacing w:after="120"/>
-      </w:pPr>
-      <w:r>
-        <w:t xml:space="preserve">Esistono anomalie o debiti che riducono la qualità della memoria ma non necessariamente bloccano ogni attività.</w:t>
-      </w:r>
-    </w:p>
-    <w:p>
-      <w:pPr>
-        <w:pStyle w:val="Heading2"/>
-      </w:pPr>
-      <w:r>
-        <w:t xml:space="preserve">STALE / CHECK REQUIRED</w:t>
-      </w:r>
-    </w:p>
-    <w:p>
-      <w:pPr>
-        <w:spacing w:after="120"/>
-      </w:pPr>
-      <w:r>
-        <w:t xml:space="preserve">L'ultimo controllo è precedente a un cambiamento materiale o non è più sufficiente per dichiarare la memoria corrente.</w:t>
-      </w:r>
-    </w:p>
-    <w:p>
-      <w:pPr>
-        <w:pStyle w:val="Heading2"/>
-      </w:pPr>
-      <w:r>
-        <w:t xml:space="preserve">CRITICAL</w:t>
-      </w:r>
-    </w:p>
-    <w:p>
-      <w:pPr>
-        <w:spacing w:after="120"/>
-      </w:pPr>
-      <w:r>
-        <w:t xml:space="preserve">Esiste un problema incompatibile con una transizione knowledge-sensitive sicura.</w:t>
-      </w:r>
-    </w:p>
-    <w:p>
-      <w:pPr>
-        <w:pBdr>
-          <w:bottom w:val="single" w:color="BFBFBF" w:sz="6" w:space="1"/>
-        </w:pBdr>
-        <w:spacing w:after="120" w:before="120"/>
-      </w:pPr>
-    </w:p>
-    <w:p>
-      <w:pPr>
-        <w:pStyle w:val="Heading1"/>
-      </w:pPr>
-      <w:r>
-        <w:t xml:space="preserve">11. Synapses, drift e orphan</w:t>
-      </w:r>
-    </w:p>
-    <w:p>
-      <w:pPr>
-        <w:spacing w:after="120"/>
-      </w:pPr>
-      <w:r>
-        <w:t xml:space="preserve">Le Knowledge Synapses sono relazioni esplicite tra elementi della memoria. Aiutano a comprendere dipendenze, impatti e continuità.</w:t>
-      </w:r>
-    </w:p>
-    <w:p>
-      <w:pPr>
-        <w:pStyle w:val="ListParagraph"/>
-        <w:numPr>
-          <w:ilvl w:val="0"/>
-          <w:numId w:val="2"/>
-        </w:numPr>
-        <w:spacing w:after="60"/>
-      </w:pPr>
-      <w:r>
-        <w:rPr>
-          <w:rFonts w:ascii="Courier New" w:cs="Courier New" w:eastAsia="Courier New" w:hAnsi="Courier New"/>
-        </w:rPr>
-        <w:t xml:space="preserve">ACTIVE</w:t>
-      </w:r>
-      <w:r>
-        <w:t xml:space="preserve"> — relazione corrente;</w:t>
-      </w:r>
-    </w:p>
-    <w:p>
-      <w:pPr>
-        <w:pStyle w:val="ListParagraph"/>
-        <w:numPr>
-          <w:ilvl w:val="0"/>
-          <w:numId w:val="2"/>
-        </w:numPr>
-        <w:spacing w:after="60"/>
-      </w:pPr>
-      <w:r>
-        <w:rPr>
-          <w:rFonts w:ascii="Courier New" w:cs="Courier New" w:eastAsia="Courier New" w:hAnsi="Courier New"/>
-        </w:rPr>
-        <w:t xml:space="preserve">AT_RISK</w:t>
-      </w:r>
-      <w:r>
-        <w:t xml:space="preserve"> — relazione da verificare;</w:t>
-      </w:r>
-    </w:p>
-    <w:p>
-      <w:pPr>
-        <w:pStyle w:val="ListParagraph"/>
-        <w:numPr>
-          <w:ilvl w:val="0"/>
-          <w:numId w:val="2"/>
-        </w:numPr>
-        <w:spacing w:after="60"/>
-      </w:pPr>
-      <w:r>
-        <w:rPr>
-          <w:rFonts w:ascii="Courier New" w:cs="Courier New" w:eastAsia="Courier New" w:hAnsi="Courier New"/>
-        </w:rPr>
-        <w:t xml:space="preserve">BROKEN</w:t>
-      </w:r>
-      <w:r>
-        <w:t xml:space="preserve"> — relazione non più valida;</w:t>
-      </w:r>
-    </w:p>
-    <w:p>
-      <w:pPr>
-        <w:pStyle w:val="ListParagraph"/>
-        <w:numPr>
-          <w:ilvl w:val="0"/>
-          <w:numId w:val="2"/>
-        </w:numPr>
-        <w:spacing w:after="60"/>
-      </w:pPr>
-      <w:r>
-        <w:rPr>
-          <w:rFonts w:ascii="Courier New" w:cs="Courier New" w:eastAsia="Courier New" w:hAnsi="Courier New"/>
-        </w:rPr>
-        <w:t xml:space="preserve">orphan</w:t>
-      </w:r>
-      <w:r>
-        <w:t xml:space="preserve"> — elemento non sufficientemente collegato;</w:t>
-      </w:r>
-    </w:p>
-    <w:p>
-      <w:pPr>
-        <w:pStyle w:val="ListParagraph"/>
-        <w:numPr>
-          <w:ilvl w:val="0"/>
-          <w:numId w:val="2"/>
-        </w:numPr>
-        <w:spacing w:after="60"/>
-      </w:pPr>
-      <w:r>
-        <w:rPr>
-          <w:rFonts w:ascii="Courier New" w:cs="Courier New" w:eastAsia="Courier New" w:hAnsi="Courier New"/>
-        </w:rPr>
-        <w:t xml:space="preserve">drift</w:t>
-      </w:r>
-      <w:r>
-        <w:t xml:space="preserve"> — disallineamento tra rappresentazioni che dovrebbero essere coerenti.</w:t>
-      </w:r>
-    </w:p>
-    <w:p>
-      <w:pPr>
-        <w:spacing w:after="120"/>
-      </w:pPr>
-      <w:r>
-        <w:t xml:space="preserve">Più sinapsi non significa automaticamente migliore qualità.</w:t>
-      </w:r>
-    </w:p>
-    <w:p>
-      <w:pPr>
-        <w:pBdr>
-          <w:bottom w:val="single" w:color="BFBFBF" w:sz="6" w:space="1"/>
-        </w:pBdr>
-        <w:spacing w:after="120" w:before="120"/>
-      </w:pPr>
-    </w:p>
-    <w:p>
-      <w:pPr>
-        <w:pStyle w:val="Heading1"/>
-      </w:pPr>
-      <w:r>
-        <w:t xml:space="preserve">12. Knowledge Steward</w:t>
-      </w:r>
-    </w:p>
-    <w:p>
-      <w:pPr>
-        <w:spacing w:after="120"/>
-      </w:pPr>
-      <w:r>
-        <w:t xml:space="preserve">Principio:</w:t>
-      </w:r>
-    </w:p>
-    <w:p>
-      <w:pPr>
-        <w:pBdr>
-          <w:left w:val="single" w:color="C00000" w:sz="12" w:space="8"/>
-        </w:pBdr>
-        <w:spacing w:after="120"/>
-      </w:pPr>
-      <w:r>
-        <w:rPr>
-          <w:i/>
-          <w:iCs/>
-          <w:color w:val="444444"/>
-        </w:rPr>
-        <w:t xml:space="preserve">Wise governa il significato. Knowledge Steward governa la memoria.</w:t>
-      </w:r>
-    </w:p>
-    <w:p>
-      <w:pPr>
-        <w:spacing w:after="120"/>
-      </w:pPr>
-      <w:r>
-        <w:t xml:space="preserve">Il Knowledge Steward può correggere automaticamente soltanto anomalie appartenenti a repair class autorizzate e deterministiche. Se il problema richiede interpretazione, strategia, canone o altra decisione semantica, deve fermarsi e fare escalation.</w:t>
-      </w:r>
-    </w:p>
-    <w:p>
-      <w:pPr>
-        <w:spacing w:after="120"/>
-      </w:pPr>
-      <w:r>
-        <w:t xml:space="preserve">Steward Activity permette di vedere cosa ha controllato, tentato, corretto o escalato.</w:t>
-      </w:r>
-    </w:p>
-    <w:p>
-      <w:pPr>
-        <w:pBdr>
-          <w:bottom w:val="single" w:color="BFBFBF" w:sz="6" w:space="1"/>
-        </w:pBdr>
-        <w:spacing w:after="120" w:before="120"/>
-      </w:pPr>
-    </w:p>
-    <w:p>
-      <w:pPr>
-        <w:pStyle w:val="Heading1"/>
-      </w:pPr>
-      <w:r>
-        <w:t xml:space="preserve">13. WCM Learning</w:t>
-      </w:r>
-    </w:p>
-    <w:p>
-      <w:pPr>
-        <w:spacing w:after="120"/>
-      </w:pPr>
-      <w:r>
-        <w:t xml:space="preserve">La pagina </w:t>
-      </w:r>
-      <w:r>
-        <w:rPr>
-          <w:rFonts w:ascii="Courier New" w:cs="Courier New" w:eastAsia="Courier New" w:hAnsi="Courier New"/>
-        </w:rPr>
-        <w:t xml:space="preserve">/wcm/learning</w:t>
-      </w:r>
-      <w:r>
-        <w:t xml:space="preserve"> mostra Method Knowledge Health, learning </w:t>
-      </w:r>
-      <w:r>
-        <w:rPr>
-          <w:rFonts w:ascii="Courier New" w:cs="Courier New" w:eastAsia="Courier New" w:hAnsi="Courier New"/>
-        </w:rPr>
-        <w:t xml:space="preserve">PROMOTED</w:t>
-      </w:r>
-      <w:r>
-        <w:t xml:space="preserve">, </w:t>
-      </w:r>
-      <w:r>
-        <w:rPr>
-          <w:rFonts w:ascii="Courier New" w:cs="Courier New" w:eastAsia="Courier New" w:hAnsi="Courier New"/>
-        </w:rPr>
-        <w:t xml:space="preserve">CANDIDATE</w:t>
-      </w:r>
-      <w:r>
-        <w:t xml:space="preserve">, eventuali learning in osservazione/validazione, evidence, review, sinapsi del metodo, confidence, generalizzabilità e provenance.</w:t>
-      </w:r>
-    </w:p>
-    <w:p>
-      <w:pPr>
-        <w:spacing w:after="120"/>
-      </w:pPr>
-      <w:r>
-        <w:t xml:space="preserve">Un Candidate è un learning in maturazione, non una nuova regola. La pagina è read-only: osservare un learning non equivale ad approvarlo o promuoverlo.</w:t>
-      </w:r>
-    </w:p>
-    <w:p>
-      <w:pPr>
-        <w:pBdr>
-          <w:bottom w:val="single" w:color="BFBFBF" w:sz="6" w:space="1"/>
-        </w:pBdr>
-        <w:spacing w:after="120" w:before="120"/>
-      </w:pPr>
-    </w:p>
-    <w:p>
-      <w:pPr>
-        <w:pStyle w:val="Heading1"/>
-      </w:pPr>
-      <w:r>
-        <w:t xml:space="preserve">14. Documentazione WCM — Documentation Center V0.9</w:t>
-      </w:r>
-    </w:p>
-    <w:p>
-      <w:pPr>
-        <w:spacing w:after="120"/>
-      </w:pPr>
-      <w:r>
-        <w:t xml:space="preserve">Dalla Home trovi la card globale </w:t>
-      </w:r>
-      <w:r>
-        <w:rPr>
-          <w:b/>
-          <w:bCs/>
-        </w:rPr>
-        <w:t xml:space="preserve">Documentazione WCM</w:t>
-      </w:r>
-      <w:r>
-        <w:t xml:space="preserve">.</w:t>
-      </w:r>
-    </w:p>
-    <w:p>
-      <w:pPr>
-        <w:spacing w:after="120"/>
-      </w:pPr>
-      <w:r>
-        <w:t xml:space="preserve">Percorso:</w:t>
-      </w:r>
-    </w:p>
-    <w:p>
-      <w:pPr>
-        <w:spacing w:after="120"/>
-      </w:pPr>
-      <w:r>
-        <w:rPr>
-          <w:rFonts w:ascii="Courier New" w:cs="Courier New" w:eastAsia="Courier New" w:hAnsi="Courier New"/>
-        </w:rPr>
-        <w:t xml:space="preserve">/wcm/documentation</w:t>
-      </w:r>
-    </w:p>
-    <w:p>
-      <w:pPr>
-        <w:spacing w:after="120"/>
-      </w:pPr>
-      <w:r>
-        <w:t xml:space="preserve">La sezione contiene:</w:t>
+        <w:t xml:space="preserve">10. Cosa succede quando premi Approva</w:t>
+      </w:r>
+    </w:p>
+    <w:p>
+      <w:pPr>
+        <w:spacing w:after="120"/>
+      </w:pPr>
+      <w:r>
+        <w:t xml:space="preserve">Questa è una distinzione importante e spesso invisibile all'utente.</w:t>
+      </w:r>
+    </w:p>
+    <w:p>
+      <w:pPr>
+        <w:spacing w:after="120"/>
+      </w:pPr>
+      <w:r>
+        <w:t xml:space="preserve">Quando premi un comando, possono esserci tre momenti diversi:</w:t>
       </w:r>
     </w:p>
     <w:p>
@@ -1930,10 +2093,10 @@
           <w:b/>
           <w:bCs/>
         </w:rPr>
-        <w:t xml:space="preserve">WCM Technical Reference</w:t>
-      </w:r>
-      <w:r>
-        <w:t xml:space="preserve"> — come è costruito WCM;</w:t>
+        <w:t xml:space="preserve">hai espresso la decisione</w:t>
+      </w:r>
+      <w:r>
+        <w:t xml:space="preserve">;</w:t>
       </w:r>
     </w:p>
     <w:p>
@@ -1950,10 +2113,10 @@
           <w:b/>
           <w:bCs/>
         </w:rPr>
-        <w:t xml:space="preserve">WCM Executive / Client Guide</w:t>
-      </w:r>
-      <w:r>
-        <w:t xml:space="preserve"> — cos'è WCM, a cosa serve e quali benefici offre;</w:t>
+        <w:t xml:space="preserve">il sistema ha registrato in modo verificabile la tua authority</w:t>
+      </w:r>
+      <w:r>
+        <w:t xml:space="preserve">;</w:t>
       </w:r>
     </w:p>
     <w:p>
@@ -1970,110 +2133,44 @@
           <w:b/>
           <w:bCs/>
         </w:rPr>
-        <w:t xml:space="preserve">WCM User Manual</w:t>
-      </w:r>
-      <w:r>
-        <w:t xml:space="preserve"> — come si usa WCM.</w:t>
-      </w:r>
-    </w:p>
-    <w:p>
-      <w:pPr>
-        <w:pStyle w:val="Heading2"/>
-      </w:pPr>
-      <w:r>
-        <w:t xml:space="preserve">Informazioni visibili</w:t>
-      </w:r>
-    </w:p>
-    <w:p>
-      <w:pPr>
-        <w:spacing w:after="120"/>
-      </w:pPr>
-      <w:r>
-        <w:t xml:space="preserve">Per ciascun documento puoi vedere versione, data del master, stato, pubblico, source SHA e stato QA della release.</w:t>
-      </w:r>
-    </w:p>
-    <w:p>
-      <w:pPr>
-        <w:pStyle w:val="Heading2"/>
-      </w:pPr>
-      <w:r>
-        <w:t xml:space="preserve">Consulta</w:t>
-      </w:r>
-    </w:p>
-    <w:p>
-      <w:pPr>
-        <w:spacing w:after="120"/>
-      </w:pPr>
-      <w:r>
-        <w:t xml:space="preserve">Il pulsante </w:t>
+        <w:t xml:space="preserve">il workflow ha applicato tutti gli effetti della decisione</w:t>
+      </w:r>
+      <w:r>
+        <w:t xml:space="preserve">.</w:t>
+      </w:r>
+    </w:p>
+    <w:p>
+      <w:pPr>
+        <w:spacing w:after="120"/>
+      </w:pPr>
+      <w:r>
+        <w:t xml:space="preserve">Non sono necessariamente istantanei.</w:t>
+      </w:r>
+    </w:p>
+    <w:p>
+      <w:pPr>
+        <w:spacing w:after="120"/>
+      </w:pPr>
+      <w:r>
+        <w:t xml:space="preserve">Per questo puoi vedere Pending anche dopo aver approvato.</w:t>
+      </w:r>
+    </w:p>
+    <w:p>
+      <w:pPr>
+        <w:spacing w:after="120"/>
+      </w:pPr>
+      <w:r>
+        <w:t xml:space="preserve">In termini tecnici il sistema crea un'</w:t>
       </w:r>
       <w:r>
         <w:rPr>
           <w:b/>
           <w:bCs/>
         </w:rPr>
-        <w:t xml:space="preserve">Consulta</w:t>
-      </w:r>
-      <w:r>
-        <w:t xml:space="preserve"> apre il documento nel reader Mission Control. Il reader usa lo snapshot Markdown appartenente alla stessa release dei file scaricabili.</w:t>
-      </w:r>
-    </w:p>
-    <w:p>
-      <w:pPr>
-        <w:pStyle w:val="Heading2"/>
-      </w:pPr>
-      <w:r>
-        <w:t xml:space="preserve">Scarica Word</w:t>
-      </w:r>
-    </w:p>
-    <w:p>
-      <w:pPr>
-        <w:spacing w:after="120"/>
-      </w:pPr>
-      <w:r>
-        <w:t xml:space="preserve">Scarica la release </w:t>
-      </w:r>
-      <w:r>
-        <w:rPr>
-          <w:rFonts w:ascii="Courier New" w:cs="Courier New" w:eastAsia="Courier New" w:hAnsi="Courier New"/>
-        </w:rPr>
-        <w:t xml:space="preserve">.docx</w:t>
-      </w:r>
-      <w:r>
-        <w:t xml:space="preserve"> quando realmente disponibile e verificata.</w:t>
-      </w:r>
-    </w:p>
-    <w:p>
-      <w:pPr>
-        <w:pStyle w:val="Heading2"/>
-      </w:pPr>
-      <w:r>
-        <w:t xml:space="preserve">Scarica PDF</w:t>
-      </w:r>
-    </w:p>
-    <w:p>
-      <w:pPr>
-        <w:spacing w:after="120"/>
-      </w:pPr>
-      <w:r>
-        <w:t xml:space="preserve">Scarica la release </w:t>
-      </w:r>
-      <w:r>
-        <w:rPr>
-          <w:rFonts w:ascii="Courier New" w:cs="Courier New" w:eastAsia="Courier New" w:hAnsi="Courier New"/>
-        </w:rPr>
-        <w:t xml:space="preserve">.pdf</w:t>
-      </w:r>
-      <w:r>
-        <w:t xml:space="preserve"> quando realmente disponibile e verificata.</w:t>
-      </w:r>
-    </w:p>
-    <w:p>
-      <w:pPr>
-        <w:pStyle w:val="Heading2"/>
-      </w:pPr>
-      <w:r>
-        <w:t xml:space="preserve">Source of truth</w:t>
+        <w:t xml:space="preserve">Authority Receipt</w:t>
+      </w:r>
+      <w:r>
+        <w:t xml:space="preserve">, cioè una ricevuta durevole della decisione. Ma per l'utente il concetto è più semplice:</w:t>
       </w:r>
     </w:p>
     <w:p>
@@ -2085,44 +2182,13 @@
       </w:pPr>
       <w:r>
         <w:rPr>
+          <w:b/>
+          <w:bCs/>
           <w:i/>
           <w:iCs/>
           <w:color w:val="444444"/>
         </w:rPr>
-        <w:t xml:space="preserve">GitHub </w:t>
-      </w:r>
-      <w:r>
-        <w:rPr>
-          <w:rFonts w:ascii="Courier New" w:cs="Courier New" w:eastAsia="Courier New" w:hAnsi="Courier New"/>
-          <w:i/>
-          <w:iCs/>
-          <w:color w:val="444444"/>
-        </w:rPr>
-        <w:t xml:space="preserve">main</w:t>
-      </w:r>
-      <w:r>
-        <w:rPr>
-          <w:i/>
-          <w:iCs/>
-          <w:color w:val="444444"/>
-        </w:rPr>
-        <w:t xml:space="preserve"> è la source of truth. Word e PDF sono release derivate.</w:t>
-      </w:r>
-    </w:p>
-    <w:p>
-      <w:pPr>
-        <w:spacing w:after="120"/>
-      </w:pPr>
-      <w:r>
-        <w:t xml:space="preserve">Il download non modifica WCM, non approva il documento, non cambia governance e non genera authority.</w:t>
-      </w:r>
-    </w:p>
-    <w:p>
-      <w:pPr>
-        <w:spacing w:after="120"/>
-      </w:pPr>
-      <w:r>
-        <w:t xml:space="preserve">Se un formato non è realmente prodotto o non supera QA, Mission Control non deve mostrare un download fittizio.</w:t>
+        <w:t xml:space="preserve">WCM deve poter dimostrare che aveva il permesso di fare ciò che ha fatto.</w:t>
       </w:r>
     </w:p>
     <w:p>
@@ -2138,15 +2204,41 @@
         <w:pStyle w:val="Heading1"/>
       </w:pPr>
       <w:r>
-        <w:t xml:space="preserve">15. Come iniziare un nuovo progetto</w:t>
-      </w:r>
-    </w:p>
-    <w:p>
-      <w:pPr>
-        <w:spacing w:after="120"/>
-      </w:pPr>
-      <w:r>
-        <w:t xml:space="preserve">In forma semplificata:</w:t>
+        <w:t xml:space="preserve">11. Il Change Gate del metodo WCM</w:t>
+      </w:r>
+    </w:p>
+    <w:p>
+      <w:pPr>
+        <w:spacing w:after="120"/>
+      </w:pPr>
+      <w:r>
+        <w:t xml:space="preserve">Il WCM può anche imparare qualcosa che suggerisce di cambiare il proprio metodo.</w:t>
+      </w:r>
+    </w:p>
+    <w:p>
+      <w:pPr>
+        <w:spacing w:after="120"/>
+      </w:pPr>
+      <w:r>
+        <w:t xml:space="preserve">In quel caso viene aperto un </w:t>
+      </w:r>
+      <w:r>
+        <w:rPr>
+          <w:b/>
+          <w:bCs/>
+        </w:rPr>
+        <w:t xml:space="preserve">WCM Change Gate</w:t>
+      </w:r>
+      <w:r>
+        <w:t xml:space="preserve">.</w:t>
+      </w:r>
+    </w:p>
+    <w:p>
+      <w:pPr>
+        <w:spacing w:after="120"/>
+      </w:pPr>
+      <w:r>
+        <w:t xml:space="preserve">Qui la separazione è ancora più rigorosa:</w:t>
       </w:r>
     </w:p>
     <w:p>
@@ -2161,7 +2253,7 @@
           <w:sz w:val="16"/>
           <w:szCs w:val="16"/>
         </w:rPr>
-        <w:t xml:space="preserve">INTENZIONE DI PROGETTO</w:t>
+        <w:t xml:space="preserve">TU APPROVI IL CAMBIAMENTO</w:t>
       </w:r>
     </w:p>
     <w:p>
@@ -2191,7 +2283,7 @@
           <w:sz w:val="16"/>
           <w:szCs w:val="16"/>
         </w:rPr>
-        <w:t xml:space="preserve">CLASSIFICAZIONE</w:t>
+        <w:t xml:space="preserve">AUTHORITY VIENE REGISTRATA</w:t>
       </w:r>
     </w:p>
     <w:p>
@@ -2221,7 +2313,7 @@
           <w:sz w:val="16"/>
           <w:szCs w:val="16"/>
         </w:rPr>
-        <w:t xml:space="preserve">ADMISSION PREVIEW</w:t>
+        <w:t xml:space="preserve">IL CAMBIAMENTO VIENE APPLICATO</w:t>
       </w:r>
     </w:p>
     <w:p>
@@ -2251,7 +2343,7 @@
           <w:sz w:val="16"/>
           <w:szCs w:val="16"/>
         </w:rPr>
-        <w:t xml:space="preserve">BOARD ADMISSION</w:t>
+        <w:t xml:space="preserve">IL RISULTATO VIENE VERIFICATO</w:t>
       </w:r>
     </w:p>
     <w:p>
@@ -2281,140 +2373,103 @@
           <w:sz w:val="16"/>
           <w:szCs w:val="16"/>
         </w:rPr>
-        <w:t xml:space="preserve">OWNER SOURCE INTAKE</w:t>
-      </w:r>
-    </w:p>
-    <w:p>
-      <w:pPr>
-        <w:shd w:fill="F2F2F2" w:val="clear"/>
-        <w:spacing w:after="0" w:before="0"/>
-        <w:ind w:left="240"/>
-      </w:pPr>
-      <w:r>
-        <w:rPr>
-          <w:rFonts w:ascii="Courier New" w:cs="Courier New" w:eastAsia="Courier New" w:hAnsi="Courier New"/>
-          <w:sz w:val="16"/>
-          <w:szCs w:val="16"/>
-        </w:rPr>
-        <w:t xml:space="preserve">        ↓</w:t>
-      </w:r>
-    </w:p>
-    <w:p>
-      <w:pPr>
-        <w:shd w:fill="F2F2F2" w:val="clear"/>
-        <w:spacing w:after="0" w:before="0"/>
-        <w:ind w:left="240"/>
-      </w:pPr>
-      <w:r>
-        <w:rPr>
-          <w:rFonts w:ascii="Courier New" w:cs="Courier New" w:eastAsia="Courier New" w:hAnsi="Courier New"/>
-          <w:sz w:val="16"/>
-          <w:szCs w:val="16"/>
-        </w:rPr>
-        <w:t xml:space="preserve">MEMORIA + GOAL + STATE + ROADMAP + GOVERNANCE</w:t>
-      </w:r>
-    </w:p>
-    <w:p>
-      <w:pPr>
-        <w:shd w:fill="F2F2F2" w:val="clear"/>
-        <w:spacing w:after="0" w:before="0"/>
-        <w:ind w:left="240"/>
-      </w:pPr>
-      <w:r>
-        <w:rPr>
-          <w:rFonts w:ascii="Courier New" w:cs="Courier New" w:eastAsia="Courier New" w:hAnsi="Courier New"/>
-          <w:sz w:val="16"/>
-          <w:szCs w:val="16"/>
-        </w:rPr>
-        <w:t xml:space="preserve">        ↓</w:t>
-      </w:r>
-    </w:p>
-    <w:p>
-      <w:pPr>
-        <w:shd w:fill="F2F2F2" w:val="clear"/>
-        <w:spacing w:after="0" w:before="0"/>
-        <w:ind w:left="240"/>
-      </w:pPr>
-      <w:r>
-        <w:rPr>
-          <w:rFonts w:ascii="Courier New" w:cs="Courier New" w:eastAsia="Courier New" w:hAnsi="Courier New"/>
-          <w:sz w:val="16"/>
-          <w:szCs w:val="16"/>
-        </w:rPr>
-        <w:t xml:space="preserve">READINESS REVIEW</w:t>
-      </w:r>
-    </w:p>
-    <w:p>
-      <w:pPr>
-        <w:shd w:fill="F2F2F2" w:val="clear"/>
-        <w:spacing w:after="0" w:before="0"/>
-        <w:ind w:left="240"/>
-      </w:pPr>
-      <w:r>
-        <w:rPr>
-          <w:rFonts w:ascii="Courier New" w:cs="Courier New" w:eastAsia="Courier New" w:hAnsi="Courier New"/>
-          <w:sz w:val="16"/>
-          <w:szCs w:val="16"/>
-        </w:rPr>
-        <w:t xml:space="preserve">        ↓</w:t>
-      </w:r>
-    </w:p>
-    <w:p>
-      <w:pPr>
-        <w:shd w:fill="F2F2F2" w:val="clear"/>
-        <w:spacing w:after="0" w:before="0"/>
-        <w:ind w:left="240"/>
-      </w:pPr>
-      <w:r>
-        <w:rPr>
-          <w:rFonts w:ascii="Courier New" w:cs="Courier New" w:eastAsia="Courier New" w:hAnsi="Courier New"/>
-          <w:sz w:val="16"/>
-          <w:szCs w:val="16"/>
-        </w:rPr>
-        <w:t xml:space="preserve">BOARD ACTIVATION</w:t>
-      </w:r>
-    </w:p>
-    <w:p>
-      <w:pPr>
-        <w:shd w:fill="F2F2F2" w:val="clear"/>
-        <w:spacing w:after="0" w:before="0"/>
-        <w:ind w:left="240"/>
-      </w:pPr>
-      <w:r>
-        <w:rPr>
-          <w:rFonts w:ascii="Courier New" w:cs="Courier New" w:eastAsia="Courier New" w:hAnsi="Courier New"/>
-          <w:sz w:val="16"/>
-          <w:szCs w:val="16"/>
-        </w:rPr>
-        <w:t xml:space="preserve">        ↓</w:t>
-      </w:r>
-    </w:p>
-    <w:p>
-      <w:pPr>
-        <w:shd w:fill="F2F2F2" w:val="clear"/>
-        <w:spacing w:after="0" w:before="0"/>
-        <w:ind w:left="240"/>
-      </w:pPr>
-      <w:r>
-        <w:rPr>
-          <w:rFonts w:ascii="Courier New" w:cs="Courier New" w:eastAsia="Courier New" w:hAnsi="Courier New"/>
-          <w:sz w:val="16"/>
-          <w:szCs w:val="16"/>
-        </w:rPr>
-        <w:t xml:space="preserve">WCM RUN</w:t>
-      </w:r>
-    </w:p>
-    <w:p>
-      <w:pPr>
-        <w:spacing w:after="120"/>
-      </w:pPr>
-    </w:p>
-    <w:p>
-      <w:pPr>
-        <w:spacing w:after="120"/>
-      </w:pPr>
-      <w:r>
-        <w:t xml:space="preserve">Non è sufficiente creare una cartella per dichiarare un progetto operativo.</w:t>
+        <w:t xml:space="preserve">IL LEARNING PUÒ DIVENTARE PROMOTED</w:t>
+      </w:r>
+    </w:p>
+    <w:p>
+      <w:pPr>
+        <w:spacing w:after="120"/>
+      </w:pPr>
+    </w:p>
+    <w:p>
+      <w:pPr>
+        <w:spacing w:after="120"/>
+      </w:pPr>
+      <w:r>
+        <w:t xml:space="preserve">Un clic di approvazione </w:t>
+      </w:r>
+      <w:r>
+        <w:rPr>
+          <w:b/>
+          <w:bCs/>
+        </w:rPr>
+        <w:t xml:space="preserve">non modifica direttamente il metodo</w:t>
+      </w:r>
+      <w:r>
+        <w:t xml:space="preserve">.</w:t>
+      </w:r>
+    </w:p>
+    <w:p>
+      <w:pPr>
+        <w:spacing w:after="120"/>
+      </w:pPr>
+      <w:r>
+        <w:t xml:space="preserve">Puoi quindi incontrare stati diversi:</w:t>
+      </w:r>
+    </w:p>
+    <w:p>
+      <w:pPr>
+        <w:pStyle w:val="ListParagraph"/>
+        <w:numPr>
+          <w:ilvl w:val="0"/>
+          <w:numId w:val="3"/>
+        </w:numPr>
+        <w:spacing w:after="60"/>
+      </w:pPr>
+      <w:r>
+        <w:rPr>
+          <w:rFonts w:ascii="Courier New" w:cs="Courier New" w:eastAsia="Courier New" w:hAnsi="Courier New"/>
+        </w:rPr>
+        <w:t xml:space="preserve">AUTHORITY_APPROVED</w:t>
+      </w:r>
+      <w:r>
+        <w:t xml:space="preserve"> — hai autorizzato;</w:t>
+      </w:r>
+    </w:p>
+    <w:p>
+      <w:pPr>
+        <w:pStyle w:val="ListParagraph"/>
+        <w:numPr>
+          <w:ilvl w:val="0"/>
+          <w:numId w:val="3"/>
+        </w:numPr>
+        <w:spacing w:after="60"/>
+      </w:pPr>
+      <w:r>
+        <w:rPr>
+          <w:rFonts w:ascii="Courier New" w:cs="Courier New" w:eastAsia="Courier New" w:hAnsi="Courier New"/>
+        </w:rPr>
+        <w:t xml:space="preserve">EXECUTED</w:t>
+      </w:r>
+      <w:r>
+        <w:t xml:space="preserve"> — la modifica è stata realmente applicata;</w:t>
+      </w:r>
+    </w:p>
+    <w:p>
+      <w:pPr>
+        <w:pStyle w:val="ListParagraph"/>
+        <w:numPr>
+          <w:ilvl w:val="0"/>
+          <w:numId w:val="3"/>
+        </w:numPr>
+        <w:spacing w:after="60"/>
+      </w:pPr>
+      <w:r>
+        <w:rPr>
+          <w:rFonts w:ascii="Courier New" w:cs="Courier New" w:eastAsia="Courier New" w:hAnsi="Courier New"/>
+        </w:rPr>
+        <w:t xml:space="preserve">PROMOTED</w:t>
+      </w:r>
+      <w:r>
+        <w:t xml:space="preserve"> — il learning è entrato nella baseline metodologica prevista.</w:t>
+      </w:r>
+    </w:p>
+    <w:p>
+      <w:pPr>
+        <w:spacing w:after="120"/>
+      </w:pPr>
+      <w:r>
+        <w:t xml:space="preserve">Questa separazione rende il cambiamento più tracciabile e meno fragile.</w:t>
       </w:r>
     </w:p>
     <w:p>
@@ -2430,23 +2485,116 @@
         <w:pStyle w:val="Heading1"/>
       </w:pPr>
       <w:r>
-        <w:t xml:space="preserve">16. Come interagire con Wise</w:t>
-      </w:r>
-    </w:p>
-    <w:p>
-      <w:pPr>
-        <w:spacing w:after="120"/>
-      </w:pPr>
-      <w:r>
-        <w:t xml:space="preserve">Non è necessario impartire sempre istruzioni atomiche. Puoi esprimere un obiettivo, un problema o un'intenzione.</w:t>
-      </w:r>
-    </w:p>
-    <w:p>
-      <w:pPr>
-        <w:spacing w:after="120"/>
-      </w:pPr>
-      <w:r>
-        <w:t xml:space="preserve">Wise deve ricostruire il contesto necessario, verificare state e authority, capire la prossima azione utile, eseguire direttamente quando possibile, delegare soltanto quando serve, proseguire attraverso le transizioni WCM RUN contigue e fermarsi a una vera stop condition o gate umano.</w:t>
+        <w:t xml:space="preserve">12. Documenti: Draft, Candidate, Approved e Frozen</w:t>
+      </w:r>
+    </w:p>
+    <w:p>
+      <w:pPr>
+        <w:spacing w:after="120"/>
+      </w:pPr>
+      <w:r>
+        <w:t xml:space="preserve">I nomi cambiano leggermente in base al progetto, ma il significato generale è questo.</w:t>
+      </w:r>
+    </w:p>
+    <w:p>
+      <w:pPr>
+        <w:spacing w:after="120"/>
+      </w:pPr>
+      <w:r>
+        <w:rPr>
+          <w:b/>
+          <w:bCs/>
+        </w:rPr>
+        <w:t xml:space="preserve">Draft / Working</w:t>
+      </w:r>
+      <w:r>
+        <w:t xml:space="preserve"> — materiale di lavoro che può ancora cambiare.</w:t>
+      </w:r>
+    </w:p>
+    <w:p>
+      <w:pPr>
+        <w:spacing w:after="120"/>
+      </w:pPr>
+      <w:r>
+        <w:rPr>
+          <w:b/>
+          <w:bCs/>
+        </w:rPr>
+        <w:t xml:space="preserve">Candidate</w:t>
+      </w:r>
+      <w:r>
+        <w:t xml:space="preserve"> — una versione proposta, abbastanza matura per essere valutata, ma non ancora approvata.</w:t>
+      </w:r>
+    </w:p>
+    <w:p>
+      <w:pPr>
+        <w:spacing w:after="120"/>
+      </w:pPr>
+      <w:r>
+        <w:rPr>
+          <w:b/>
+          <w:bCs/>
+        </w:rPr>
+        <w:t xml:space="preserve">Unapproved</w:t>
+      </w:r>
+      <w:r>
+        <w:t xml:space="preserve"> — materiale esplicitamente non approvato.</w:t>
+      </w:r>
+    </w:p>
+    <w:p>
+      <w:pPr>
+        <w:spacing w:after="120"/>
+      </w:pPr>
+      <w:r>
+        <w:rPr>
+          <w:b/>
+          <w:bCs/>
+        </w:rPr>
+        <w:t xml:space="preserve">Approved / Frozen</w:t>
+      </w:r>
+      <w:r>
+        <w:t xml:space="preserve"> — il documento è stato approvato nel perimetro previsto ed è diventato parte della baseline.</w:t>
+      </w:r>
+    </w:p>
+    <w:p>
+      <w:pPr>
+        <w:spacing w:after="120"/>
+      </w:pPr>
+      <w:r>
+        <w:rPr>
+          <w:b/>
+          <w:bCs/>
+        </w:rPr>
+        <w:t xml:space="preserve">Board material</w:t>
+      </w:r>
+      <w:r>
+        <w:t xml:space="preserve"> — materiale preparato per aiutarti a decidere; non è necessariamente l'oggetto che stai approvando.</w:t>
+      </w:r>
+    </w:p>
+    <w:p>
+      <w:pPr>
+        <w:spacing w:after="120"/>
+      </w:pPr>
+      <w:r>
+        <w:t xml:space="preserve">Una regola da ricordare:</w:t>
+      </w:r>
+    </w:p>
+    <w:p>
+      <w:pPr>
+        <w:pBdr>
+          <w:left w:val="single" w:color="C00000" w:sz="12" w:space="8"/>
+        </w:pBdr>
+        <w:spacing w:after="120"/>
+      </w:pPr>
+      <w:r>
+        <w:rPr>
+          <w:b/>
+          <w:bCs/>
+          <w:i/>
+          <w:iCs/>
+          <w:color w:val="444444"/>
+        </w:rPr>
+        <w:t xml:space="preserve">download ≠ approval ≠ authority</w:t>
       </w:r>
     </w:p>
     <w:p>
@@ -2462,47 +2610,92 @@
         <w:pStyle w:val="Heading1"/>
       </w:pPr>
       <w:r>
-        <w:t xml:space="preserve">17. WCM RUN e WCM CHANGE per l'utente</w:t>
-      </w:r>
-    </w:p>
-    <w:p>
-      <w:pPr>
-        <w:pStyle w:val="Heading2"/>
-      </w:pPr>
-      <w:r>
-        <w:t xml:space="preserve">WCM RUN</w:t>
-      </w:r>
-    </w:p>
-    <w:p>
-      <w:pPr>
-        <w:spacing w:after="120"/>
-      </w:pPr>
-      <w:r>
-        <w:t xml:space="preserve">È normale esecuzione di regole e workflow già autorizzati: report previsto, avanzamento di fase previsto, aggiornamento fedele dello State, release Word/PDF da un master corrente.</w:t>
-      </w:r>
-    </w:p>
-    <w:p>
-      <w:pPr>
-        <w:pStyle w:val="Heading2"/>
-      </w:pPr>
-      <w:r>
-        <w:t xml:space="preserve">WCM CHANGE</w:t>
-      </w:r>
-    </w:p>
-    <w:p>
-      <w:pPr>
-        <w:spacing w:after="120"/>
-      </w:pPr>
-      <w:r>
-        <w:t xml:space="preserve">Modifica il metodo, governance, authority, architettura, goal/scope o altra decisione materiale.</w:t>
-      </w:r>
-    </w:p>
-    <w:p>
-      <w:pPr>
-        <w:spacing w:after="120"/>
-      </w:pPr>
-      <w:r>
-        <w:t xml:space="preserve">Quando serve un Change Gate, Wise deve mostrare l'Impact Preview e fermarsi prima della modifica materiale finché non riceve l'authority richiesta.</w:t>
+        <w:t xml:space="preserve">13. Activity, Roadmap, State e Need non sono la stessa cosa</w:t>
+      </w:r>
+    </w:p>
+    <w:p>
+      <w:pPr>
+        <w:spacing w:after="120"/>
+      </w:pPr>
+      <w:r>
+        <w:t xml:space="preserve">Queste aree rispondono a domande diverse.</w:t>
+      </w:r>
+    </w:p>
+    <w:p>
+      <w:pPr>
+        <w:spacing w:after="120"/>
+      </w:pPr>
+      <w:r>
+        <w:rPr>
+          <w:b/>
+          <w:bCs/>
+        </w:rPr>
+        <w:t xml:space="preserve">Activity:</w:t>
+      </w:r>
+      <w:r>
+        <w:t xml:space="preserve"> “Che cosa è successo?”</w:t>
+      </w:r>
+    </w:p>
+    <w:p>
+      <w:pPr>
+        <w:spacing w:after="120"/>
+      </w:pPr>
+      <w:r>
+        <w:rPr>
+          <w:b/>
+          <w:bCs/>
+        </w:rPr>
+        <w:t xml:space="preserve">Roadmap:</w:t>
+      </w:r>
+      <w:r>
+        <w:t xml:space="preserve"> “Qual è il percorso previsto?”</w:t>
+      </w:r>
+    </w:p>
+    <w:p>
+      <w:pPr>
+        <w:spacing w:after="120"/>
+      </w:pPr>
+      <w:r>
+        <w:rPr>
+          <w:b/>
+          <w:bCs/>
+        </w:rPr>
+        <w:t xml:space="preserve">Execution / State:</w:t>
+      </w:r>
+      <w:r>
+        <w:t xml:space="preserve"> “Dove siamo realmente adesso?”</w:t>
+      </w:r>
+    </w:p>
+    <w:p>
+      <w:pPr>
+        <w:spacing w:after="120"/>
+      </w:pPr>
+      <w:r>
+        <w:rPr>
+          <w:b/>
+          <w:bCs/>
+        </w:rPr>
+        <w:t xml:space="preserve">Need:</w:t>
+      </w:r>
+      <w:r>
+        <w:t xml:space="preserve"> “Che cosa richiede me adesso?”</w:t>
+      </w:r>
+    </w:p>
+    <w:p>
+      <w:pPr>
+        <w:spacing w:after="120"/>
+      </w:pPr>
+      <w:r>
+        <w:t xml:space="preserve">Se la Roadmap dice che dopo il Capitolo 7 viene il Capitolo 8 ma Execution mostra </w:t>
+      </w:r>
+      <w:r>
+        <w:rPr>
+          <w:rFonts w:ascii="Courier New" w:cs="Courier New" w:eastAsia="Courier New" w:hAnsi="Courier New"/>
+        </w:rPr>
+        <w:t xml:space="preserve">WAITING_AUTHORITY</w:t>
+      </w:r>
+      <w:r>
+        <w:t xml:space="preserve"> sul Capitolo 7, il Capitolo 8 non è ancora il lavoro corrente.</w:t>
       </w:r>
     </w:p>
     <w:p>
@@ -2518,7 +2711,25 @@
         <w:pStyle w:val="Heading1"/>
       </w:pPr>
       <w:r>
-        <w:t xml:space="preserve">18. Cosa fare quando…</w:t>
+        <w:t xml:space="preserve">14. Knowledge Health: non è un voto al progetto</w:t>
+      </w:r>
+    </w:p>
+    <w:p>
+      <w:pPr>
+        <w:spacing w:after="120"/>
+      </w:pPr>
+      <w:r>
+        <w:t xml:space="preserve">Knowledge Health misura la </w:t>
+      </w:r>
+      <w:r>
+        <w:rPr>
+          <w:b/>
+          <w:bCs/>
+        </w:rPr>
+        <w:t xml:space="preserve">salute della memoria organizzativa</w:t>
+      </w:r>
+      <w:r>
+        <w:t xml:space="preserve">, non la qualità artistica o commerciale di ciò che stai facendo.</w:t>
       </w:r>
     </w:p>
     <w:p>
@@ -2526,21 +2737,18 @@
         <w:pStyle w:val="Heading2"/>
       </w:pPr>
       <w:r>
-        <w:t xml:space="preserve">…vedo </w:t>
-      </w:r>
-      <w:r>
-        <w:rPr>
-          <w:rFonts w:ascii="Courier New" w:cs="Courier New" w:eastAsia="Courier New" w:hAnsi="Courier New"/>
-        </w:rPr>
-        <w:t xml:space="preserve">BLOCKED_BOARD</w:t>
-      </w:r>
-    </w:p>
-    <w:p>
-      <w:pPr>
-        <w:spacing w:after="120"/>
-      </w:pPr>
-      <w:r>
-        <w:t xml:space="preserve">Apri il Need e il materiale Board collegato. Il workflow è fermo in attesa dell'authority o scelta prevista.</w:t>
+        <w:rPr>
+          <w:rFonts w:ascii="Courier New" w:cs="Courier New" w:eastAsia="Courier New" w:hAnsi="Courier New"/>
+        </w:rPr>
+        <w:t xml:space="preserve">HEALTHY</w:t>
+      </w:r>
+    </w:p>
+    <w:p>
+      <w:pPr>
+        <w:spacing w:after="120"/>
+      </w:pPr>
+      <w:r>
+        <w:t xml:space="preserve">I controlli previsti non stanno rilevando problemi strutturali rilevanti e il check è sufficientemente recente.</w:t>
       </w:r>
     </w:p>
     <w:p>
@@ -2548,9 +2756,6 @@
         <w:pStyle w:val="Heading2"/>
       </w:pPr>
       <w:r>
-        <w:t xml:space="preserve">…vedo </w:t>
-      </w:r>
-      <w:r>
         <w:rPr>
           <w:rFonts w:ascii="Courier New" w:cs="Courier New" w:eastAsia="Courier New" w:hAnsi="Courier New"/>
         </w:rPr>
@@ -2562,7 +2767,31 @@
         <w:spacing w:after="120"/>
       </w:pPr>
       <w:r>
-        <w:t xml:space="preserve">Apri Knowledge e verifica quali componenti sono degradate. Non assumere automaticamente che tutto il progetto sia bloccato.</w:t>
+        <w:t xml:space="preserve">Esistono anomalie o debiti. Non significa automaticamente che il progetto sia bloccato.</w:t>
+      </w:r>
+    </w:p>
+    <w:p>
+      <w:pPr>
+        <w:spacing w:after="120"/>
+      </w:pPr>
+      <w:r>
+        <w:t xml:space="preserve">La domanda utile è:</w:t>
+      </w:r>
+    </w:p>
+    <w:p>
+      <w:pPr>
+        <w:pBdr>
+          <w:left w:val="single" w:color="C00000" w:sz="12" w:space="8"/>
+        </w:pBdr>
+        <w:spacing w:after="120"/>
+      </w:pPr>
+      <w:r>
+        <w:rPr>
+          <w:i/>
+          <w:iCs/>
+          <w:color w:val="444444"/>
+        </w:rPr>
+        <w:t xml:space="preserve">“Questi problemi rendono insicuro il prossimo passaggio?”</w:t>
       </w:r>
     </w:p>
     <w:p>
@@ -2570,21 +2799,27 @@
         <w:pStyle w:val="Heading2"/>
       </w:pPr>
       <w:r>
-        <w:t xml:space="preserve">…vedo </w:t>
-      </w:r>
-      <w:r>
         <w:rPr>
           <w:rFonts w:ascii="Courier New" w:cs="Courier New" w:eastAsia="Courier New" w:hAnsi="Courier New"/>
         </w:rPr>
         <w:t xml:space="preserve">STALE</w:t>
       </w:r>
-    </w:p>
-    <w:p>
-      <w:pPr>
-        <w:spacing w:after="120"/>
-      </w:pPr>
-      <w:r>
-        <w:t xml:space="preserve">Il Knowledge Health deve essere aggiornato prima di considerarlo rappresentativo dello stato corrente.</w:t>
+      <w:r>
+        <w:t xml:space="preserve"> / </w:t>
+      </w:r>
+      <w:r>
+        <w:rPr>
+          <w:rFonts w:ascii="Courier New" w:cs="Courier New" w:eastAsia="Courier New" w:hAnsi="Courier New"/>
+        </w:rPr>
+        <w:t xml:space="preserve">CHECK REQUIRED</w:t>
+      </w:r>
+    </w:p>
+    <w:p>
+      <w:pPr>
+        <w:spacing w:after="120"/>
+      </w:pPr>
+      <w:r>
+        <w:t xml:space="preserve">Il controllo è precedente a un cambiamento importante. Va aggiornato prima di considerarlo corrente.</w:t>
       </w:r>
     </w:p>
     <w:p>
@@ -2592,101 +2827,18 @@
         <w:pStyle w:val="Heading2"/>
       </w:pPr>
       <w:r>
-        <w:t xml:space="preserve">…un documento è </w:t>
-      </w:r>
-      <w:r>
-        <w:rPr>
-          <w:rFonts w:ascii="Courier New" w:cs="Courier New" w:eastAsia="Courier New" w:hAnsi="Courier New"/>
-        </w:rPr>
-        <w:t xml:space="preserve">UNAPPROVED</w:t>
-      </w:r>
-    </w:p>
-    <w:p>
-      <w:pPr>
-        <w:spacing w:after="120"/>
-      </w:pPr>
-      <w:r>
-        <w:t xml:space="preserve">Puoi leggerlo e, se distribution-ready, anche scaricarlo. Non trattarlo come frozen/approved.</w:t>
-      </w:r>
-    </w:p>
-    <w:p>
-      <w:pPr>
-        <w:pStyle w:val="Heading2"/>
-      </w:pPr>
-      <w:r>
-        <w:t xml:space="preserve">…compare un nuovo Need</w:t>
-      </w:r>
-    </w:p>
-    <w:p>
-      <w:pPr>
-        <w:spacing w:after="120"/>
-      </w:pPr>
-      <w:r>
-        <w:t xml:space="preserve">Aprilo, leggi l'azione richiesta e gli eventuali documenti collegati.</w:t>
-      </w:r>
-    </w:p>
-    <w:p>
-      <w:pPr>
-        <w:pStyle w:val="Heading2"/>
-      </w:pPr>
-      <w:r>
-        <w:t xml:space="preserve">…una mia decisione è Pending</w:t>
-      </w:r>
-    </w:p>
-    <w:p>
-      <w:pPr>
-        <w:spacing w:after="120"/>
-      </w:pPr>
-      <w:r>
-        <w:t xml:space="preserve">Normalmente attendi che il workflow la consumi. Ripeti la decisione solo se il sistema segnala un errore o una nuova richiesta.</w:t>
-      </w:r>
-    </w:p>
-    <w:p>
-      <w:pPr>
-        <w:pStyle w:val="Heading2"/>
-      </w:pPr>
-      <w:r>
-        <w:t xml:space="preserve">…WCM Learning mostra un Candidate</w:t>
-      </w:r>
-    </w:p>
-    <w:p>
-      <w:pPr>
-        <w:spacing w:after="120"/>
-      </w:pPr>
-      <w:r>
-        <w:t xml:space="preserve">È un learning in maturazione, non una nuova regola già approvata.</w:t>
-      </w:r>
-    </w:p>
-    <w:p>
-      <w:pPr>
-        <w:pStyle w:val="Heading2"/>
-      </w:pPr>
-      <w:r>
-        <w:t xml:space="preserve">…nel Documentation Center manca Word o PDF</w:t>
-      </w:r>
-    </w:p>
-    <w:p>
-      <w:pPr>
-        <w:spacing w:after="120"/>
-      </w:pPr>
-      <w:r>
-        <w:t xml:space="preserve">La release non ha un artefatto verificato per quel formato e deve essere rigenerata.</w:t>
-      </w:r>
-    </w:p>
-    <w:p>
-      <w:pPr>
-        <w:pStyle w:val="Heading2"/>
-      </w:pPr>
-      <w:r>
-        <w:t xml:space="preserve">…voglio cambiare una regola WCM</w:t>
-      </w:r>
-    </w:p>
-    <w:p>
-      <w:pPr>
-        <w:spacing w:after="120"/>
-      </w:pPr>
-      <w:r>
-        <w:t xml:space="preserve">Descrivi il cambiamento desiderato. Wise deve classificarlo e, se materiale, applicare il WCM Change Gate.</w:t>
+        <w:rPr>
+          <w:rFonts w:ascii="Courier New" w:cs="Courier New" w:eastAsia="Courier New" w:hAnsi="Courier New"/>
+        </w:rPr>
+        <w:t xml:space="preserve">CRITICAL</w:t>
+      </w:r>
+    </w:p>
+    <w:p>
+      <w:pPr>
+        <w:spacing w:after="120"/>
+      </w:pPr>
+      <w:r>
+        <w:t xml:space="preserve">Esiste un problema incompatibile con un lavoro sensibile alla conoscenza.</w:t>
       </w:r>
     </w:p>
     <w:p>
@@ -2702,7 +2854,2527 @@
         <w:pStyle w:val="Heading1"/>
       </w:pPr>
       <w:r>
-        <w:t xml:space="preserve">19. Glossario minimo</w:t>
+        <w:t xml:space="preserve">15. Knowledge Assurance: il controllo può partire da solo</w:t>
+      </w:r>
+    </w:p>
+    <w:p>
+      <w:pPr>
+        <w:spacing w:after="120"/>
+      </w:pPr>
+      <w:r>
+        <w:t xml:space="preserve">Knowledge Assurance è il sistema di controllo della memoria WCM.</w:t>
+      </w:r>
+    </w:p>
+    <w:p>
+      <w:pPr>
+        <w:spacing w:after="120"/>
+      </w:pPr>
+      <w:r>
+        <w:t xml:space="preserve">Oggi può partire in tre modi:</w:t>
+      </w:r>
+    </w:p>
+    <w:p>
+      <w:pPr>
+        <w:pStyle w:val="ListParagraph"/>
+        <w:numPr>
+          <w:ilvl w:val="0"/>
+          <w:numId w:val="3"/>
+        </w:numPr>
+        <w:spacing w:after="60"/>
+      </w:pPr>
+      <w:r>
+        <w:t xml:space="preserve">quando cambia qualcosa di rilevante;</w:t>
+      </w:r>
+    </w:p>
+    <w:p>
+      <w:pPr>
+        <w:pStyle w:val="ListParagraph"/>
+        <w:numPr>
+          <w:ilvl w:val="0"/>
+          <w:numId w:val="3"/>
+        </w:numPr>
+        <w:spacing w:after="60"/>
+      </w:pPr>
+      <w:r>
+        <w:t xml:space="preserve">quando un workflow lo chiama perché necessita di un controllo fresh;</w:t>
+      </w:r>
+    </w:p>
+    <w:p>
+      <w:pPr>
+        <w:pStyle w:val="ListParagraph"/>
+        <w:numPr>
+          <w:ilvl w:val="0"/>
+          <w:numId w:val="3"/>
+        </w:numPr>
+        <w:spacing w:after="60"/>
+      </w:pPr>
+      <w:r>
+        <w:t xml:space="preserve">periodicamente come safety net, ogni sei ore.</w:t>
+      </w:r>
+    </w:p>
+    <w:p>
+      <w:pPr>
+        <w:spacing w:after="120"/>
+      </w:pPr>
+      <w:r>
+        <w:t xml:space="preserve">Il funzionamento semplificato è:</w:t>
+      </w:r>
+    </w:p>
+    <w:p>
+      <w:pPr>
+        <w:shd w:fill="F2F2F2" w:val="clear"/>
+        <w:spacing w:after="0" w:before="0"/>
+        <w:ind w:left="240"/>
+      </w:pPr>
+      <w:r>
+        <w:rPr>
+          <w:rFonts w:ascii="Courier New" w:cs="Courier New" w:eastAsia="Courier New" w:hAnsi="Courier New"/>
+          <w:sz w:val="16"/>
+          <w:szCs w:val="16"/>
+        </w:rPr>
+        <w:t xml:space="preserve">CONTROLLA</w:t>
+      </w:r>
+    </w:p>
+    <w:p>
+      <w:pPr>
+        <w:shd w:fill="F2F2F2" w:val="clear"/>
+        <w:spacing w:after="0" w:before="0"/>
+        <w:ind w:left="240"/>
+      </w:pPr>
+      <w:r>
+        <w:rPr>
+          <w:rFonts w:ascii="Courier New" w:cs="Courier New" w:eastAsia="Courier New" w:hAnsi="Courier New"/>
+          <w:sz w:val="16"/>
+          <w:szCs w:val="16"/>
+        </w:rPr>
+        <w:t xml:space="preserve">→ TROVA UN PROBLEMA?</w:t>
+      </w:r>
+    </w:p>
+    <w:p>
+      <w:pPr>
+        <w:shd w:fill="F2F2F2" w:val="clear"/>
+        <w:spacing w:after="0" w:before="0"/>
+        <w:ind w:left="240"/>
+      </w:pPr>
+      <w:r>
+        <w:rPr>
+          <w:rFonts w:ascii="Courier New" w:cs="Courier New" w:eastAsia="Courier New" w:hAnsi="Courier New"/>
+          <w:sz w:val="16"/>
+          <w:szCs w:val="16"/>
+        </w:rPr>
+        <w:t xml:space="preserve">   ├─ NO → registra il risultato</w:t>
+      </w:r>
+    </w:p>
+    <w:p>
+      <w:pPr>
+        <w:shd w:fill="F2F2F2" w:val="clear"/>
+        <w:spacing w:after="0" w:before="0"/>
+        <w:ind w:left="240"/>
+      </w:pPr>
+      <w:r>
+        <w:rPr>
+          <w:rFonts w:ascii="Courier New" w:cs="Courier New" w:eastAsia="Courier New" w:hAnsi="Courier New"/>
+          <w:sz w:val="16"/>
+          <w:szCs w:val="16"/>
+        </w:rPr>
+        <w:t xml:space="preserve">   └─ SÌ</w:t>
+      </w:r>
+    </w:p>
+    <w:p>
+      <w:pPr>
+        <w:shd w:fill="F2F2F2" w:val="clear"/>
+        <w:spacing w:after="0" w:before="0"/>
+        <w:ind w:left="240"/>
+      </w:pPr>
+      <w:r>
+        <w:rPr>
+          <w:rFonts w:ascii="Courier New" w:cs="Courier New" w:eastAsia="Courier New" w:hAnsi="Courier New"/>
+          <w:sz w:val="16"/>
+          <w:szCs w:val="16"/>
+        </w:rPr>
+        <w:t xml:space="preserve">       → la correzione è meccanica e autorizzata?</w:t>
+      </w:r>
+    </w:p>
+    <w:p>
+      <w:pPr>
+        <w:shd w:fill="F2F2F2" w:val="clear"/>
+        <w:spacing w:after="0" w:before="0"/>
+        <w:ind w:left="240"/>
+      </w:pPr>
+      <w:r>
+        <w:rPr>
+          <w:rFonts w:ascii="Courier New" w:cs="Courier New" w:eastAsia="Courier New" w:hAnsi="Courier New"/>
+          <w:sz w:val="16"/>
+          <w:szCs w:val="16"/>
+        </w:rPr>
+        <w:t xml:space="preserve">          ├─ SÌ → ripara → ricontrolla</w:t>
+      </w:r>
+    </w:p>
+    <w:p>
+      <w:pPr>
+        <w:shd w:fill="F2F2F2" w:val="clear"/>
+        <w:spacing w:after="0" w:before="0"/>
+        <w:ind w:left="240"/>
+      </w:pPr>
+      <w:r>
+        <w:rPr>
+          <w:rFonts w:ascii="Courier New" w:cs="Courier New" w:eastAsia="Courier New" w:hAnsi="Courier New"/>
+          <w:sz w:val="16"/>
+          <w:szCs w:val="16"/>
+        </w:rPr>
+        <w:t xml:space="preserve">          └─ NO → non inventa → escalation</w:t>
+      </w:r>
+    </w:p>
+    <w:p>
+      <w:pPr>
+        <w:spacing w:after="120"/>
+      </w:pPr>
+    </w:p>
+    <w:p>
+      <w:pPr>
+        <w:spacing w:after="120"/>
+      </w:pPr>
+      <w:r>
+        <w:t xml:space="preserve">Quindi non devi avviare manualmente un controllo dopo ogni modifica.</w:t>
+      </w:r>
+    </w:p>
+    <w:p>
+      <w:pPr>
+        <w:pBdr>
+          <w:bottom w:val="single" w:color="BFBFBF" w:sz="6" w:space="1"/>
+        </w:pBdr>
+        <w:spacing w:after="120" w:before="120"/>
+      </w:pPr>
+    </w:p>
+    <w:p>
+      <w:pPr>
+        <w:pStyle w:val="Heading1"/>
+      </w:pPr>
+      <w:r>
+        <w:t xml:space="preserve">16. Una nuova idea utile: il controllo come dipendenza interna</w:t>
+      </w:r>
+    </w:p>
+    <w:p>
+      <w:pPr>
+        <w:spacing w:after="120"/>
+      </w:pPr>
+      <w:r>
+        <w:t xml:space="preserve">Un workflow può sapere in anticipo che, prima di un passaggio importante, gli serve un Knowledge Assurance aggiornato.</w:t>
+      </w:r>
+    </w:p>
+    <w:p>
+      <w:pPr>
+        <w:spacing w:after="120"/>
+      </w:pPr>
+      <w:r>
+        <w:t xml:space="preserve">È come dire:</w:t>
+      </w:r>
+    </w:p>
+    <w:p>
+      <w:pPr>
+        <w:pBdr>
+          <w:left w:val="single" w:color="C00000" w:sz="12" w:space="8"/>
+        </w:pBdr>
+        <w:spacing w:after="120"/>
+      </w:pPr>
+      <w:r>
+        <w:rPr>
+          <w:i/>
+          <w:iCs/>
+          <w:color w:val="444444"/>
+        </w:rPr>
+        <w:t xml:space="preserve">“Non portarmi al Board Gate finché non hai verificato che la memoria usata per preparare il materiale sia abbastanza fresca e coerente.”</w:t>
+      </w:r>
+    </w:p>
+    <w:p>
+      <w:pPr>
+        <w:spacing w:after="120"/>
+      </w:pPr>
+      <w:r>
+        <w:t xml:space="preserve">Il sistema può eseguire questo controllo automaticamente e registrare che la dipendenza è stata soddisfatta.</w:t>
+      </w:r>
+    </w:p>
+    <w:p>
+      <w:pPr>
+        <w:spacing w:after="120"/>
+      </w:pPr>
+      <w:r>
+        <w:t xml:space="preserve">Se il risultato è </w:t>
+      </w:r>
+      <w:r>
+        <w:rPr>
+          <w:rFonts w:ascii="Courier New" w:cs="Courier New" w:eastAsia="Courier New" w:hAnsi="Courier New"/>
+        </w:rPr>
+        <w:t xml:space="preserve">DEGRADED</w:t>
+      </w:r>
+      <w:r>
+        <w:t xml:space="preserve"> ma non riguarda il lavoro corrente, il workflow può comunque avanzare. Se è realmente bloccante, si ferma.</w:t>
+      </w:r>
+    </w:p>
+    <w:p>
+      <w:pPr>
+        <w:spacing w:after="120"/>
+      </w:pPr>
+      <w:r>
+        <w:t xml:space="preserve">Questo meccanismo è già stato usato nel workflow del Capitolo 7 di PRIMA DI NOI.</w:t>
+      </w:r>
+    </w:p>
+    <w:p>
+      <w:pPr>
+        <w:pBdr>
+          <w:bottom w:val="single" w:color="BFBFBF" w:sz="6" w:space="1"/>
+        </w:pBdr>
+        <w:spacing w:after="120" w:before="120"/>
+      </w:pPr>
+    </w:p>
+    <w:p>
+      <w:pPr>
+        <w:pStyle w:val="Heading1"/>
+      </w:pPr>
+      <w:r>
+        <w:t xml:space="preserve">17. Knowledge Steward: manutentore, non autore</w:t>
+      </w:r>
+    </w:p>
+    <w:p>
+      <w:pPr>
+        <w:spacing w:after="120"/>
+      </w:pPr>
+      <w:r>
+        <w:t xml:space="preserve">Il Knowledge Steward può sistemare solo problemi per i quali la soluzione è già determinata da regole autorizzate.</w:t>
+      </w:r>
+    </w:p>
+    <w:p>
+      <w:pPr>
+        <w:spacing w:after="120"/>
+      </w:pPr>
+      <w:r>
+        <w:t xml:space="preserve">Non può decidere:</w:t>
+      </w:r>
+    </w:p>
+    <w:p>
+      <w:pPr>
+        <w:pStyle w:val="ListParagraph"/>
+        <w:numPr>
+          <w:ilvl w:val="0"/>
+          <w:numId w:val="3"/>
+        </w:numPr>
+        <w:spacing w:after="60"/>
+      </w:pPr>
+      <w:r>
+        <w:t xml:space="preserve">quale strategia adottare;</w:t>
+      </w:r>
+    </w:p>
+    <w:p>
+      <w:pPr>
+        <w:pStyle w:val="ListParagraph"/>
+        <w:numPr>
+          <w:ilvl w:val="0"/>
+          <w:numId w:val="3"/>
+        </w:numPr>
+        <w:spacing w:after="60"/>
+      </w:pPr>
+      <w:r>
+        <w:t xml:space="preserve">che cosa deve significare un requisito;</w:t>
+      </w:r>
+    </w:p>
+    <w:p>
+      <w:pPr>
+        <w:pStyle w:val="ListParagraph"/>
+        <w:numPr>
+          <w:ilvl w:val="0"/>
+          <w:numId w:val="3"/>
+        </w:numPr>
+        <w:spacing w:after="60"/>
+      </w:pPr>
+      <w:r>
+        <w:t xml:space="preserve">quale versione narrativa è corretta;</w:t>
+      </w:r>
+    </w:p>
+    <w:p>
+      <w:pPr>
+        <w:pStyle w:val="ListParagraph"/>
+        <w:numPr>
+          <w:ilvl w:val="0"/>
+          <w:numId w:val="3"/>
+        </w:numPr>
+        <w:spacing w:after="60"/>
+      </w:pPr>
+      <w:r>
+        <w:t xml:space="preserve">quale decisione dovrebbe prendere l'owner.</w:t>
+      </w:r>
+    </w:p>
+    <w:p>
+      <w:pPr>
+        <w:spacing w:after="120"/>
+      </w:pPr>
+      <w:r>
+        <w:t xml:space="preserve">Una buona regola mentale è:</w:t>
+      </w:r>
+    </w:p>
+    <w:p>
+      <w:pPr>
+        <w:pBdr>
+          <w:left w:val="single" w:color="C00000" w:sz="12" w:space="8"/>
+        </w:pBdr>
+        <w:spacing w:after="120"/>
+      </w:pPr>
+      <w:r>
+        <w:rPr>
+          <w:b/>
+          <w:bCs/>
+          <w:i/>
+          <w:iCs/>
+          <w:color w:val="444444"/>
+        </w:rPr>
+        <w:t xml:space="preserve">Knowledge Steward mantiene la memoria; Wise interpreta; l'owner decide ciò che è riservato all'owner.</w:t>
+      </w:r>
+    </w:p>
+    <w:p>
+      <w:pPr>
+        <w:pBdr>
+          <w:bottom w:val="single" w:color="BFBFBF" w:sz="6" w:space="1"/>
+        </w:pBdr>
+        <w:spacing w:after="120" w:before="120"/>
+      </w:pPr>
+    </w:p>
+    <w:p>
+      <w:pPr>
+        <w:pStyle w:val="Heading1"/>
+      </w:pPr>
+      <w:r>
+        <w:t xml:space="preserve">18. Perché WCM protegge le scritture persistenti</w:t>
+      </w:r>
+    </w:p>
+    <w:p>
+      <w:pPr>
+        <w:spacing w:after="120"/>
+      </w:pPr>
+      <w:r>
+        <w:t xml:space="preserve">Nel lavoro reale abbiamo imparato che “la chiamata è riuscita” non significa sempre “il risultato è corretto”.</w:t>
+      </w:r>
+    </w:p>
+    <w:p>
+      <w:pPr>
+        <w:spacing w:after="120"/>
+      </w:pPr>
+      <w:r>
+        <w:t xml:space="preserve">Una write può essere tecnicamente valida ma:</w:t>
+      </w:r>
+    </w:p>
+    <w:p>
+      <w:pPr>
+        <w:pStyle w:val="ListParagraph"/>
+        <w:numPr>
+          <w:ilvl w:val="0"/>
+          <w:numId w:val="3"/>
+        </w:numPr>
+        <w:spacing w:after="60"/>
+      </w:pPr>
+      <w:r>
+        <w:t xml:space="preserve">puntare al file sbagliato;</w:t>
+      </w:r>
+    </w:p>
+    <w:p>
+      <w:pPr>
+        <w:pStyle w:val="ListParagraph"/>
+        <w:numPr>
+          <w:ilvl w:val="0"/>
+          <w:numId w:val="3"/>
+        </w:numPr>
+        <w:spacing w:after="60"/>
+      </w:pPr>
+      <w:r>
+        <w:t xml:space="preserve">usare una versione vecchia;</w:t>
+      </w:r>
+    </w:p>
+    <w:p>
+      <w:pPr>
+        <w:pStyle w:val="ListParagraph"/>
+        <w:numPr>
+          <w:ilvl w:val="0"/>
+          <w:numId w:val="3"/>
+        </w:numPr>
+        <w:spacing w:after="60"/>
+      </w:pPr>
+      <w:r>
+        <w:t xml:space="preserve">avere un payload incompleto;</w:t>
+      </w:r>
+    </w:p>
+    <w:p>
+      <w:pPr>
+        <w:pStyle w:val="ListParagraph"/>
+        <w:numPr>
+          <w:ilvl w:val="0"/>
+          <w:numId w:val="3"/>
+        </w:numPr>
+        <w:spacing w:after="60"/>
+      </w:pPr>
+      <w:r>
+        <w:t xml:space="preserve">entrare in conflitto con un altro writer;</w:t>
+      </w:r>
+    </w:p>
+    <w:p>
+      <w:pPr>
+        <w:pStyle w:val="ListParagraph"/>
+        <w:numPr>
+          <w:ilvl w:val="0"/>
+          <w:numId w:val="3"/>
+        </w:numPr>
+        <w:spacing w:after="60"/>
+      </w:pPr>
+      <w:r>
+        <w:t xml:space="preserve">superare il perimetro autorizzato.</w:t>
+      </w:r>
+    </w:p>
+    <w:p>
+      <w:pPr>
+        <w:spacing w:after="120"/>
+      </w:pPr>
+      <w:r>
+        <w:t xml:space="preserve">Per questo esiste </w:t>
+      </w:r>
+      <w:r>
+        <w:rPr>
+          <w:b/>
+          <w:bCs/>
+        </w:rPr>
+        <w:t xml:space="preserve">Persistent Mutation Safety — PROT-017</w:t>
+      </w:r>
+      <w:r>
+        <w:t xml:space="preserve">.</w:t>
+      </w:r>
+    </w:p>
+    <w:p>
+      <w:pPr>
+        <w:spacing w:after="120"/>
+      </w:pPr>
+      <w:r>
+        <w:t xml:space="preserve">Prima delle scritture più sensibili WCM deve controllare target, payload, versione attesa, ownership e risultato finale.</w:t>
+      </w:r>
+    </w:p>
+    <w:p>
+      <w:pPr>
+        <w:spacing w:after="120"/>
+      </w:pPr>
+      <w:r>
+        <w:t xml:space="preserve">Per l'utente significa una cosa semplice:</w:t>
+      </w:r>
+    </w:p>
+    <w:p>
+      <w:pPr>
+        <w:pBdr>
+          <w:left w:val="single" w:color="C00000" w:sz="12" w:space="8"/>
+        </w:pBdr>
+        <w:spacing w:after="120"/>
+      </w:pPr>
+      <w:r>
+        <w:rPr>
+          <w:b/>
+          <w:bCs/>
+          <w:i/>
+          <w:iCs/>
+          <w:color w:val="444444"/>
+        </w:rPr>
+        <w:t xml:space="preserve">le operazioni persistenti importanti non dovrebbero essere considerate riuscite soltanto perché un'API ha risposto “OK”.</w:t>
+      </w:r>
+    </w:p>
+    <w:p>
+      <w:pPr>
+        <w:pBdr>
+          <w:bottom w:val="single" w:color="BFBFBF" w:sz="6" w:space="1"/>
+        </w:pBdr>
+        <w:spacing w:after="120" w:before="120"/>
+      </w:pPr>
+    </w:p>
+    <w:p>
+      <w:pPr>
+        <w:pStyle w:val="Heading1"/>
+      </w:pPr>
+      <w:r>
+        <w:t xml:space="preserve">19. WCM Learning: come il sistema trasforma esperienza in metodo</w:t>
+      </w:r>
+    </w:p>
+    <w:p>
+      <w:pPr>
+        <w:spacing w:after="120"/>
+      </w:pPr>
+      <w:r>
+        <w:t xml:space="preserve">WCM Learning raccoglie incidenti, successi e failure mode che potrebbero insegnare qualcosa al sistema.</w:t>
+      </w:r>
+    </w:p>
+    <w:p>
+      <w:pPr>
+        <w:spacing w:after="120"/>
+      </w:pPr>
+      <w:r>
+        <w:t xml:space="preserve">Gli stati non sono tutti equivalenti.</w:t>
+      </w:r>
+    </w:p>
+    <w:p>
+      <w:pPr>
+        <w:spacing w:after="120"/>
+      </w:pPr>
+      <w:r>
+        <w:rPr>
+          <w:b/>
+          <w:bCs/>
+        </w:rPr>
+        <w:t xml:space="preserve">Evidence</w:t>
+      </w:r>
+      <w:r>
+        <w:t xml:space="preserve"> — è successo qualcosa di osservabile.</w:t>
+      </w:r>
+    </w:p>
+    <w:p>
+      <w:pPr>
+        <w:spacing w:after="120"/>
+      </w:pPr>
+      <w:r>
+        <w:rPr>
+          <w:b/>
+          <w:bCs/>
+        </w:rPr>
+        <w:t xml:space="preserve">Candidate / Validated</w:t>
+      </w:r>
+      <w:r>
+        <w:t xml:space="preserve"> — esiste un learning plausibile o sufficientemente sostenuto.</w:t>
+      </w:r>
+    </w:p>
+    <w:p>
+      <w:pPr>
+        <w:spacing w:after="120"/>
+      </w:pPr>
+      <w:r>
+        <w:rPr>
+          <w:b/>
+          <w:bCs/>
+        </w:rPr>
+        <w:t xml:space="preserve">Promoted</w:t>
+      </w:r>
+      <w:r>
+        <w:t xml:space="preserve"> — il learning ha effettivamente prodotto una modifica alla baseline attraverso il processo previsto.</w:t>
+      </w:r>
+    </w:p>
+    <w:p>
+      <w:pPr>
+        <w:spacing w:after="120"/>
+      </w:pPr>
+      <w:r>
+        <w:t xml:space="preserve">Un esempio reale è </w:t>
+      </w:r>
+      <w:r>
+        <w:rPr>
+          <w:rFonts w:ascii="Courier New" w:cs="Courier New" w:eastAsia="Courier New" w:hAnsi="Courier New"/>
+        </w:rPr>
+        <w:t xml:space="preserve">WCM-LRN-004</w:t>
+      </w:r>
+      <w:r>
+        <w:t xml:space="preserve">: inizialmente era una lezione sulle scritture remote; dopo evidence, review, approvazione e propagazione è diventato il protocollo </w:t>
+      </w:r>
+      <w:r>
+        <w:rPr>
+          <w:rFonts w:ascii="Courier New" w:cs="Courier New" w:eastAsia="Courier New" w:hAnsi="Courier New"/>
+        </w:rPr>
+        <w:t xml:space="preserve">PROT-017 Persistent Mutation Safety</w:t>
+      </w:r>
+      <w:r>
+        <w:t xml:space="preserve">.</w:t>
+      </w:r>
+    </w:p>
+    <w:p>
+      <w:pPr>
+        <w:spacing w:after="120"/>
+      </w:pPr>
+      <w:r>
+        <w:t xml:space="preserve">Quindi:</w:t>
+      </w:r>
+    </w:p>
+    <w:p>
+      <w:pPr>
+        <w:pBdr>
+          <w:left w:val="single" w:color="C00000" w:sz="12" w:space="8"/>
+        </w:pBdr>
+        <w:spacing w:after="120"/>
+      </w:pPr>
+      <w:r>
+        <w:rPr>
+          <w:b/>
+          <w:bCs/>
+          <w:i/>
+          <w:iCs/>
+          <w:color w:val="444444"/>
+        </w:rPr>
+        <w:t xml:space="preserve">WCM impara, ma non trasforma ogni osservazione in una nuova regola.</w:t>
+      </w:r>
+    </w:p>
+    <w:p>
+      <w:pPr>
+        <w:pBdr>
+          <w:bottom w:val="single" w:color="BFBFBF" w:sz="6" w:space="1"/>
+        </w:pBdr>
+        <w:spacing w:after="120" w:before="120"/>
+      </w:pPr>
+    </w:p>
+    <w:p>
+      <w:pPr>
+        <w:pStyle w:val="Heading1"/>
+      </w:pPr>
+      <w:r>
+        <w:t xml:space="preserve">20. Documentation Center</w:t>
+      </w:r>
+    </w:p>
+    <w:p>
+      <w:pPr>
+        <w:spacing w:after="120"/>
+      </w:pPr>
+      <w:r>
+        <w:t xml:space="preserve">Percorso:</w:t>
+      </w:r>
+    </w:p>
+    <w:p>
+      <w:pPr>
+        <w:spacing w:after="120"/>
+      </w:pPr>
+      <w:r>
+        <w:rPr>
+          <w:rFonts w:ascii="Courier New" w:cs="Courier New" w:eastAsia="Courier New" w:hAnsi="Courier New"/>
+        </w:rPr>
+        <w:t xml:space="preserve">/wcm/documentation</w:t>
+      </w:r>
+    </w:p>
+    <w:p>
+      <w:pPr>
+        <w:spacing w:after="120"/>
+      </w:pPr>
+      <w:r>
+        <w:t xml:space="preserve">La documentazione è organizzata in due livelli:</w:t>
+      </w:r>
+    </w:p>
+    <w:p>
+      <w:pPr>
+        <w:shd w:fill="F2F2F2" w:val="clear"/>
+        <w:spacing w:after="0" w:before="0"/>
+        <w:ind w:left="240"/>
+      </w:pPr>
+      <w:r>
+        <w:rPr>
+          <w:rFonts w:ascii="Courier New" w:cs="Courier New" w:eastAsia="Courier New" w:hAnsi="Courier New"/>
+          <w:sz w:val="16"/>
+          <w:szCs w:val="16"/>
+        </w:rPr>
+        <w:t xml:space="preserve">WCM</w:t>
+      </w:r>
+    </w:p>
+    <w:p>
+      <w:pPr>
+        <w:shd w:fill="F2F2F2" w:val="clear"/>
+        <w:spacing w:after="0" w:before="0"/>
+        <w:ind w:left="240"/>
+      </w:pPr>
+      <w:r>
+        <w:rPr>
+          <w:rFonts w:ascii="Courier New" w:cs="Courier New" w:eastAsia="Courier New" w:hAnsi="Courier New"/>
+          <w:sz w:val="16"/>
+          <w:szCs w:val="16"/>
+        </w:rPr>
+        <w:t xml:space="preserve">├─ Technical Reference</w:t>
+      </w:r>
+    </w:p>
+    <w:p>
+      <w:pPr>
+        <w:shd w:fill="F2F2F2" w:val="clear"/>
+        <w:spacing w:after="0" w:before="0"/>
+        <w:ind w:left="240"/>
+      </w:pPr>
+      <w:r>
+        <w:rPr>
+          <w:rFonts w:ascii="Courier New" w:cs="Courier New" w:eastAsia="Courier New" w:hAnsi="Courier New"/>
+          <w:sz w:val="16"/>
+          <w:szCs w:val="16"/>
+        </w:rPr>
+        <w:t xml:space="preserve">├─ Executive / Client Guide</w:t>
+      </w:r>
+    </w:p>
+    <w:p>
+      <w:pPr>
+        <w:shd w:fill="F2F2F2" w:val="clear"/>
+        <w:spacing w:after="0" w:before="0"/>
+        <w:ind w:left="240"/>
+      </w:pPr>
+      <w:r>
+        <w:rPr>
+          <w:rFonts w:ascii="Courier New" w:cs="Courier New" w:eastAsia="Courier New" w:hAnsi="Courier New"/>
+          <w:sz w:val="16"/>
+          <w:szCs w:val="16"/>
+        </w:rPr>
+        <w:t xml:space="preserve">└─ User Manual</w:t>
+      </w:r>
+    </w:p>
+    <w:p>
+      <w:pPr>
+        <w:shd w:fill="F2F2F2" w:val="clear"/>
+        <w:spacing w:after="0" w:before="0"/>
+        <w:ind w:left="240"/>
+      </w:pPr>
+      <w:r>
+        <w:rPr>
+          <w:rFonts w:ascii="Courier New" w:cs="Courier New" w:eastAsia="Courier New" w:hAnsi="Courier New"/>
+          <w:sz w:val="16"/>
+          <w:szCs w:val="16"/>
+        </w:rPr>
+        <w:t xml:space="preserve"> </w:t>
+      </w:r>
+    </w:p>
+    <w:p>
+      <w:pPr>
+        <w:shd w:fill="F2F2F2" w:val="clear"/>
+        <w:spacing w:after="0" w:before="0"/>
+        <w:ind w:left="240"/>
+      </w:pPr>
+      <w:r>
+        <w:rPr>
+          <w:rFonts w:ascii="Courier New" w:cs="Courier New" w:eastAsia="Courier New" w:hAnsi="Courier New"/>
+          <w:sz w:val="16"/>
+          <w:szCs w:val="16"/>
+        </w:rPr>
+        <w:t xml:space="preserve">PROGETTI</w:t>
+      </w:r>
+    </w:p>
+    <w:p>
+      <w:pPr>
+        <w:shd w:fill="F2F2F2" w:val="clear"/>
+        <w:spacing w:after="0" w:before="0"/>
+        <w:ind w:left="240"/>
+      </w:pPr>
+      <w:r>
+        <w:rPr>
+          <w:rFonts w:ascii="Courier New" w:cs="Courier New" w:eastAsia="Courier New" w:hAnsi="Courier New"/>
+          <w:sz w:val="16"/>
+          <w:szCs w:val="16"/>
+        </w:rPr>
+        <w:t xml:space="preserve">└─ PRIMA DI NOI</w:t>
+      </w:r>
+    </w:p>
+    <w:p>
+      <w:pPr>
+        <w:shd w:fill="F2F2F2" w:val="clear"/>
+        <w:spacing w:after="0" w:before="0"/>
+        <w:ind w:left="240"/>
+      </w:pPr>
+      <w:r>
+        <w:rPr>
+          <w:rFonts w:ascii="Courier New" w:cs="Courier New" w:eastAsia="Courier New" w:hAnsi="Courier New"/>
+          <w:sz w:val="16"/>
+          <w:szCs w:val="16"/>
+        </w:rPr>
+        <w:t xml:space="preserve">   ├─ Technical Reference</w:t>
+      </w:r>
+    </w:p>
+    <w:p>
+      <w:pPr>
+        <w:shd w:fill="F2F2F2" w:val="clear"/>
+        <w:spacing w:after="0" w:before="0"/>
+        <w:ind w:left="240"/>
+      </w:pPr>
+      <w:r>
+        <w:rPr>
+          <w:rFonts w:ascii="Courier New" w:cs="Courier New" w:eastAsia="Courier New" w:hAnsi="Courier New"/>
+          <w:sz w:val="16"/>
+          <w:szCs w:val="16"/>
+        </w:rPr>
+        <w:t xml:space="preserve">   ├─ Executive / Editorial Partner Guide</w:t>
+      </w:r>
+    </w:p>
+    <w:p>
+      <w:pPr>
+        <w:shd w:fill="F2F2F2" w:val="clear"/>
+        <w:spacing w:after="0" w:before="0"/>
+        <w:ind w:left="240"/>
+      </w:pPr>
+      <w:r>
+        <w:rPr>
+          <w:rFonts w:ascii="Courier New" w:cs="Courier New" w:eastAsia="Courier New" w:hAnsi="Courier New"/>
+          <w:sz w:val="16"/>
+          <w:szCs w:val="16"/>
+        </w:rPr>
+        <w:t xml:space="preserve">   └─ User Manual</w:t>
+      </w:r>
+    </w:p>
+    <w:p>
+      <w:pPr>
+        <w:spacing w:after="120"/>
+      </w:pPr>
+    </w:p>
+    <w:p>
+      <w:pPr>
+        <w:spacing w:after="120"/>
+      </w:pPr>
+      <w:r>
+        <w:t xml:space="preserve">Nel reader trovi un indice cliccabile. Word/PDF vengono resi disponibili quando la release corrispondente è stata generata e verificata.</w:t>
+      </w:r>
+    </w:p>
+    <w:p>
+      <w:pPr>
+        <w:spacing w:after="120"/>
+      </w:pPr>
+      <w:r>
+        <w:t xml:space="preserve">Il Markdown canonico resta il master.</w:t>
+      </w:r>
+    </w:p>
+    <w:p>
+      <w:pPr>
+        <w:pBdr>
+          <w:bottom w:val="single" w:color="BFBFBF" w:sz="6" w:space="1"/>
+        </w:pBdr>
+        <w:spacing w:after="120" w:before="120"/>
+      </w:pPr>
+    </w:p>
+    <w:p>
+      <w:pPr>
+        <w:pStyle w:val="Heading1"/>
+      </w:pPr>
+      <w:r>
+        <w:t xml:space="preserve">21. Cosa succede automaticamente e quando servi tu</w:t>
+      </w:r>
+    </w:p>
+    <w:tbl>
+      <w:tblPr>
+        <w:tblW w:type="dxa" w:w="9638"/>
+        <w:tblBorders>
+          <w:top w:val="single" w:color="auto" w:sz="4"/>
+          <w:left w:val="single" w:color="auto" w:sz="4"/>
+          <w:bottom w:val="single" w:color="auto" w:sz="4"/>
+          <w:right w:val="single" w:color="auto" w:sz="4"/>
+          <w:insideH w:val="single" w:color="auto" w:sz="4"/>
+          <w:insideV w:val="single" w:color="auto" w:sz="4"/>
+        </w:tblBorders>
+      </w:tblPr>
+      <w:tblGrid>
+        <w:gridCol w:w="3212"/>
+        <w:gridCol w:w="3212"/>
+        <w:gridCol w:w="3214"/>
+      </w:tblGrid>
+      <w:tr>
+        <w:trPr>
+          <w:tblHeader/>
+        </w:trPr>
+        <w:tc>
+          <w:tcPr>
+            <w:tcW w:type="dxa" w:w="3212"/>
+            <w:tcBorders>
+              <w:top w:val="single" w:color="BFBFBF" w:sz="1"/>
+              <w:left w:val="single" w:color="BFBFBF" w:sz="1"/>
+              <w:bottom w:val="single" w:color="BFBFBF" w:sz="1"/>
+              <w:right w:val="single" w:color="BFBFBF" w:sz="1"/>
+            </w:tcBorders>
+            <w:shd w:fill="EDF2F7" w:val="clear"/>
+            <w:tcMar>
+              <w:top w:type="dxa" w:w="60"/>
+              <w:left w:type="dxa" w:w="120"/>
+              <w:bottom w:type="dxa" w:w="60"/>
+              <w:right w:type="dxa" w:w="120"/>
+            </w:tcMar>
+          </w:tcPr>
+          <w:p>
+            <w:pPr>
+              <w:spacing w:after="0" w:before="0"/>
+            </w:pPr>
+            <w:r>
+              <w:rPr>
+                <w:b/>
+                <w:bCs/>
+                <w:sz w:val="18"/>
+                <w:szCs w:val="18"/>
+              </w:rPr>
+              <w:t xml:space="preserve">Situazione</w:t>
+            </w:r>
+          </w:p>
+        </w:tc>
+        <w:tc>
+          <w:tcPr>
+            <w:tcW w:type="dxa" w:w="3212"/>
+            <w:tcBorders>
+              <w:top w:val="single" w:color="BFBFBF" w:sz="1"/>
+              <w:left w:val="single" w:color="BFBFBF" w:sz="1"/>
+              <w:bottom w:val="single" w:color="BFBFBF" w:sz="1"/>
+              <w:right w:val="single" w:color="BFBFBF" w:sz="1"/>
+            </w:tcBorders>
+            <w:shd w:fill="EDF2F7" w:val="clear"/>
+            <w:tcMar>
+              <w:top w:type="dxa" w:w="60"/>
+              <w:left w:type="dxa" w:w="120"/>
+              <w:bottom w:type="dxa" w:w="60"/>
+              <w:right w:type="dxa" w:w="120"/>
+            </w:tcMar>
+          </w:tcPr>
+          <w:p>
+            <w:pPr>
+              <w:spacing w:after="0" w:before="0"/>
+            </w:pPr>
+            <w:r>
+              <w:rPr>
+                <w:b/>
+                <w:bCs/>
+                <w:sz w:val="18"/>
+                <w:szCs w:val="18"/>
+              </w:rPr>
+              <w:t xml:space="preserve">Cosa fa WCM</w:t>
+            </w:r>
+          </w:p>
+        </w:tc>
+        <w:tc>
+          <w:tcPr>
+            <w:tcW w:type="dxa" w:w="3214"/>
+            <w:tcBorders>
+              <w:top w:val="single" w:color="BFBFBF" w:sz="1"/>
+              <w:left w:val="single" w:color="BFBFBF" w:sz="1"/>
+              <w:bottom w:val="single" w:color="BFBFBF" w:sz="1"/>
+              <w:right w:val="single" w:color="BFBFBF" w:sz="1"/>
+            </w:tcBorders>
+            <w:shd w:fill="EDF2F7" w:val="clear"/>
+            <w:tcMar>
+              <w:top w:type="dxa" w:w="60"/>
+              <w:left w:type="dxa" w:w="120"/>
+              <w:bottom w:type="dxa" w:w="60"/>
+              <w:right w:type="dxa" w:w="120"/>
+            </w:tcMar>
+          </w:tcPr>
+          <w:p>
+            <w:pPr>
+              <w:spacing w:after="0" w:before="0"/>
+            </w:pPr>
+            <w:r>
+              <w:rPr>
+                <w:b/>
+                <w:bCs/>
+                <w:sz w:val="18"/>
+                <w:szCs w:val="18"/>
+              </w:rPr>
+              <w:t xml:space="preserve">Cosa fai tu</w:t>
+            </w:r>
+          </w:p>
+        </w:tc>
+      </w:tr>
+      <w:tr>
+        <w:trPr>
+          <w:tblHeader w:val="false"/>
+        </w:trPr>
+        <w:tc>
+          <w:tcPr>
+            <w:tcW w:type="dxa" w:w="3212"/>
+            <w:tcBorders>
+              <w:top w:val="single" w:color="BFBFBF" w:sz="1"/>
+              <w:left w:val="single" w:color="BFBFBF" w:sz="1"/>
+              <w:bottom w:val="single" w:color="BFBFBF" w:sz="1"/>
+              <w:right w:val="single" w:color="BFBFBF" w:sz="1"/>
+            </w:tcBorders>
+            <w:tcMar>
+              <w:top w:type="dxa" w:w="60"/>
+              <w:left w:type="dxa" w:w="120"/>
+              <w:bottom w:type="dxa" w:w="60"/>
+              <w:right w:type="dxa" w:w="120"/>
+            </w:tcMar>
+          </w:tcPr>
+          <w:p>
+            <w:pPr>
+              <w:spacing w:after="0" w:before="0"/>
+            </w:pPr>
+            <w:r>
+              <w:rPr>
+                <w:b w:val="false"/>
+                <w:bCs w:val="false"/>
+                <w:sz w:val="18"/>
+                <w:szCs w:val="18"/>
+              </w:rPr>
+              <w:t xml:space="preserve">workflow ha un next step autorizzato</w:t>
+            </w:r>
+          </w:p>
+        </w:tc>
+        <w:tc>
+          <w:tcPr>
+            <w:tcW w:type="dxa" w:w="3212"/>
+            <w:tcBorders>
+              <w:top w:val="single" w:color="BFBFBF" w:sz="1"/>
+              <w:left w:val="single" w:color="BFBFBF" w:sz="1"/>
+              <w:bottom w:val="single" w:color="BFBFBF" w:sz="1"/>
+              <w:right w:val="single" w:color="BFBFBF" w:sz="1"/>
+            </w:tcBorders>
+            <w:tcMar>
+              <w:top w:type="dxa" w:w="60"/>
+              <w:left w:type="dxa" w:w="120"/>
+              <w:bottom w:type="dxa" w:w="60"/>
+              <w:right w:type="dxa" w:w="120"/>
+            </w:tcMar>
+          </w:tcPr>
+          <w:p>
+            <w:pPr>
+              <w:spacing w:after="0" w:before="0"/>
+            </w:pPr>
+            <w:r>
+              <w:rPr>
+                <w:b w:val="false"/>
+                <w:bCs w:val="false"/>
+                <w:sz w:val="18"/>
+                <w:szCs w:val="18"/>
+              </w:rPr>
+              <w:t xml:space="preserve">continua</w:t>
+            </w:r>
+          </w:p>
+        </w:tc>
+        <w:tc>
+          <w:tcPr>
+            <w:tcW w:type="dxa" w:w="3214"/>
+            <w:tcBorders>
+              <w:top w:val="single" w:color="BFBFBF" w:sz="1"/>
+              <w:left w:val="single" w:color="BFBFBF" w:sz="1"/>
+              <w:bottom w:val="single" w:color="BFBFBF" w:sz="1"/>
+              <w:right w:val="single" w:color="BFBFBF" w:sz="1"/>
+            </w:tcBorders>
+            <w:tcMar>
+              <w:top w:type="dxa" w:w="60"/>
+              <w:left w:type="dxa" w:w="120"/>
+              <w:bottom w:type="dxa" w:w="60"/>
+              <w:right w:type="dxa" w:w="120"/>
+            </w:tcMar>
+          </w:tcPr>
+          <w:p>
+            <w:pPr>
+              <w:spacing w:after="0" w:before="0"/>
+            </w:pPr>
+            <w:r>
+              <w:rPr>
+                <w:b w:val="false"/>
+                <w:bCs w:val="false"/>
+                <w:sz w:val="18"/>
+                <w:szCs w:val="18"/>
+              </w:rPr>
+              <w:t xml:space="preserve">nulla</w:t>
+            </w:r>
+          </w:p>
+        </w:tc>
+      </w:tr>
+      <w:tr>
+        <w:trPr>
+          <w:tblHeader w:val="false"/>
+        </w:trPr>
+        <w:tc>
+          <w:tcPr>
+            <w:tcW w:type="dxa" w:w="3212"/>
+            <w:tcBorders>
+              <w:top w:val="single" w:color="BFBFBF" w:sz="1"/>
+              <w:left w:val="single" w:color="BFBFBF" w:sz="1"/>
+              <w:bottom w:val="single" w:color="BFBFBF" w:sz="1"/>
+              <w:right w:val="single" w:color="BFBFBF" w:sz="1"/>
+            </w:tcBorders>
+            <w:tcMar>
+              <w:top w:type="dxa" w:w="60"/>
+              <w:left w:type="dxa" w:w="120"/>
+              <w:bottom w:type="dxa" w:w="60"/>
+              <w:right w:type="dxa" w:w="120"/>
+            </w:tcMar>
+          </w:tcPr>
+          <w:p>
+            <w:pPr>
+              <w:spacing w:after="0" w:before="0"/>
+            </w:pPr>
+            <w:r>
+              <w:rPr>
+                <w:b w:val="false"/>
+                <w:bCs w:val="false"/>
+                <w:sz w:val="18"/>
+                <w:szCs w:val="18"/>
+              </w:rPr>
+              <w:t xml:space="preserve">termina la sessione ma il workflow è aperto</w:t>
+            </w:r>
+          </w:p>
+        </w:tc>
+        <w:tc>
+          <w:tcPr>
+            <w:tcW w:type="dxa" w:w="3212"/>
+            <w:tcBorders>
+              <w:top w:val="single" w:color="BFBFBF" w:sz="1"/>
+              <w:left w:val="single" w:color="BFBFBF" w:sz="1"/>
+              <w:bottom w:val="single" w:color="BFBFBF" w:sz="1"/>
+              <w:right w:val="single" w:color="BFBFBF" w:sz="1"/>
+            </w:tcBorders>
+            <w:tcMar>
+              <w:top w:type="dxa" w:w="60"/>
+              <w:left w:type="dxa" w:w="120"/>
+              <w:bottom w:type="dxa" w:w="60"/>
+              <w:right w:type="dxa" w:w="120"/>
+            </w:tcMar>
+          </w:tcPr>
+          <w:p>
+            <w:pPr>
+              <w:spacing w:after="0" w:before="0"/>
+            </w:pPr>
+            <w:r>
+              <w:rPr>
+                <w:b w:val="false"/>
+                <w:bCs w:val="false"/>
+                <w:sz w:val="18"/>
+                <w:szCs w:val="18"/>
+              </w:rPr>
+              <w:t xml:space="preserve">conserva/riprende il checkpoint</w:t>
+            </w:r>
+          </w:p>
+        </w:tc>
+        <w:tc>
+          <w:tcPr>
+            <w:tcW w:type="dxa" w:w="3214"/>
+            <w:tcBorders>
+              <w:top w:val="single" w:color="BFBFBF" w:sz="1"/>
+              <w:left w:val="single" w:color="BFBFBF" w:sz="1"/>
+              <w:bottom w:val="single" w:color="BFBFBF" w:sz="1"/>
+              <w:right w:val="single" w:color="BFBFBF" w:sz="1"/>
+            </w:tcBorders>
+            <w:tcMar>
+              <w:top w:type="dxa" w:w="60"/>
+              <w:left w:type="dxa" w:w="120"/>
+              <w:bottom w:type="dxa" w:w="60"/>
+              <w:right w:type="dxa" w:w="120"/>
+            </w:tcMar>
+          </w:tcPr>
+          <w:p>
+            <w:pPr>
+              <w:spacing w:after="0" w:before="0"/>
+            </w:pPr>
+            <w:r>
+              <w:rPr>
+                <w:b w:val="false"/>
+                <w:bCs w:val="false"/>
+                <w:sz w:val="18"/>
+                <w:szCs w:val="18"/>
+              </w:rPr>
+              <w:t xml:space="preserve">nulla</w:t>
+            </w:r>
+          </w:p>
+        </w:tc>
+      </w:tr>
+      <w:tr>
+        <w:trPr>
+          <w:tblHeader w:val="false"/>
+        </w:trPr>
+        <w:tc>
+          <w:tcPr>
+            <w:tcW w:type="dxa" w:w="3212"/>
+            <w:tcBorders>
+              <w:top w:val="single" w:color="BFBFBF" w:sz="1"/>
+              <w:left w:val="single" w:color="BFBFBF" w:sz="1"/>
+              <w:bottom w:val="single" w:color="BFBFBF" w:sz="1"/>
+              <w:right w:val="single" w:color="BFBFBF" w:sz="1"/>
+            </w:tcBorders>
+            <w:tcMar>
+              <w:top w:type="dxa" w:w="60"/>
+              <w:left w:type="dxa" w:w="120"/>
+              <w:bottom w:type="dxa" w:w="60"/>
+              <w:right w:type="dxa" w:w="120"/>
+            </w:tcMar>
+          </w:tcPr>
+          <w:p>
+            <w:pPr>
+              <w:spacing w:after="0" w:before="0"/>
+            </w:pPr>
+            <w:r>
+              <w:rPr>
+                <w:b w:val="false"/>
+                <w:bCs w:val="false"/>
+                <w:sz w:val="18"/>
+                <w:szCs w:val="18"/>
+              </w:rPr>
+              <w:t xml:space="preserve">cambia lo stato esecutivo</w:t>
+            </w:r>
+          </w:p>
+        </w:tc>
+        <w:tc>
+          <w:tcPr>
+            <w:tcW w:type="dxa" w:w="3212"/>
+            <w:tcBorders>
+              <w:top w:val="single" w:color="BFBFBF" w:sz="1"/>
+              <w:left w:val="single" w:color="BFBFBF" w:sz="1"/>
+              <w:bottom w:val="single" w:color="BFBFBF" w:sz="1"/>
+              <w:right w:val="single" w:color="BFBFBF" w:sz="1"/>
+            </w:tcBorders>
+            <w:tcMar>
+              <w:top w:type="dxa" w:w="60"/>
+              <w:left w:type="dxa" w:w="120"/>
+              <w:bottom w:type="dxa" w:w="60"/>
+              <w:right w:type="dxa" w:w="120"/>
+            </w:tcMar>
+          </w:tcPr>
+          <w:p>
+            <w:pPr>
+              <w:spacing w:after="0" w:before="0"/>
+            </w:pPr>
+            <w:r>
+              <w:rPr>
+                <w:b w:val="false"/>
+                <w:bCs w:val="false"/>
+                <w:sz w:val="18"/>
+                <w:szCs w:val="18"/>
+              </w:rPr>
+              <w:t xml:space="preserve">state/projector si riallineano</w:t>
+            </w:r>
+          </w:p>
+        </w:tc>
+        <w:tc>
+          <w:tcPr>
+            <w:tcW w:type="dxa" w:w="3214"/>
+            <w:tcBorders>
+              <w:top w:val="single" w:color="BFBFBF" w:sz="1"/>
+              <w:left w:val="single" w:color="BFBFBF" w:sz="1"/>
+              <w:bottom w:val="single" w:color="BFBFBF" w:sz="1"/>
+              <w:right w:val="single" w:color="BFBFBF" w:sz="1"/>
+            </w:tcBorders>
+            <w:tcMar>
+              <w:top w:type="dxa" w:w="60"/>
+              <w:left w:type="dxa" w:w="120"/>
+              <w:bottom w:type="dxa" w:w="60"/>
+              <w:right w:type="dxa" w:w="120"/>
+            </w:tcMar>
+          </w:tcPr>
+          <w:p>
+            <w:pPr>
+              <w:spacing w:after="0" w:before="0"/>
+            </w:pPr>
+            <w:r>
+              <w:rPr>
+                <w:b w:val="false"/>
+                <w:bCs w:val="false"/>
+                <w:sz w:val="18"/>
+                <w:szCs w:val="18"/>
+              </w:rPr>
+              <w:t xml:space="preserve">nulla</w:t>
+            </w:r>
+          </w:p>
+        </w:tc>
+      </w:tr>
+      <w:tr>
+        <w:trPr>
+          <w:tblHeader w:val="false"/>
+        </w:trPr>
+        <w:tc>
+          <w:tcPr>
+            <w:tcW w:type="dxa" w:w="3212"/>
+            <w:tcBorders>
+              <w:top w:val="single" w:color="BFBFBF" w:sz="1"/>
+              <w:left w:val="single" w:color="BFBFBF" w:sz="1"/>
+              <w:bottom w:val="single" w:color="BFBFBF" w:sz="1"/>
+              <w:right w:val="single" w:color="BFBFBF" w:sz="1"/>
+            </w:tcBorders>
+            <w:tcMar>
+              <w:top w:type="dxa" w:w="60"/>
+              <w:left w:type="dxa" w:w="120"/>
+              <w:bottom w:type="dxa" w:w="60"/>
+              <w:right w:type="dxa" w:w="120"/>
+            </w:tcMar>
+          </w:tcPr>
+          <w:p>
+            <w:pPr>
+              <w:spacing w:after="0" w:before="0"/>
+            </w:pPr>
+            <w:r>
+              <w:rPr>
+                <w:b w:val="false"/>
+                <w:bCs w:val="false"/>
+                <w:sz w:val="18"/>
+                <w:szCs w:val="18"/>
+              </w:rPr>
+              <w:t xml:space="preserve">heartbeat si attiva</w:t>
+            </w:r>
+          </w:p>
+        </w:tc>
+        <w:tc>
+          <w:tcPr>
+            <w:tcW w:type="dxa" w:w="3212"/>
+            <w:tcBorders>
+              <w:top w:val="single" w:color="BFBFBF" w:sz="1"/>
+              <w:left w:val="single" w:color="BFBFBF" w:sz="1"/>
+              <w:bottom w:val="single" w:color="BFBFBF" w:sz="1"/>
+              <w:right w:val="single" w:color="BFBFBF" w:sz="1"/>
+            </w:tcBorders>
+            <w:tcMar>
+              <w:top w:type="dxa" w:w="60"/>
+              <w:left w:type="dxa" w:w="120"/>
+              <w:bottom w:type="dxa" w:w="60"/>
+              <w:right w:type="dxa" w:w="120"/>
+            </w:tcMar>
+          </w:tcPr>
+          <w:p>
+            <w:pPr>
+              <w:spacing w:after="0" w:before="0"/>
+            </w:pPr>
+            <w:r>
+              <w:rPr>
+                <w:b w:val="false"/>
+                <w:bCs w:val="false"/>
+                <w:sz w:val="18"/>
+                <w:szCs w:val="18"/>
+              </w:rPr>
+              <w:t xml:space="preserve">ricostruisce il lavoro reale</w:t>
+            </w:r>
+          </w:p>
+        </w:tc>
+        <w:tc>
+          <w:tcPr>
+            <w:tcW w:type="dxa" w:w="3214"/>
+            <w:tcBorders>
+              <w:top w:val="single" w:color="BFBFBF" w:sz="1"/>
+              <w:left w:val="single" w:color="BFBFBF" w:sz="1"/>
+              <w:bottom w:val="single" w:color="BFBFBF" w:sz="1"/>
+              <w:right w:val="single" w:color="BFBFBF" w:sz="1"/>
+            </w:tcBorders>
+            <w:tcMar>
+              <w:top w:type="dxa" w:w="60"/>
+              <w:left w:type="dxa" w:w="120"/>
+              <w:bottom w:type="dxa" w:w="60"/>
+              <w:right w:type="dxa" w:w="120"/>
+            </w:tcMar>
+          </w:tcPr>
+          <w:p>
+            <w:pPr>
+              <w:spacing w:after="0" w:before="0"/>
+            </w:pPr>
+            <w:r>
+              <w:rPr>
+                <w:b w:val="false"/>
+                <w:bCs w:val="false"/>
+                <w:sz w:val="18"/>
+                <w:szCs w:val="18"/>
+              </w:rPr>
+              <w:t xml:space="preserve">nulla salvo Need</w:t>
+            </w:r>
+          </w:p>
+        </w:tc>
+      </w:tr>
+      <w:tr>
+        <w:trPr>
+          <w:tblHeader w:val="false"/>
+        </w:trPr>
+        <w:tc>
+          <w:tcPr>
+            <w:tcW w:type="dxa" w:w="3212"/>
+            <w:tcBorders>
+              <w:top w:val="single" w:color="BFBFBF" w:sz="1"/>
+              <w:left w:val="single" w:color="BFBFBF" w:sz="1"/>
+              <w:bottom w:val="single" w:color="BFBFBF" w:sz="1"/>
+              <w:right w:val="single" w:color="BFBFBF" w:sz="1"/>
+            </w:tcBorders>
+            <w:tcMar>
+              <w:top w:type="dxa" w:w="60"/>
+              <w:left w:type="dxa" w:w="120"/>
+              <w:bottom w:type="dxa" w:w="60"/>
+              <w:right w:type="dxa" w:w="120"/>
+            </w:tcMar>
+          </w:tcPr>
+          <w:p>
+            <w:pPr>
+              <w:spacing w:after="0" w:before="0"/>
+            </w:pPr>
+            <w:r>
+              <w:rPr>
+                <w:b w:val="false"/>
+                <w:bCs w:val="false"/>
+                <w:sz w:val="18"/>
+                <w:szCs w:val="18"/>
+              </w:rPr>
+              <w:t xml:space="preserve">serve un Knowledge check fresh</w:t>
+            </w:r>
+          </w:p>
+        </w:tc>
+        <w:tc>
+          <w:tcPr>
+            <w:tcW w:type="dxa" w:w="3212"/>
+            <w:tcBorders>
+              <w:top w:val="single" w:color="BFBFBF" w:sz="1"/>
+              <w:left w:val="single" w:color="BFBFBF" w:sz="1"/>
+              <w:bottom w:val="single" w:color="BFBFBF" w:sz="1"/>
+              <w:right w:val="single" w:color="BFBFBF" w:sz="1"/>
+            </w:tcBorders>
+            <w:tcMar>
+              <w:top w:type="dxa" w:w="60"/>
+              <w:left w:type="dxa" w:w="120"/>
+              <w:bottom w:type="dxa" w:w="60"/>
+              <w:right w:type="dxa" w:w="120"/>
+            </w:tcMar>
+          </w:tcPr>
+          <w:p>
+            <w:pPr>
+              <w:spacing w:after="0" w:before="0"/>
+            </w:pPr>
+            <w:r>
+              <w:rPr>
+                <w:b w:val="false"/>
+                <w:bCs w:val="false"/>
+                <w:sz w:val="18"/>
+                <w:szCs w:val="18"/>
+              </w:rPr>
+              <w:t xml:space="preserve">lo richiama/esegue</w:t>
+            </w:r>
+          </w:p>
+        </w:tc>
+        <w:tc>
+          <w:tcPr>
+            <w:tcW w:type="dxa" w:w="3214"/>
+            <w:tcBorders>
+              <w:top w:val="single" w:color="BFBFBF" w:sz="1"/>
+              <w:left w:val="single" w:color="BFBFBF" w:sz="1"/>
+              <w:bottom w:val="single" w:color="BFBFBF" w:sz="1"/>
+              <w:right w:val="single" w:color="BFBFBF" w:sz="1"/>
+            </w:tcBorders>
+            <w:tcMar>
+              <w:top w:type="dxa" w:w="60"/>
+              <w:left w:type="dxa" w:w="120"/>
+              <w:bottom w:type="dxa" w:w="60"/>
+              <w:right w:type="dxa" w:w="120"/>
+            </w:tcMar>
+          </w:tcPr>
+          <w:p>
+            <w:pPr>
+              <w:spacing w:after="0" w:before="0"/>
+            </w:pPr>
+            <w:r>
+              <w:rPr>
+                <w:b w:val="false"/>
+                <w:bCs w:val="false"/>
+                <w:sz w:val="18"/>
+                <w:szCs w:val="18"/>
+              </w:rPr>
+              <w:t xml:space="preserve">nulla se non bloccante</w:t>
+            </w:r>
+          </w:p>
+        </w:tc>
+      </w:tr>
+      <w:tr>
+        <w:trPr>
+          <w:tblHeader w:val="false"/>
+        </w:trPr>
+        <w:tc>
+          <w:tcPr>
+            <w:tcW w:type="dxa" w:w="3212"/>
+            <w:tcBorders>
+              <w:top w:val="single" w:color="BFBFBF" w:sz="1"/>
+              <w:left w:val="single" w:color="BFBFBF" w:sz="1"/>
+              <w:bottom w:val="single" w:color="BFBFBF" w:sz="1"/>
+              <w:right w:val="single" w:color="BFBFBF" w:sz="1"/>
+            </w:tcBorders>
+            <w:tcMar>
+              <w:top w:type="dxa" w:w="60"/>
+              <w:left w:type="dxa" w:w="120"/>
+              <w:bottom w:type="dxa" w:w="60"/>
+              <w:right w:type="dxa" w:w="120"/>
+            </w:tcMar>
+          </w:tcPr>
+          <w:p>
+            <w:pPr>
+              <w:spacing w:after="0" w:before="0"/>
+            </w:pPr>
+            <w:r>
+              <w:rPr>
+                <w:b w:val="false"/>
+                <w:bCs w:val="false"/>
+                <w:sz w:val="18"/>
+                <w:szCs w:val="18"/>
+              </w:rPr>
+              <w:t xml:space="preserve">anomaly meccanica allowlisted</w:t>
+            </w:r>
+          </w:p>
+        </w:tc>
+        <w:tc>
+          <w:tcPr>
+            <w:tcW w:type="dxa" w:w="3212"/>
+            <w:tcBorders>
+              <w:top w:val="single" w:color="BFBFBF" w:sz="1"/>
+              <w:left w:val="single" w:color="BFBFBF" w:sz="1"/>
+              <w:bottom w:val="single" w:color="BFBFBF" w:sz="1"/>
+              <w:right w:val="single" w:color="BFBFBF" w:sz="1"/>
+            </w:tcBorders>
+            <w:tcMar>
+              <w:top w:type="dxa" w:w="60"/>
+              <w:left w:type="dxa" w:w="120"/>
+              <w:bottom w:type="dxa" w:w="60"/>
+              <w:right w:type="dxa" w:w="120"/>
+            </w:tcMar>
+          </w:tcPr>
+          <w:p>
+            <w:pPr>
+              <w:spacing w:after="0" w:before="0"/>
+            </w:pPr>
+            <w:r>
+              <w:rPr>
+                <w:b w:val="false"/>
+                <w:bCs w:val="false"/>
+                <w:sz w:val="18"/>
+                <w:szCs w:val="18"/>
+              </w:rPr>
+              <w:t xml:space="preserve">può riparare e ricontrollare</w:t>
+            </w:r>
+          </w:p>
+        </w:tc>
+        <w:tc>
+          <w:tcPr>
+            <w:tcW w:type="dxa" w:w="3214"/>
+            <w:tcBorders>
+              <w:top w:val="single" w:color="BFBFBF" w:sz="1"/>
+              <w:left w:val="single" w:color="BFBFBF" w:sz="1"/>
+              <w:bottom w:val="single" w:color="BFBFBF" w:sz="1"/>
+              <w:right w:val="single" w:color="BFBFBF" w:sz="1"/>
+            </w:tcBorders>
+            <w:tcMar>
+              <w:top w:type="dxa" w:w="60"/>
+              <w:left w:type="dxa" w:w="120"/>
+              <w:bottom w:type="dxa" w:w="60"/>
+              <w:right w:type="dxa" w:w="120"/>
+            </w:tcMar>
+          </w:tcPr>
+          <w:p>
+            <w:pPr>
+              <w:spacing w:after="0" w:before="0"/>
+            </w:pPr>
+            <w:r>
+              <w:rPr>
+                <w:b w:val="false"/>
+                <w:bCs w:val="false"/>
+                <w:sz w:val="18"/>
+                <w:szCs w:val="18"/>
+              </w:rPr>
+              <w:t xml:space="preserve">nulla</w:t>
+            </w:r>
+          </w:p>
+        </w:tc>
+      </w:tr>
+      <w:tr>
+        <w:trPr>
+          <w:tblHeader w:val="false"/>
+        </w:trPr>
+        <w:tc>
+          <w:tcPr>
+            <w:tcW w:type="dxa" w:w="3212"/>
+            <w:tcBorders>
+              <w:top w:val="single" w:color="BFBFBF" w:sz="1"/>
+              <w:left w:val="single" w:color="BFBFBF" w:sz="1"/>
+              <w:bottom w:val="single" w:color="BFBFBF" w:sz="1"/>
+              <w:right w:val="single" w:color="BFBFBF" w:sz="1"/>
+            </w:tcBorders>
+            <w:tcMar>
+              <w:top w:type="dxa" w:w="60"/>
+              <w:left w:type="dxa" w:w="120"/>
+              <w:bottom w:type="dxa" w:w="60"/>
+              <w:right w:type="dxa" w:w="120"/>
+            </w:tcMar>
+          </w:tcPr>
+          <w:p>
+            <w:pPr>
+              <w:spacing w:after="0" w:before="0"/>
+            </w:pPr>
+            <w:r>
+              <w:rPr>
+                <w:b w:val="false"/>
+                <w:bCs w:val="false"/>
+                <w:sz w:val="18"/>
+                <w:szCs w:val="18"/>
+              </w:rPr>
+              <w:t xml:space="preserve">decisione riservata</w:t>
+            </w:r>
+          </w:p>
+        </w:tc>
+        <w:tc>
+          <w:tcPr>
+            <w:tcW w:type="dxa" w:w="3212"/>
+            <w:tcBorders>
+              <w:top w:val="single" w:color="BFBFBF" w:sz="1"/>
+              <w:left w:val="single" w:color="BFBFBF" w:sz="1"/>
+              <w:bottom w:val="single" w:color="BFBFBF" w:sz="1"/>
+              <w:right w:val="single" w:color="BFBFBF" w:sz="1"/>
+            </w:tcBorders>
+            <w:tcMar>
+              <w:top w:type="dxa" w:w="60"/>
+              <w:left w:type="dxa" w:w="120"/>
+              <w:bottom w:type="dxa" w:w="60"/>
+              <w:right w:type="dxa" w:w="120"/>
+            </w:tcMar>
+          </w:tcPr>
+          <w:p>
+            <w:pPr>
+              <w:spacing w:after="0" w:before="0"/>
+            </w:pPr>
+            <w:r>
+              <w:rPr>
+                <w:b w:val="false"/>
+                <w:bCs w:val="false"/>
+                <w:sz w:val="18"/>
+                <w:szCs w:val="18"/>
+              </w:rPr>
+              <w:t xml:space="preserve">crea Need/gate e si ferma</w:t>
+            </w:r>
+          </w:p>
+        </w:tc>
+        <w:tc>
+          <w:tcPr>
+            <w:tcW w:type="dxa" w:w="3214"/>
+            <w:tcBorders>
+              <w:top w:val="single" w:color="BFBFBF" w:sz="1"/>
+              <w:left w:val="single" w:color="BFBFBF" w:sz="1"/>
+              <w:bottom w:val="single" w:color="BFBFBF" w:sz="1"/>
+              <w:right w:val="single" w:color="BFBFBF" w:sz="1"/>
+            </w:tcBorders>
+            <w:tcMar>
+              <w:top w:type="dxa" w:w="60"/>
+              <w:left w:type="dxa" w:w="120"/>
+              <w:bottom w:type="dxa" w:w="60"/>
+              <w:right w:type="dxa" w:w="120"/>
+            </w:tcMar>
+          </w:tcPr>
+          <w:p>
+            <w:pPr>
+              <w:spacing w:after="0" w:before="0"/>
+            </w:pPr>
+            <w:r>
+              <w:rPr>
+                <w:b w:val="false"/>
+                <w:bCs w:val="false"/>
+                <w:sz w:val="18"/>
+                <w:szCs w:val="18"/>
+              </w:rPr>
+              <w:t xml:space="preserve">decidi</w:t>
+            </w:r>
+          </w:p>
+        </w:tc>
+      </w:tr>
+      <w:tr>
+        <w:trPr>
+          <w:tblHeader w:val="false"/>
+        </w:trPr>
+        <w:tc>
+          <w:tcPr>
+            <w:tcW w:type="dxa" w:w="3212"/>
+            <w:tcBorders>
+              <w:top w:val="single" w:color="BFBFBF" w:sz="1"/>
+              <w:left w:val="single" w:color="BFBFBF" w:sz="1"/>
+              <w:bottom w:val="single" w:color="BFBFBF" w:sz="1"/>
+              <w:right w:val="single" w:color="BFBFBF" w:sz="1"/>
+            </w:tcBorders>
+            <w:tcMar>
+              <w:top w:type="dxa" w:w="60"/>
+              <w:left w:type="dxa" w:w="120"/>
+              <w:bottom w:type="dxa" w:w="60"/>
+              <w:right w:type="dxa" w:w="120"/>
+            </w:tcMar>
+          </w:tcPr>
+          <w:p>
+            <w:pPr>
+              <w:spacing w:after="0" w:before="0"/>
+            </w:pPr>
+            <w:r>
+              <w:rPr>
+                <w:b w:val="false"/>
+                <w:bCs w:val="false"/>
+                <w:sz w:val="18"/>
+                <w:szCs w:val="18"/>
+              </w:rPr>
+              <w:t xml:space="preserve">WCM Change Gate</w:t>
+            </w:r>
+          </w:p>
+        </w:tc>
+        <w:tc>
+          <w:tcPr>
+            <w:tcW w:type="dxa" w:w="3212"/>
+            <w:tcBorders>
+              <w:top w:val="single" w:color="BFBFBF" w:sz="1"/>
+              <w:left w:val="single" w:color="BFBFBF" w:sz="1"/>
+              <w:bottom w:val="single" w:color="BFBFBF" w:sz="1"/>
+              <w:right w:val="single" w:color="BFBFBF" w:sz="1"/>
+            </w:tcBorders>
+            <w:tcMar>
+              <w:top w:type="dxa" w:w="60"/>
+              <w:left w:type="dxa" w:w="120"/>
+              <w:bottom w:type="dxa" w:w="60"/>
+              <w:right w:type="dxa" w:w="120"/>
+            </w:tcMar>
+          </w:tcPr>
+          <w:p>
+            <w:pPr>
+              <w:spacing w:after="0" w:before="0"/>
+            </w:pPr>
+            <w:r>
+              <w:rPr>
+                <w:b w:val="false"/>
+                <w:bCs w:val="false"/>
+                <w:sz w:val="18"/>
+                <w:szCs w:val="18"/>
+              </w:rPr>
+              <w:t xml:space="preserve">registra la tua authority separatamente dall'esecuzione</w:t>
+            </w:r>
+          </w:p>
+        </w:tc>
+        <w:tc>
+          <w:tcPr>
+            <w:tcW w:type="dxa" w:w="3214"/>
+            <w:tcBorders>
+              <w:top w:val="single" w:color="BFBFBF" w:sz="1"/>
+              <w:left w:val="single" w:color="BFBFBF" w:sz="1"/>
+              <w:bottom w:val="single" w:color="BFBFBF" w:sz="1"/>
+              <w:right w:val="single" w:color="BFBFBF" w:sz="1"/>
+            </w:tcBorders>
+            <w:tcMar>
+              <w:top w:type="dxa" w:w="60"/>
+              <w:left w:type="dxa" w:w="120"/>
+              <w:bottom w:type="dxa" w:w="60"/>
+              <w:right w:type="dxa" w:w="120"/>
+            </w:tcMar>
+          </w:tcPr>
+          <w:p>
+            <w:pPr>
+              <w:spacing w:after="0" w:before="0"/>
+            </w:pPr>
+            <w:r>
+              <w:rPr>
+                <w:b w:val="false"/>
+                <w:bCs w:val="false"/>
+                <w:sz w:val="18"/>
+                <w:szCs w:val="18"/>
+              </w:rPr>
+              <w:t xml:space="preserve">approva/rifiuta/chiedi modifiche</w:t>
+            </w:r>
+          </w:p>
+        </w:tc>
+      </w:tr>
+      <w:tr>
+        <w:trPr>
+          <w:tblHeader w:val="false"/>
+        </w:trPr>
+        <w:tc>
+          <w:tcPr>
+            <w:tcW w:type="dxa" w:w="3212"/>
+            <w:tcBorders>
+              <w:top w:val="single" w:color="BFBFBF" w:sz="1"/>
+              <w:left w:val="single" w:color="BFBFBF" w:sz="1"/>
+              <w:bottom w:val="single" w:color="BFBFBF" w:sz="1"/>
+              <w:right w:val="single" w:color="BFBFBF" w:sz="1"/>
+            </w:tcBorders>
+            <w:tcMar>
+              <w:top w:type="dxa" w:w="60"/>
+              <w:left w:type="dxa" w:w="120"/>
+              <w:bottom w:type="dxa" w:w="60"/>
+              <w:right w:type="dxa" w:w="120"/>
+            </w:tcMar>
+          </w:tcPr>
+          <w:p>
+            <w:pPr>
+              <w:spacing w:after="0" w:before="0"/>
+            </w:pPr>
+            <w:r>
+              <w:rPr>
+                <w:b w:val="false"/>
+                <w:bCs w:val="false"/>
+                <w:sz w:val="18"/>
+                <w:szCs w:val="18"/>
+              </w:rPr>
+              <w:t xml:space="preserve">learning evidence</w:t>
+            </w:r>
+          </w:p>
+        </w:tc>
+        <w:tc>
+          <w:tcPr>
+            <w:tcW w:type="dxa" w:w="3212"/>
+            <w:tcBorders>
+              <w:top w:val="single" w:color="BFBFBF" w:sz="1"/>
+              <w:left w:val="single" w:color="BFBFBF" w:sz="1"/>
+              <w:bottom w:val="single" w:color="BFBFBF" w:sz="1"/>
+              <w:right w:val="single" w:color="BFBFBF" w:sz="1"/>
+            </w:tcBorders>
+            <w:tcMar>
+              <w:top w:type="dxa" w:w="60"/>
+              <w:left w:type="dxa" w:w="120"/>
+              <w:bottom w:type="dxa" w:w="60"/>
+              <w:right w:type="dxa" w:w="120"/>
+            </w:tcMar>
+          </w:tcPr>
+          <w:p>
+            <w:pPr>
+              <w:spacing w:after="0" w:before="0"/>
+            </w:pPr>
+            <w:r>
+              <w:rPr>
+                <w:b w:val="false"/>
+                <w:bCs w:val="false"/>
+                <w:sz w:val="18"/>
+                <w:szCs w:val="18"/>
+              </w:rPr>
+              <w:t xml:space="preserve">raccoglie e rivede</w:t>
+            </w:r>
+          </w:p>
+        </w:tc>
+        <w:tc>
+          <w:tcPr>
+            <w:tcW w:type="dxa" w:w="3214"/>
+            <w:tcBorders>
+              <w:top w:val="single" w:color="BFBFBF" w:sz="1"/>
+              <w:left w:val="single" w:color="BFBFBF" w:sz="1"/>
+              <w:bottom w:val="single" w:color="BFBFBF" w:sz="1"/>
+              <w:right w:val="single" w:color="BFBFBF" w:sz="1"/>
+            </w:tcBorders>
+            <w:tcMar>
+              <w:top w:type="dxa" w:w="60"/>
+              <w:left w:type="dxa" w:w="120"/>
+              <w:bottom w:type="dxa" w:w="60"/>
+              <w:right w:type="dxa" w:w="120"/>
+            </w:tcMar>
+          </w:tcPr>
+          <w:p>
+            <w:pPr>
+              <w:spacing w:after="0" w:before="0"/>
+            </w:pPr>
+            <w:r>
+              <w:rPr>
+                <w:b w:val="false"/>
+                <w:bCs w:val="false"/>
+                <w:sz w:val="18"/>
+                <w:szCs w:val="18"/>
+              </w:rPr>
+              <w:t xml:space="preserve">nulla salvo Change Gate</w:t>
+            </w:r>
+          </w:p>
+        </w:tc>
+      </w:tr>
+      <w:tr>
+        <w:trPr>
+          <w:tblHeader w:val="false"/>
+        </w:trPr>
+        <w:tc>
+          <w:tcPr>
+            <w:tcW w:type="dxa" w:w="3212"/>
+            <w:tcBorders>
+              <w:top w:val="single" w:color="BFBFBF" w:sz="1"/>
+              <w:left w:val="single" w:color="BFBFBF" w:sz="1"/>
+              <w:bottom w:val="single" w:color="BFBFBF" w:sz="1"/>
+              <w:right w:val="single" w:color="BFBFBF" w:sz="1"/>
+            </w:tcBorders>
+            <w:tcMar>
+              <w:top w:type="dxa" w:w="60"/>
+              <w:left w:type="dxa" w:w="120"/>
+              <w:bottom w:type="dxa" w:w="60"/>
+              <w:right w:type="dxa" w:w="120"/>
+            </w:tcMar>
+          </w:tcPr>
+          <w:p>
+            <w:pPr>
+              <w:spacing w:after="0" w:before="0"/>
+            </w:pPr>
+            <w:r>
+              <w:rPr>
+                <w:b w:val="false"/>
+                <w:bCs w:val="false"/>
+                <w:sz w:val="18"/>
+                <w:szCs w:val="18"/>
+              </w:rPr>
+              <w:t xml:space="preserve">persistent write sensibile</w:t>
+            </w:r>
+          </w:p>
+        </w:tc>
+        <w:tc>
+          <w:tcPr>
+            <w:tcW w:type="dxa" w:w="3212"/>
+            <w:tcBorders>
+              <w:top w:val="single" w:color="BFBFBF" w:sz="1"/>
+              <w:left w:val="single" w:color="BFBFBF" w:sz="1"/>
+              <w:bottom w:val="single" w:color="BFBFBF" w:sz="1"/>
+              <w:right w:val="single" w:color="BFBFBF" w:sz="1"/>
+            </w:tcBorders>
+            <w:tcMar>
+              <w:top w:type="dxa" w:w="60"/>
+              <w:left w:type="dxa" w:w="120"/>
+              <w:bottom w:type="dxa" w:w="60"/>
+              <w:right w:type="dxa" w:w="120"/>
+            </w:tcMar>
+          </w:tcPr>
+          <w:p>
+            <w:pPr>
+              <w:spacing w:after="0" w:before="0"/>
+            </w:pPr>
+            <w:r>
+              <w:rPr>
+                <w:b w:val="false"/>
+                <w:bCs w:val="false"/>
+                <w:sz w:val="18"/>
+                <w:szCs w:val="18"/>
+              </w:rPr>
+              <w:t xml:space="preserve">applica safety guard</w:t>
+            </w:r>
+          </w:p>
+        </w:tc>
+        <w:tc>
+          <w:tcPr>
+            <w:tcW w:type="dxa" w:w="3214"/>
+            <w:tcBorders>
+              <w:top w:val="single" w:color="BFBFBF" w:sz="1"/>
+              <w:left w:val="single" w:color="BFBFBF" w:sz="1"/>
+              <w:bottom w:val="single" w:color="BFBFBF" w:sz="1"/>
+              <w:right w:val="single" w:color="BFBFBF" w:sz="1"/>
+            </w:tcBorders>
+            <w:tcMar>
+              <w:top w:type="dxa" w:w="60"/>
+              <w:left w:type="dxa" w:w="120"/>
+              <w:bottom w:type="dxa" w:w="60"/>
+              <w:right w:type="dxa" w:w="120"/>
+            </w:tcMar>
+          </w:tcPr>
+          <w:p>
+            <w:pPr>
+              <w:spacing w:after="0" w:before="0"/>
+            </w:pPr>
+            <w:r>
+              <w:rPr>
+                <w:b w:val="false"/>
+                <w:bCs w:val="false"/>
+                <w:sz w:val="18"/>
+                <w:szCs w:val="18"/>
+              </w:rPr>
+              <w:t xml:space="preserve">normalmente nulla</w:t>
+            </w:r>
+          </w:p>
+        </w:tc>
+      </w:tr>
+    </w:tbl>
+    <w:p>
+      <w:pPr>
+        <w:spacing w:after="160"/>
+      </w:pPr>
+    </w:p>
+    <w:p>
+      <w:pPr>
+        <w:pBdr>
+          <w:bottom w:val="single" w:color="BFBFBF" w:sz="6" w:space="1"/>
+        </w:pBdr>
+        <w:spacing w:after="120" w:before="120"/>
+      </w:pPr>
+    </w:p>
+    <w:p>
+      <w:pPr>
+        <w:pStyle w:val="Heading1"/>
+      </w:pPr>
+      <w:r>
+        <w:t xml:space="preserve">22. Come iniziare un nuovo progetto</w:t>
+      </w:r>
+    </w:p>
+    <w:p>
+      <w:pPr>
+        <w:spacing w:after="120"/>
+      </w:pPr>
+      <w:r>
+        <w:t xml:space="preserve">Quando chiedi di inserire un nuovo progetto nel WCM, il sistema non dovrebbe improvvisare una procedura diversa ogni volta.</w:t>
+      </w:r>
+    </w:p>
+    <w:p>
+      <w:pPr>
+        <w:spacing w:after="120"/>
+      </w:pPr>
+      <w:r>
+        <w:t xml:space="preserve">Il percorso generale prevede:</w:t>
+      </w:r>
+    </w:p>
+    <w:p>
+      <w:pPr>
+        <w:shd w:fill="F2F2F2" w:val="clear"/>
+        <w:spacing w:after="0" w:before="0"/>
+        <w:ind w:left="240"/>
+      </w:pPr>
+      <w:r>
+        <w:rPr>
+          <w:rFonts w:ascii="Courier New" w:cs="Courier New" w:eastAsia="Courier New" w:hAnsi="Courier New"/>
+          <w:sz w:val="16"/>
+          <w:szCs w:val="16"/>
+        </w:rPr>
+        <w:t xml:space="preserve">INTENZIONE</w:t>
+      </w:r>
+    </w:p>
+    <w:p>
+      <w:pPr>
+        <w:shd w:fill="F2F2F2" w:val="clear"/>
+        <w:spacing w:after="0" w:before="0"/>
+        <w:ind w:left="240"/>
+      </w:pPr>
+      <w:r>
+        <w:rPr>
+          <w:rFonts w:ascii="Courier New" w:cs="Courier New" w:eastAsia="Courier New" w:hAnsi="Courier New"/>
+          <w:sz w:val="16"/>
+          <w:szCs w:val="16"/>
+        </w:rPr>
+        <w:t xml:space="preserve">→ CLASSIFICAZIONE</w:t>
+      </w:r>
+    </w:p>
+    <w:p>
+      <w:pPr>
+        <w:shd w:fill="F2F2F2" w:val="clear"/>
+        <w:spacing w:after="0" w:before="0"/>
+        <w:ind w:left="240"/>
+      </w:pPr>
+      <w:r>
+        <w:rPr>
+          <w:rFonts w:ascii="Courier New" w:cs="Courier New" w:eastAsia="Courier New" w:hAnsi="Courier New"/>
+          <w:sz w:val="16"/>
+          <w:szCs w:val="16"/>
+        </w:rPr>
+        <w:t xml:space="preserve">→ ADMISSION PREVIEW</w:t>
+      </w:r>
+    </w:p>
+    <w:p>
+      <w:pPr>
+        <w:shd w:fill="F2F2F2" w:val="clear"/>
+        <w:spacing w:after="0" w:before="0"/>
+        <w:ind w:left="240"/>
+      </w:pPr>
+      <w:r>
+        <w:rPr>
+          <w:rFonts w:ascii="Courier New" w:cs="Courier New" w:eastAsia="Courier New" w:hAnsi="Courier New"/>
+          <w:sz w:val="16"/>
+          <w:szCs w:val="16"/>
+        </w:rPr>
+        <w:t xml:space="preserve">→ ADMISSION GATE</w:t>
+      </w:r>
+    </w:p>
+    <w:p>
+      <w:pPr>
+        <w:shd w:fill="F2F2F2" w:val="clear"/>
+        <w:spacing w:after="0" w:before="0"/>
+        <w:ind w:left="240"/>
+      </w:pPr>
+      <w:r>
+        <w:rPr>
+          <w:rFonts w:ascii="Courier New" w:cs="Courier New" w:eastAsia="Courier New" w:hAnsi="Courier New"/>
+          <w:sz w:val="16"/>
+          <w:szCs w:val="16"/>
+        </w:rPr>
+        <w:t xml:space="preserve">→ ACQUISIZIONE FONTI OWNER</w:t>
+      </w:r>
+    </w:p>
+    <w:p>
+      <w:pPr>
+        <w:shd w:fill="F2F2F2" w:val="clear"/>
+        <w:spacing w:after="0" w:before="0"/>
+        <w:ind w:left="240"/>
+      </w:pPr>
+      <w:r>
+        <w:rPr>
+          <w:rFonts w:ascii="Courier New" w:cs="Courier New" w:eastAsia="Courier New" w:hAnsi="Courier New"/>
+          <w:sz w:val="16"/>
+          <w:szCs w:val="16"/>
+        </w:rPr>
+        <w:t xml:space="preserve">→ MEMORIA + GOAL + STATE + ROADMAP</w:t>
+      </w:r>
+    </w:p>
+    <w:p>
+      <w:pPr>
+        <w:shd w:fill="F2F2F2" w:val="clear"/>
+        <w:spacing w:after="0" w:before="0"/>
+        <w:ind w:left="240"/>
+      </w:pPr>
+      <w:r>
+        <w:rPr>
+          <w:rFonts w:ascii="Courier New" w:cs="Courier New" w:eastAsia="Courier New" w:hAnsi="Courier New"/>
+          <w:sz w:val="16"/>
+          <w:szCs w:val="16"/>
+        </w:rPr>
+        <w:t xml:space="preserve">→ READINESS</w:t>
+      </w:r>
+    </w:p>
+    <w:p>
+      <w:pPr>
+        <w:shd w:fill="F2F2F2" w:val="clear"/>
+        <w:spacing w:after="0" w:before="0"/>
+        <w:ind w:left="240"/>
+      </w:pPr>
+      <w:r>
+        <w:rPr>
+          <w:rFonts w:ascii="Courier New" w:cs="Courier New" w:eastAsia="Courier New" w:hAnsi="Courier New"/>
+          <w:sz w:val="16"/>
+          <w:szCs w:val="16"/>
+        </w:rPr>
+        <w:t xml:space="preserve">→ ACTIVATION GATE</w:t>
+      </w:r>
+    </w:p>
+    <w:p>
+      <w:pPr>
+        <w:shd w:fill="F2F2F2" w:val="clear"/>
+        <w:spacing w:after="0" w:before="0"/>
+        <w:ind w:left="240"/>
+      </w:pPr>
+      <w:r>
+        <w:rPr>
+          <w:rFonts w:ascii="Courier New" w:cs="Courier New" w:eastAsia="Courier New" w:hAnsi="Courier New"/>
+          <w:sz w:val="16"/>
+          <w:szCs w:val="16"/>
+        </w:rPr>
+        <w:t xml:space="preserve">→ WCM RUN</w:t>
+      </w:r>
+    </w:p>
+    <w:p>
+      <w:pPr>
+        <w:spacing w:after="120"/>
+      </w:pPr>
+    </w:p>
+    <w:p>
+      <w:pPr>
+        <w:spacing w:after="120"/>
+      </w:pPr>
+      <w:r>
+        <w:t xml:space="preserve">Quando il progetto raggiunge sufficiente complessità/maturità, viene valutata anche la creazione dei suoi manuali specifici.</w:t>
+      </w:r>
+    </w:p>
+    <w:p>
+      <w:pPr>
+        <w:pBdr>
+          <w:bottom w:val="single" w:color="BFBFBF" w:sz="6" w:space="1"/>
+        </w:pBdr>
+        <w:spacing w:after="120" w:before="120"/>
+      </w:pPr>
+    </w:p>
+    <w:p>
+      <w:pPr>
+        <w:pStyle w:val="Heading1"/>
+      </w:pPr>
+      <w:r>
+        <w:t xml:space="preserve">23. Come parlare con Wise</w:t>
+      </w:r>
+    </w:p>
+    <w:p>
+      <w:pPr>
+        <w:spacing w:after="120"/>
+      </w:pPr>
+      <w:r>
+        <w:t xml:space="preserve">Non devi trasformare ogni richiesta in un ticket tecnico perfettamente scritto.</w:t>
+      </w:r>
+    </w:p>
+    <w:p>
+      <w:pPr>
+        <w:spacing w:after="120"/>
+      </w:pPr>
+      <w:r>
+        <w:t xml:space="preserve">Puoi dire:</w:t>
+      </w:r>
+    </w:p>
+    <w:p>
+      <w:pPr>
+        <w:pStyle w:val="ListParagraph"/>
+        <w:numPr>
+          <w:ilvl w:val="0"/>
+          <w:numId w:val="3"/>
+        </w:numPr>
+        <w:spacing w:after="60"/>
+      </w:pPr>
+      <w:r>
+        <w:t xml:space="preserve">“Voglio inserire questo nuovo progetto nel WCM.”</w:t>
+      </w:r>
+    </w:p>
+    <w:p>
+      <w:pPr>
+        <w:pStyle w:val="ListParagraph"/>
+        <w:numPr>
+          <w:ilvl w:val="0"/>
+          <w:numId w:val="3"/>
+        </w:numPr>
+        <w:spacing w:after="60"/>
+      </w:pPr>
+      <w:r>
+        <w:t xml:space="preserve">“Fammi capire perché siamo fermi.”</w:t>
+      </w:r>
+    </w:p>
+    <w:p>
+      <w:pPr>
+        <w:pStyle w:val="ListParagraph"/>
+        <w:numPr>
+          <w:ilvl w:val="0"/>
+          <w:numId w:val="3"/>
+        </w:numPr>
+        <w:spacing w:after="60"/>
+      </w:pPr>
+      <w:r>
+        <w:t xml:space="preserve">“Vorrei cambiare questa regola.”</w:t>
+      </w:r>
+    </w:p>
+    <w:p>
+      <w:pPr>
+        <w:pStyle w:val="ListParagraph"/>
+        <w:numPr>
+          <w:ilvl w:val="0"/>
+          <w:numId w:val="3"/>
+        </w:numPr>
+        <w:spacing w:after="60"/>
+      </w:pPr>
+      <w:r>
+        <w:t xml:space="preserve">“Porta avanti il lavoro fino a quando serve una mia decisione.”</w:t>
+      </w:r>
+    </w:p>
+    <w:p>
+      <w:pPr>
+        <w:spacing w:after="120"/>
+      </w:pPr>
+      <w:r>
+        <w:t xml:space="preserve">Wise deve ricostruire il contesto dalle fonti canoniche, capire se la richiesta è RUN o CHANGE, verificare authority e capability e lavorare fino alla vera stop condition.</w:t>
+      </w:r>
+    </w:p>
+    <w:p>
+      <w:pPr>
+        <w:pBdr>
+          <w:bottom w:val="single" w:color="BFBFBF" w:sz="6" w:space="1"/>
+        </w:pBdr>
+        <w:spacing w:after="120" w:before="120"/>
+      </w:pPr>
+    </w:p>
+    <w:p>
+      <w:pPr>
+        <w:pStyle w:val="Heading1"/>
+      </w:pPr>
+      <w:r>
+        <w:t xml:space="preserve">24. WCM RUN e WCM CHANGE spiegati senza gergo</w:t>
+      </w:r>
+    </w:p>
+    <w:p>
+      <w:pPr>
+        <w:spacing w:after="120"/>
+      </w:pPr>
+      <w:r>
+        <w:rPr>
+          <w:b/>
+          <w:bCs/>
+        </w:rPr>
+        <w:t xml:space="preserve">WCM RUN</w:t>
+      </w:r>
+      <w:r>
+        <w:t xml:space="preserve"> significa: “fai ciò che il metodo e l'authority già consentono”.</w:t>
+      </w:r>
+    </w:p>
+    <w:p>
+      <w:pPr>
+        <w:spacing w:after="120"/>
+      </w:pPr>
+      <w:r>
+        <w:rPr>
+          <w:b/>
+          <w:bCs/>
+        </w:rPr>
+        <w:t xml:space="preserve">WCM CHANGE</w:t>
+      </w:r>
+      <w:r>
+        <w:t xml:space="preserve"> significa: “cambiamo una regola, una responsabilità, un confine o un elemento materiale della baseline”.</w:t>
+      </w:r>
+    </w:p>
+    <w:p>
+      <w:pPr>
+        <w:spacing w:after="120"/>
+      </w:pPr>
+      <w:r>
+        <w:t xml:space="preserve">Nel secondo caso WCM deve mostrarti prima l'impatto e ricevere authority esplicita.</w:t>
+      </w:r>
+    </w:p>
+    <w:p>
+      <w:pPr>
+        <w:spacing w:after="120"/>
+      </w:pPr>
+      <w:r>
+        <w:t xml:space="preserve">Questo impedisce che un miglioramento apparentemente piccolo cambi silenziosamente il funzionamento del sistema.</w:t>
+      </w:r>
+    </w:p>
+    <w:p>
+      <w:pPr>
+        <w:pBdr>
+          <w:bottom w:val="single" w:color="BFBFBF" w:sz="6" w:space="1"/>
+        </w:pBdr>
+        <w:spacing w:after="120" w:before="120"/>
+      </w:pPr>
+    </w:p>
+    <w:p>
+      <w:pPr>
+        <w:pStyle w:val="Heading1"/>
+      </w:pPr>
+      <w:r>
+        <w:t xml:space="preserve">25. Cosa fare quando…</w:t>
+      </w:r>
+    </w:p>
+    <w:p>
+      <w:pPr>
+        <w:pStyle w:val="Heading2"/>
+      </w:pPr>
+      <w:r>
+        <w:t xml:space="preserve">…vedo </w:t>
+      </w:r>
+      <w:r>
+        <w:rPr>
+          <w:rFonts w:ascii="Courier New" w:cs="Courier New" w:eastAsia="Courier New" w:hAnsi="Courier New"/>
+        </w:rPr>
+        <w:t xml:space="preserve">WAITING_AUTHORITY</w:t>
+      </w:r>
+    </w:p>
+    <w:p>
+      <w:pPr>
+        <w:spacing w:after="120"/>
+      </w:pPr>
+      <w:r>
+        <w:t xml:space="preserve">Apri il Need. Il sistema aspetta te intenzionalmente.</w:t>
+      </w:r>
+    </w:p>
+    <w:p>
+      <w:pPr>
+        <w:pStyle w:val="Heading2"/>
+      </w:pPr>
+      <w:r>
+        <w:t xml:space="preserve">…vedo </w:t>
+      </w:r>
+      <w:r>
+        <w:rPr>
+          <w:rFonts w:ascii="Courier New" w:cs="Courier New" w:eastAsia="Courier New" w:hAnsi="Courier New"/>
+        </w:rPr>
+        <w:t xml:space="preserve">INTERRUPTED_RESUMABLE</w:t>
+      </w:r>
+    </w:p>
+    <w:p>
+      <w:pPr>
+        <w:spacing w:after="120"/>
+      </w:pPr>
+      <w:r>
+        <w:t xml:space="preserve">Il lavoro non è perso. Non ricrearlo da zero: deve essere ripreso dal checkpoint.</w:t>
+      </w:r>
+    </w:p>
+    <w:p>
+      <w:pPr>
+        <w:pStyle w:val="Heading2"/>
+      </w:pPr>
+      <w:r>
+        <w:t xml:space="preserve">…vedo </w:t>
+      </w:r>
+      <w:r>
+        <w:rPr>
+          <w:rFonts w:ascii="Courier New" w:cs="Courier New" w:eastAsia="Courier New" w:hAnsi="Courier New"/>
+        </w:rPr>
+        <w:t xml:space="preserve">DEGRADED</w:t>
+      </w:r>
+    </w:p>
+    <w:p>
+      <w:pPr>
+        <w:spacing w:after="120"/>
+      </w:pPr>
+      <w:r>
+        <w:t xml:space="preserve">Apri Knowledge Health e verifica se le issue sono pertinenti al lavoro corrente. </w:t>
+      </w:r>
+      <w:r>
+        <w:rPr>
+          <w:rFonts w:ascii="Courier New" w:cs="Courier New" w:eastAsia="Courier New" w:hAnsi="Courier New"/>
+        </w:rPr>
+        <w:t xml:space="preserve">DEGRADED</w:t>
+      </w:r>
+      <w:r>
+        <w:t xml:space="preserve"> non significa automaticamente stop.</w:t>
+      </w:r>
+    </w:p>
+    <w:p>
+      <w:pPr>
+        <w:pStyle w:val="Heading2"/>
+      </w:pPr>
+      <w:r>
+        <w:t xml:space="preserve">…vedo un heartbeat recente ma nessuna nuova Activity</w:t>
+      </w:r>
+    </w:p>
+    <w:p>
+      <w:pPr>
+        <w:spacing w:after="120"/>
+      </w:pPr>
+      <w:r>
+        <w:t xml:space="preserve">Può essere perfettamente normale: il worker si è attivato ma non c'era una transizione autorizzata da eseguire.</w:t>
+      </w:r>
+    </w:p>
+    <w:p>
+      <w:pPr>
+        <w:pStyle w:val="Heading2"/>
+      </w:pPr>
+      <w:r>
+        <w:t xml:space="preserve">…ho già premuto Approva e vedo Pending</w:t>
+      </w:r>
+    </w:p>
+    <w:p>
+      <w:pPr>
+        <w:spacing w:after="120"/>
+      </w:pPr>
+      <w:r>
+        <w:t xml:space="preserve">Non ripetere il comando. L'authority può essere già registrata mentre gli effetti sono ancora in elaborazione.</w:t>
+      </w:r>
+    </w:p>
+    <w:p>
+      <w:pPr>
+        <w:pStyle w:val="Heading2"/>
+      </w:pPr>
+      <w:r>
+        <w:t xml:space="preserve">…un Change Gate mostra </w:t>
+      </w:r>
+      <w:r>
+        <w:rPr>
+          <w:rFonts w:ascii="Courier New" w:cs="Courier New" w:eastAsia="Courier New" w:hAnsi="Courier New"/>
+        </w:rPr>
+        <w:t xml:space="preserve">AUTHORITY_APPROVED</w:t>
+      </w:r>
+    </w:p>
+    <w:p>
+      <w:pPr>
+        <w:spacing w:after="120"/>
+      </w:pPr>
+      <w:r>
+        <w:t xml:space="preserve">Hai autorizzato il cambiamento; non significa ancora che la baseline sia stata modificata. Attendi </w:t>
+      </w:r>
+      <w:r>
+        <w:rPr>
+          <w:rFonts w:ascii="Courier New" w:cs="Courier New" w:eastAsia="Courier New" w:hAnsi="Courier New"/>
+        </w:rPr>
+        <w:t xml:space="preserve">EXECUTED</w:t>
+      </w:r>
+      <w:r>
+        <w:t xml:space="preserve">/propagazione prevista.</w:t>
+      </w:r>
+    </w:p>
+    <w:p>
+      <w:pPr>
+        <w:pStyle w:val="Heading2"/>
+      </w:pPr>
+      <w:r>
+        <w:t xml:space="preserve">…il Control Panel sembra indietro</w:t>
+      </w:r>
+    </w:p>
+    <w:p>
+      <w:pPr>
+        <w:spacing w:after="120"/>
+      </w:pPr>
+      <w:r>
+        <w:t xml:space="preserve">Non modificare il progetto per farlo coincidere. La projection va riallineata dalla source of truth.</w:t>
+      </w:r>
+    </w:p>
+    <w:p>
+      <w:pPr>
+        <w:pStyle w:val="Heading2"/>
+      </w:pPr>
+      <w:r>
+        <w:t xml:space="preserve">…un manuale racconta qualcosa di diverso dal sistema corrente</w:t>
+      </w:r>
+    </w:p>
+    <w:p>
+      <w:pPr>
+        <w:spacing w:after="120"/>
+      </w:pPr>
+      <w:r>
+        <w:t xml:space="preserve">È Documentation Drift. Il manuale va aggiornato; non diventa authority per il solo fatto di essere pubblicato.</w:t>
+      </w:r>
+    </w:p>
+    <w:p>
+      <w:pPr>
+        <w:pBdr>
+          <w:bottom w:val="single" w:color="BFBFBF" w:sz="6" w:space="1"/>
+        </w:pBdr>
+        <w:spacing w:after="120" w:before="120"/>
+      </w:pPr>
+    </w:p>
+    <w:p>
+      <w:pPr>
+        <w:pStyle w:val="Heading1"/>
+      </w:pPr>
+      <w:r>
+        <w:t xml:space="preserve">26. Glossario umano</w:t>
       </w:r>
     </w:p>
     <w:tbl>
@@ -2785,7 +5457,7 @@
                 <w:sz w:val="18"/>
                 <w:szCs w:val="18"/>
               </w:rPr>
-              <w:t xml:space="preserve">Significato pratico</w:t>
+              <w:t xml:space="preserve">Traduzione pratica</w:t>
             </w:r>
           </w:p>
         </w:tc>
@@ -2821,7 +5493,7 @@
                 <w:sz w:val="18"/>
                 <w:szCs w:val="18"/>
               </w:rPr>
-              <w:t xml:space="preserve">WCM</w:t>
+              <w:t xml:space="preserve">Heartbeat</w:t>
             </w:r>
           </w:p>
         </w:tc>
@@ -2852,7 +5524,7 @@
                 <w:sz w:val="18"/>
                 <w:szCs w:val="18"/>
               </w:rPr>
-              <w:t xml:space="preserve">Wise Centric Model</w:t>
+              <w:t xml:space="preserve">sveglia periodica del cognitive worker</w:t>
             </w:r>
           </w:p>
         </w:tc>
@@ -2888,7 +5560,7 @@
                 <w:sz w:val="18"/>
                 <w:szCs w:val="18"/>
               </w:rPr>
-              <w:t xml:space="preserve">Wise</w:t>
+              <w:t xml:space="preserve">Liveness</w:t>
             </w:r>
           </w:p>
         </w:tc>
@@ -2919,7 +5591,7 @@
                 <w:sz w:val="18"/>
                 <w:szCs w:val="18"/>
               </w:rPr>
-              <w:t xml:space="preserve">nucleo cognitivo/orchestratore</w:t>
+              <w:t xml:space="preserve">conferma che il meccanismo si è attivato</w:t>
             </w:r>
           </w:p>
         </w:tc>
@@ -2955,7 +5627,7 @@
                 <w:sz w:val="18"/>
                 <w:szCs w:val="18"/>
               </w:rPr>
-              <w:t xml:space="preserve">Mission Control</w:t>
+              <w:t xml:space="preserve">Workflow</w:t>
             </w:r>
           </w:p>
         </w:tc>
@@ -2986,7 +5658,7 @@
                 <w:sz w:val="18"/>
                 <w:szCs w:val="18"/>
               </w:rPr>
-              <w:t xml:space="preserve">superficie umana di osservazione e governance</w:t>
+              <w:t xml:space="preserve">lavoro organizzato in passaggi</w:t>
             </w:r>
           </w:p>
         </w:tc>
@@ -3022,7 +5694,7 @@
                 <w:sz w:val="18"/>
                 <w:szCs w:val="18"/>
               </w:rPr>
-              <w:t xml:space="preserve">Need</w:t>
+              <w:t xml:space="preserve">Checkpoint</w:t>
             </w:r>
           </w:p>
         </w:tc>
@@ -3053,7 +5725,7 @@
                 <w:sz w:val="18"/>
                 <w:szCs w:val="18"/>
               </w:rPr>
-              <w:t xml:space="preserve">richiesta di attenzione/decisione umana</w:t>
+              <w:t xml:space="preserve">segnalibro persistente del workflow</w:t>
             </w:r>
           </w:p>
         </w:tc>
@@ -3089,7 +5761,7 @@
                 <w:sz w:val="18"/>
                 <w:szCs w:val="18"/>
               </w:rPr>
-              <w:t xml:space="preserve">Board Gate</w:t>
+              <w:t xml:space="preserve">Runtime</w:t>
             </w:r>
           </w:p>
         </w:tc>
@@ -3120,7 +5792,7 @@
                 <w:sz w:val="18"/>
                 <w:szCs w:val="18"/>
               </w:rPr>
-              <w:t xml:space="preserve">punto in cui il workflow richiede authority del Board/owner</w:t>
+              <w:t xml:space="preserve">registro strutturato dello stato esecutivo</w:t>
             </w:r>
           </w:p>
         </w:tc>
@@ -3156,7 +5828,7 @@
                 <w:sz w:val="18"/>
                 <w:szCs w:val="18"/>
               </w:rPr>
-              <w:t xml:space="preserve">State</w:t>
+              <w:t xml:space="preserve">Derived State</w:t>
             </w:r>
           </w:p>
         </w:tc>
@@ -3187,7 +5859,7 @@
                 <w:sz w:val="18"/>
                 <w:szCs w:val="18"/>
               </w:rPr>
-              <w:t xml:space="preserve">stato corrente autorevole del progetto</w:t>
+              <w:t xml:space="preserve">sintesi deterministica del runtime</w:t>
             </w:r>
           </w:p>
         </w:tc>
@@ -3223,7 +5895,7 @@
                 <w:sz w:val="18"/>
                 <w:szCs w:val="18"/>
               </w:rPr>
-              <w:t xml:space="preserve">Knowledge Health</w:t>
+              <w:t xml:space="preserve">Projector</w:t>
             </w:r>
           </w:p>
         </w:tc>
@@ -3254,7 +5926,7 @@
                 <w:sz w:val="18"/>
                 <w:szCs w:val="18"/>
               </w:rPr>
-              <w:t xml:space="preserve">misura strutturale dell'integrità della memoria</w:t>
+              <w:t xml:space="preserve">meccanismo che porta dati nella vista Mission Control</w:t>
             </w:r>
           </w:p>
         </w:tc>
@@ -3290,7 +5962,7 @@
                 <w:sz w:val="18"/>
                 <w:szCs w:val="18"/>
               </w:rPr>
-              <w:t xml:space="preserve">Knowledge Steward</w:t>
+              <w:t xml:space="preserve">Need</w:t>
             </w:r>
           </w:p>
         </w:tc>
@@ -3321,7 +5993,7 @@
                 <w:sz w:val="18"/>
                 <w:szCs w:val="18"/>
               </w:rPr>
-              <w:t xml:space="preserve">manutentore dell'integrità meccanica della memoria</w:t>
+              <w:t xml:space="preserve">qualcosa che richiede davvero l'utente</w:t>
             </w:r>
           </w:p>
         </w:tc>
@@ -3357,7 +6029,7 @@
                 <w:sz w:val="18"/>
                 <w:szCs w:val="18"/>
               </w:rPr>
-              <w:t xml:space="preserve">Synapse</w:t>
+              <w:t xml:space="preserve">Pending</w:t>
             </w:r>
           </w:p>
         </w:tc>
@@ -3388,7 +6060,7 @@
                 <w:sz w:val="18"/>
                 <w:szCs w:val="18"/>
               </w:rPr>
-              <w:t xml:space="preserve">relazione tipizzata tra elementi di conoscenza</w:t>
+              <w:t xml:space="preserve">decisione già inviata, effetti ancora in corso</w:t>
             </w:r>
           </w:p>
         </w:tc>
@@ -3424,7 +6096,7 @@
                 <w:sz w:val="18"/>
                 <w:szCs w:val="18"/>
               </w:rPr>
-              <w:t xml:space="preserve">Learning</w:t>
+              <w:t xml:space="preserve">Board Gate</w:t>
             </w:r>
           </w:p>
         </w:tc>
@@ -3455,7 +6127,7 @@
                 <w:sz w:val="18"/>
                 <w:szCs w:val="18"/>
               </w:rPr>
-              <w:t xml:space="preserve">proposizione metodologica derivata dall'esperienza</w:t>
+              <w:t xml:space="preserve">punto in cui WCM deve attendere authority umana</w:t>
             </w:r>
           </w:p>
         </w:tc>
@@ -3491,7 +6163,7 @@
                 <w:sz w:val="18"/>
                 <w:szCs w:val="18"/>
               </w:rPr>
-              <w:t xml:space="preserve">Candidate</w:t>
+              <w:t xml:space="preserve">Authority Receipt</w:t>
             </w:r>
           </w:p>
         </w:tc>
@@ -3522,7 +6194,7 @@
                 <w:sz w:val="18"/>
                 <w:szCs w:val="18"/>
               </w:rPr>
-              <w:t xml:space="preserve">learning non ancora promosso a baseline</w:t>
+              <w:t xml:space="preserve">prova persistente di una decisione autorizzante</w:t>
             </w:r>
           </w:p>
         </w:tc>
@@ -3558,7 +6230,7 @@
                 <w:sz w:val="18"/>
                 <w:szCs w:val="18"/>
               </w:rPr>
-              <w:t xml:space="preserve">WCM RUN</w:t>
+              <w:t xml:space="preserve">Knowledge Health</w:t>
             </w:r>
           </w:p>
         </w:tc>
@@ -3589,7 +6261,7 @@
                 <w:sz w:val="18"/>
                 <w:szCs w:val="18"/>
               </w:rPr>
-              <w:t xml:space="preserve">esecuzione conforme alla baseline vigente</w:t>
+              <w:t xml:space="preserve">controllo qualità della memoria</w:t>
             </w:r>
           </w:p>
         </w:tc>
@@ -3625,7 +6297,7 @@
                 <w:sz w:val="18"/>
                 <w:szCs w:val="18"/>
               </w:rPr>
-              <w:t xml:space="preserve">WCM CHANGE</w:t>
+              <w:t xml:space="preserve">Knowledge Assurance</w:t>
             </w:r>
           </w:p>
         </w:tc>
@@ -3656,7 +6328,7 @@
                 <w:sz w:val="18"/>
                 <w:szCs w:val="18"/>
               </w:rPr>
-              <w:t xml:space="preserve">modifica materiale del metodo/authority/baseline</w:t>
+              <w:t xml:space="preserve">processo che controlla e, quando possibile, ripara la memoria</w:t>
             </w:r>
           </w:p>
         </w:tc>
@@ -3692,7 +6364,7 @@
                 <w:sz w:val="18"/>
                 <w:szCs w:val="18"/>
               </w:rPr>
-              <w:t xml:space="preserve">Source of truth</w:t>
+              <w:t xml:space="preserve">Learning</w:t>
             </w:r>
           </w:p>
         </w:tc>
@@ -3723,7 +6395,7 @@
                 <w:sz w:val="18"/>
                 <w:szCs w:val="18"/>
               </w:rPr>
-              <w:t xml:space="preserve">fonte autorevole che prevale sulle proiezioni</w:t>
+              <w:t xml:space="preserve">lezione metodologica derivata dall'esperienza</w:t>
             </w:r>
           </w:p>
         </w:tc>
@@ -3759,7 +6431,7 @@
                 <w:sz w:val="18"/>
                 <w:szCs w:val="18"/>
               </w:rPr>
-              <w:t xml:space="preserve">Release</w:t>
+              <w:t xml:space="preserve">Promoted</w:t>
             </w:r>
           </w:p>
         </w:tc>
@@ -3790,7 +6462,141 @@
                 <w:sz w:val="18"/>
                 <w:szCs w:val="18"/>
               </w:rPr>
-              <w:t xml:space="preserve">artefatto derivato e distribuibile di un master corrente</w:t>
+              <w:t xml:space="preserve">learning entrato nella baseline prevista</w:t>
+            </w:r>
+          </w:p>
+        </w:tc>
+      </w:tr>
+      <w:tr>
+        <w:trPr>
+          <w:tblHeader w:val="false"/>
+        </w:trPr>
+        <w:tc>
+          <w:tcPr>
+            <w:tcW w:type="dxa" w:w="4819"/>
+            <w:tcBorders>
+              <w:top w:val="single" w:color="BFBFBF" w:sz="1"/>
+              <w:left w:val="single" w:color="BFBFBF" w:sz="1"/>
+              <w:bottom w:val="single" w:color="BFBFBF" w:sz="1"/>
+              <w:right w:val="single" w:color="BFBFBF" w:sz="1"/>
+            </w:tcBorders>
+            <w:tcMar>
+              <w:top w:type="dxa" w:w="60"/>
+              <w:left w:type="dxa" w:w="120"/>
+              <w:bottom w:type="dxa" w:w="60"/>
+              <w:right w:type="dxa" w:w="120"/>
+            </w:tcMar>
+          </w:tcPr>
+          <w:p>
+            <w:pPr>
+              <w:spacing w:after="0" w:before="0"/>
+            </w:pPr>
+            <w:r>
+              <w:rPr>
+                <w:b w:val="false"/>
+                <w:bCs w:val="false"/>
+                <w:sz w:val="18"/>
+                <w:szCs w:val="18"/>
+              </w:rPr>
+              <w:t xml:space="preserve">Persistent Mutation Safety</w:t>
+            </w:r>
+          </w:p>
+        </w:tc>
+        <w:tc>
+          <w:tcPr>
+            <w:tcW w:type="dxa" w:w="4819"/>
+            <w:tcBorders>
+              <w:top w:val="single" w:color="BFBFBF" w:sz="1"/>
+              <w:left w:val="single" w:color="BFBFBF" w:sz="1"/>
+              <w:bottom w:val="single" w:color="BFBFBF" w:sz="1"/>
+              <w:right w:val="single" w:color="BFBFBF" w:sz="1"/>
+            </w:tcBorders>
+            <w:tcMar>
+              <w:top w:type="dxa" w:w="60"/>
+              <w:left w:type="dxa" w:w="120"/>
+              <w:bottom w:type="dxa" w:w="60"/>
+              <w:right w:type="dxa" w:w="120"/>
+            </w:tcMar>
+          </w:tcPr>
+          <w:p>
+            <w:pPr>
+              <w:spacing w:after="0" w:before="0"/>
+            </w:pPr>
+            <w:r>
+              <w:rPr>
+                <w:b w:val="false"/>
+                <w:bCs w:val="false"/>
+                <w:sz w:val="18"/>
+                <w:szCs w:val="18"/>
+              </w:rPr>
+              <w:t xml:space="preserve">protezioni prima/dopo scritture persistenti sensibili</w:t>
+            </w:r>
+          </w:p>
+        </w:tc>
+      </w:tr>
+      <w:tr>
+        <w:trPr>
+          <w:tblHeader w:val="false"/>
+        </w:trPr>
+        <w:tc>
+          <w:tcPr>
+            <w:tcW w:type="dxa" w:w="4819"/>
+            <w:tcBorders>
+              <w:top w:val="single" w:color="BFBFBF" w:sz="1"/>
+              <w:left w:val="single" w:color="BFBFBF" w:sz="1"/>
+              <w:bottom w:val="single" w:color="BFBFBF" w:sz="1"/>
+              <w:right w:val="single" w:color="BFBFBF" w:sz="1"/>
+            </w:tcBorders>
+            <w:tcMar>
+              <w:top w:type="dxa" w:w="60"/>
+              <w:left w:type="dxa" w:w="120"/>
+              <w:bottom w:type="dxa" w:w="60"/>
+              <w:right w:type="dxa" w:w="120"/>
+            </w:tcMar>
+          </w:tcPr>
+          <w:p>
+            <w:pPr>
+              <w:spacing w:after="0" w:before="0"/>
+            </w:pPr>
+            <w:r>
+              <w:rPr>
+                <w:b w:val="false"/>
+                <w:bCs w:val="false"/>
+                <w:sz w:val="18"/>
+                <w:szCs w:val="18"/>
+              </w:rPr>
+              <w:t xml:space="preserve">Source SHA</w:t>
+            </w:r>
+          </w:p>
+        </w:tc>
+        <w:tc>
+          <w:tcPr>
+            <w:tcW w:type="dxa" w:w="4819"/>
+            <w:tcBorders>
+              <w:top w:val="single" w:color="BFBFBF" w:sz="1"/>
+              <w:left w:val="single" w:color="BFBFBF" w:sz="1"/>
+              <w:bottom w:val="single" w:color="BFBFBF" w:sz="1"/>
+              <w:right w:val="single" w:color="BFBFBF" w:sz="1"/>
+            </w:tcBorders>
+            <w:tcMar>
+              <w:top w:type="dxa" w:w="60"/>
+              <w:left w:type="dxa" w:w="120"/>
+              <w:bottom w:type="dxa" w:w="60"/>
+              <w:right w:type="dxa" w:w="120"/>
+            </w:tcMar>
+          </w:tcPr>
+          <w:p>
+            <w:pPr>
+              <w:spacing w:after="0" w:before="0"/>
+            </w:pPr>
+            <w:r>
+              <w:rPr>
+                <w:b w:val="false"/>
+                <w:bCs w:val="false"/>
+                <w:sz w:val="18"/>
+                <w:szCs w:val="18"/>
+              </w:rPr>
+              <w:t xml:space="preserve">impronta della precisa versione sorgente di un artefatto</w:t>
             </w:r>
           </w:p>
         </w:tc>
@@ -3814,15 +6620,23 @@
         <w:pStyle w:val="Heading1"/>
       </w:pPr>
       <w:r>
-        <w:t xml:space="preserve">20. Regola finale</w:t>
-      </w:r>
-    </w:p>
-    <w:p>
-      <w:pPr>
-        <w:spacing w:after="120"/>
-      </w:pPr>
-      <w:r>
-        <w:t xml:space="preserve">Quando non sai dove guardare:</w:t>
+        <w:t xml:space="preserve">27. La regola più importante per chi usa WCM</w:t>
+      </w:r>
+    </w:p>
+    <w:p>
+      <w:pPr>
+        <w:spacing w:after="120"/>
+      </w:pPr>
+      <w:r>
+        <w:t xml:space="preserve">Non devi supervisionare ogni operazione.</w:t>
+      </w:r>
+    </w:p>
+    <w:p>
+      <w:pPr>
+        <w:spacing w:after="120"/>
+      </w:pPr>
+      <w:r>
+        <w:t xml:space="preserve">Devi poter distinguere tre situazioni:</w:t>
       </w:r>
     </w:p>
     <w:p>
@@ -3837,7 +6651,7 @@
           <w:sz w:val="16"/>
           <w:szCs w:val="16"/>
         </w:rPr>
-        <w:t xml:space="preserve">MISSION CONTROL HOME</w:t>
+        <w:t xml:space="preserve">WCM PUÒ CONTINUARE → lascialo lavorare</w:t>
       </w:r>
     </w:p>
     <w:p>
@@ -3852,7 +6666,7 @@
           <w:sz w:val="16"/>
           <w:szCs w:val="16"/>
         </w:rPr>
-        <w:t xml:space="preserve">   ↓</w:t>
+        <w:t xml:space="preserve">WCM STA CONTROLLANDO/SINCRONIZZANDO → osserva, normalmente non intervenire</w:t>
       </w:r>
     </w:p>
     <w:p>
@@ -3867,163 +6681,30 @@
           <w:sz w:val="16"/>
           <w:szCs w:val="16"/>
         </w:rPr>
-        <w:t xml:space="preserve">NEEDS STEFANO?</w:t>
-      </w:r>
-    </w:p>
-    <w:p>
-      <w:pPr>
-        <w:shd w:fill="F2F2F2" w:val="clear"/>
-        <w:spacing w:after="0" w:before="0"/>
-        <w:ind w:left="240"/>
-      </w:pPr>
-      <w:r>
-        <w:rPr>
-          <w:rFonts w:ascii="Courier New" w:cs="Courier New" w:eastAsia="Courier New" w:hAnsi="Courier New"/>
-          <w:sz w:val="16"/>
-          <w:szCs w:val="16"/>
-        </w:rPr>
-        <w:t xml:space="preserve">   ├─ SÌ → gestisci il Need</w:t>
-      </w:r>
-    </w:p>
-    <w:p>
-      <w:pPr>
-        <w:shd w:fill="F2F2F2" w:val="clear"/>
-        <w:spacing w:after="0" w:before="0"/>
-        <w:ind w:left="240"/>
-      </w:pPr>
-      <w:r>
-        <w:rPr>
-          <w:rFonts w:ascii="Courier New" w:cs="Courier New" w:eastAsia="Courier New" w:hAnsi="Courier New"/>
-          <w:sz w:val="16"/>
-          <w:szCs w:val="16"/>
-        </w:rPr>
-        <w:t xml:space="preserve">   └─ NO</w:t>
-      </w:r>
-    </w:p>
-    <w:p>
-      <w:pPr>
-        <w:shd w:fill="F2F2F2" w:val="clear"/>
-        <w:spacing w:after="0" w:before="0"/>
-        <w:ind w:left="240"/>
-      </w:pPr>
-      <w:r>
-        <w:rPr>
-          <w:rFonts w:ascii="Courier New" w:cs="Courier New" w:eastAsia="Courier New" w:hAnsi="Courier New"/>
-          <w:sz w:val="16"/>
-          <w:szCs w:val="16"/>
-        </w:rPr>
-        <w:t xml:space="preserve">        ↓</w:t>
-      </w:r>
-    </w:p>
-    <w:p>
-      <w:pPr>
-        <w:shd w:fill="F2F2F2" w:val="clear"/>
-        <w:spacing w:after="0" w:before="0"/>
-        <w:ind w:left="240"/>
-      </w:pPr>
-      <w:r>
-        <w:rPr>
-          <w:rFonts w:ascii="Courier New" w:cs="Courier New" w:eastAsia="Courier New" w:hAnsi="Courier New"/>
-          <w:sz w:val="16"/>
-          <w:szCs w:val="16"/>
-        </w:rPr>
-        <w:t xml:space="preserve">PROGETTO / STATO</w:t>
-      </w:r>
-    </w:p>
-    <w:p>
-      <w:pPr>
-        <w:shd w:fill="F2F2F2" w:val="clear"/>
-        <w:spacing w:after="0" w:before="0"/>
-        <w:ind w:left="240"/>
-      </w:pPr>
-      <w:r>
-        <w:rPr>
-          <w:rFonts w:ascii="Courier New" w:cs="Courier New" w:eastAsia="Courier New" w:hAnsi="Courier New"/>
-          <w:sz w:val="16"/>
-          <w:szCs w:val="16"/>
-        </w:rPr>
-        <w:t xml:space="preserve">        ↓</w:t>
-      </w:r>
-    </w:p>
-    <w:p>
-      <w:pPr>
-        <w:shd w:fill="F2F2F2" w:val="clear"/>
-        <w:spacing w:after="0" w:before="0"/>
-        <w:ind w:left="240"/>
-      </w:pPr>
-      <w:r>
-        <w:rPr>
-          <w:rFonts w:ascii="Courier New" w:cs="Courier New" w:eastAsia="Courier New" w:hAnsi="Courier New"/>
-          <w:sz w:val="16"/>
-          <w:szCs w:val="16"/>
-        </w:rPr>
-        <w:t xml:space="preserve">DOCUMENTI / ROADMAP / KNOWLEDGE se necessari</w:t>
-      </w:r>
-    </w:p>
-    <w:p>
-      <w:pPr>
-        <w:spacing w:after="120"/>
-      </w:pPr>
-    </w:p>
-    <w:p>
-      <w:pPr>
-        <w:spacing w:after="120"/>
-      </w:pPr>
-      <w:r>
-        <w:t xml:space="preserve">Per capire WCM come sistema, usa </w:t>
+        <w:t xml:space="preserve">WCM HA RAGGIUNTO UN GATE → decidi</w:t>
+      </w:r>
+    </w:p>
+    <w:p>
+      <w:pPr>
+        <w:spacing w:after="120"/>
+      </w:pPr>
+    </w:p>
+    <w:p>
+      <w:pPr>
+        <w:spacing w:after="120"/>
+      </w:pPr>
+      <w:r>
+        <w:t xml:space="preserve">Il valore del sistema sta proprio nel ridurre la micro-supervisione </w:t>
       </w:r>
       <w:r>
         <w:rPr>
           <w:b/>
           <w:bCs/>
         </w:rPr>
-        <w:t xml:space="preserve">Documentazione WCM</w:t>
-      </w:r>
-      <w:r>
-        <w:t xml:space="preserve">. Per capire cosa richiede la tua attenzione adesso, usa </w:t>
-      </w:r>
-      <w:r>
-        <w:rPr>
-          <w:b/>
-          <w:bCs/>
-        </w:rPr>
-        <w:t xml:space="preserve">Needs Stefano</w:t>
+        <w:t xml:space="preserve">senza ridurre la tua authority</w:t>
       </w:r>
       <w:r>
         <w:t xml:space="preserve">.</w:t>
-      </w:r>
-    </w:p>
-    <w:p>
-      <w:pPr>
-        <w:pBdr>
-          <w:bottom w:val="single" w:color="BFBFBF" w:sz="6" w:space="1"/>
-        </w:pBdr>
-        <w:spacing w:after="120" w:before="120"/>
-      </w:pPr>
-    </w:p>
-    <w:p>
-      <w:pPr>
-        <w:pStyle w:val="Heading2"/>
-      </w:pPr>
-      <w:r>
-        <w:t xml:space="preserve">Nota di authority</w:t>
-      </w:r>
-    </w:p>
-    <w:p>
-      <w:pPr>
-        <w:spacing w:after="120"/>
-      </w:pPr>
-      <w:r>
-        <w:t xml:space="preserve">Questo manuale descrive l'esperienza utente corrente. Se una UI e una fonte WCM autorevole entrano in conflitto, la fonte autorevole prevale e il manuale deve essere riallineato. GitHub </w:t>
-      </w:r>
-      <w:r>
-        <w:rPr>
-          <w:rFonts w:ascii="Courier New" w:cs="Courier New" w:eastAsia="Courier New" w:hAnsi="Courier New"/>
-        </w:rPr>
-        <w:t xml:space="preserve">main</w:t>
-      </w:r>
-      <w:r>
-        <w:t xml:space="preserve"> resta la source of truth; Word e PDF sono release derivate con provenance verificabile.</w:t>
       </w:r>
     </w:p>
     <w:sectPr>
@@ -4090,7 +6771,7 @@
         <w:sz w:val="16"/>
         <w:szCs w:val="16"/>
       </w:rPr>
-      <w:t xml:space="preserve">WCM User Manual · V0.2 · source 16e354b · pag. </w:t>
+      <w:t xml:space="preserve">WCM User Manual · V0.6 · source 80d886d · pag. </w:t>
     </w:r>
     <w:r>
       <w:rPr>
@@ -4327,13 +7008,13 @@
     </w:lvlOverride>
   </w:num>
   <w:num w:numId="2">
-    <w:abstractNumId w:val="2"/>
+    <w:abstractNumId w:val="3"/>
     <w:lvlOverride w:ilvl="0">
       <w:startOverride w:val="1"/>
     </w:lvlOverride>
   </w:num>
   <w:num w:numId="3">
-    <w:abstractNumId w:val="3"/>
+    <w:abstractNumId w:val="2"/>
     <w:lvlOverride w:ilvl="0">
       <w:startOverride w:val="1"/>
     </w:lvlOverride>

--- a/public/wcm/documentation/releases/wcm-user-manual.docx
+++ b/public/wcm/documentation/releases/wcm-user-manual.docx
@@ -499,7 +499,7 @@
                 <w:sz w:val="18"/>
                 <w:szCs w:val="18"/>
               </w:rPr>
-              <w:t xml:space="preserve">2026-08-29T05:40:28.754Z</w:t>
+              <w:t xml:space="preserve">2026-08-29T07:37:59.861Z</w:t>
             </w:r>
           </w:p>
         </w:tc>

--- a/public/wcm/documentation/releases/wcm-user-manual.docx
+++ b/public/wcm/documentation/releases/wcm-user-manual.docx
@@ -499,7 +499,7 @@
                 <w:sz w:val="18"/>
                 <w:szCs w:val="18"/>
               </w:rPr>
-              <w:t xml:space="preserve">2026-08-29T07:37:59.861Z</w:t>
+              <w:t xml:space="preserve">2026-08-29T07:40:00.546Z</w:t>
             </w:r>
           </w:p>
         </w:tc>

--- a/public/wcm/documentation/releases/wcm-user-manual.docx
+++ b/public/wcm/documentation/releases/wcm-user-manual.docx
@@ -499,7 +499,7 @@
                 <w:sz w:val="18"/>
                 <w:szCs w:val="18"/>
               </w:rPr>
-              <w:t xml:space="preserve">2026-08-29T07:40:00.546Z</w:t>
+              <w:t xml:space="preserve">2026-08-29T08:41:46.818Z</w:t>
             </w:r>
           </w:p>
         </w:tc>

--- a/public/wcm/documentation/releases/wcm-user-manual.docx
+++ b/public/wcm/documentation/releases/wcm-user-manual.docx
@@ -499,7 +499,7 @@
                 <w:sz w:val="18"/>
                 <w:szCs w:val="18"/>
               </w:rPr>
-              <w:t xml:space="preserve">2026-08-29T08:41:46.818Z</w:t>
+              <w:t xml:space="preserve">2026-08-29T09:39:45.743Z</w:t>
             </w:r>
           </w:p>
         </w:tc>

--- a/public/wcm/documentation/releases/wcm-user-manual.docx
+++ b/public/wcm/documentation/releases/wcm-user-manual.docx
@@ -499,7 +499,7 @@
                 <w:sz w:val="18"/>
                 <w:szCs w:val="18"/>
               </w:rPr>
-              <w:t xml:space="preserve">2026-08-29T09:39:45.743Z</w:t>
+              <w:t xml:space="preserve">2026-08-29T13:41:07.859Z</w:t>
             </w:r>
           </w:p>
         </w:tc>

--- a/public/wcm/documentation/releases/wcm-user-manual.docx
+++ b/public/wcm/documentation/releases/wcm-user-manual.docx
@@ -499,7 +499,7 @@
                 <w:sz w:val="18"/>
                 <w:szCs w:val="18"/>
               </w:rPr>
-              <w:t xml:space="preserve">2026-08-29T13:41:07.859Z</w:t>
+              <w:t xml:space="preserve">2026-08-29T15:26:04.732Z</w:t>
             </w:r>
           </w:p>
         </w:tc>

--- a/public/wcm/documentation/releases/wcm-user-manual.docx
+++ b/public/wcm/documentation/releases/wcm-user-manual.docx
@@ -499,7 +499,7 @@
                 <w:sz w:val="18"/>
                 <w:szCs w:val="18"/>
               </w:rPr>
-              <w:t xml:space="preserve">2026-08-29T15:26:04.732Z</w:t>
+              <w:t xml:space="preserve">2026-08-29T15:44:27.282Z</w:t>
             </w:r>
           </w:p>
         </w:tc>

--- a/public/wcm/documentation/releases/wcm-user-manual.docx
+++ b/public/wcm/documentation/releases/wcm-user-manual.docx
@@ -499,7 +499,7 @@
                 <w:sz w:val="18"/>
                 <w:szCs w:val="18"/>
               </w:rPr>
-              <w:t xml:space="preserve">2026-08-29T15:44:27.282Z</w:t>
+              <w:t xml:space="preserve">2026-08-29T15:50:33.497Z</w:t>
             </w:r>
           </w:p>
         </w:tc>

--- a/public/wcm/documentation/releases/wcm-user-manual.docx
+++ b/public/wcm/documentation/releases/wcm-user-manual.docx
@@ -499,7 +499,7 @@
                 <w:sz w:val="18"/>
                 <w:szCs w:val="18"/>
               </w:rPr>
-              <w:t xml:space="preserve">2026-08-29T15:50:33.497Z</w:t>
+              <w:t xml:space="preserve">2026-08-29T16:06:14.674Z</w:t>
             </w:r>
           </w:p>
         </w:tc>

--- a/public/wcm/documentation/releases/wcm-user-manual.docx
+++ b/public/wcm/documentation/releases/wcm-user-manual.docx
@@ -499,7 +499,7 @@
                 <w:sz w:val="18"/>
                 <w:szCs w:val="18"/>
               </w:rPr>
-              <w:t xml:space="preserve">2026-08-29T16:06:14.674Z</w:t>
+              <w:t xml:space="preserve">2026-08-29T17:35:10.564Z</w:t>
             </w:r>
           </w:p>
         </w:tc>

--- a/public/wcm/documentation/releases/wcm-user-manual.docx
+++ b/public/wcm/documentation/releases/wcm-user-manual.docx
@@ -499,7 +499,7 @@
                 <w:sz w:val="18"/>
                 <w:szCs w:val="18"/>
               </w:rPr>
-              <w:t xml:space="preserve">2026-08-29T17:35:10.564Z</w:t>
+              <w:t xml:space="preserve">2026-08-29T21:29:36.695Z</w:t>
             </w:r>
           </w:p>
         </w:tc>

--- a/public/wcm/documentation/releases/wcm-user-manual.docx
+++ b/public/wcm/documentation/releases/wcm-user-manual.docx
@@ -499,7 +499,7 @@
                 <w:sz w:val="18"/>
                 <w:szCs w:val="18"/>
               </w:rPr>
-              <w:t xml:space="preserve">2026-08-29T21:29:36.695Z</w:t>
+              <w:t xml:space="preserve">2026-08-29T23:31:47.704Z</w:t>
             </w:r>
           </w:p>
         </w:tc>

--- a/public/wcm/documentation/releases/wcm-user-manual.docx
+++ b/public/wcm/documentation/releases/wcm-user-manual.docx
@@ -499,7 +499,7 @@
                 <w:sz w:val="18"/>
                 <w:szCs w:val="18"/>
               </w:rPr>
-              <w:t xml:space="preserve">2026-08-29T23:31:47.704Z</w:t>
+              <w:t xml:space="preserve">2026-08-29T23:32:17.195Z</w:t>
             </w:r>
           </w:p>
         </w:tc>

--- a/public/wcm/documentation/releases/wcm-user-manual.docx
+++ b/public/wcm/documentation/releases/wcm-user-manual.docx
@@ -499,7 +499,7 @@
                 <w:sz w:val="18"/>
                 <w:szCs w:val="18"/>
               </w:rPr>
-              <w:t xml:space="preserve">2026-08-29T23:32:17.195Z</w:t>
+              <w:t xml:space="preserve">2026-08-29T23:33:20.223Z</w:t>
             </w:r>
           </w:p>
         </w:tc>

--- a/public/wcm/documentation/releases/wcm-user-manual.docx
+++ b/public/wcm/documentation/releases/wcm-user-manual.docx
@@ -499,7 +499,7 @@
                 <w:sz w:val="18"/>
                 <w:szCs w:val="18"/>
               </w:rPr>
-              <w:t xml:space="preserve">2026-08-29T23:33:20.223Z</w:t>
+              <w:t xml:space="preserve">2026-08-30T06:00:31.895Z</w:t>
             </w:r>
           </w:p>
         </w:tc>

--- a/public/wcm/documentation/releases/wcm-user-manual.docx
+++ b/public/wcm/documentation/releases/wcm-user-manual.docx
@@ -499,7 +499,7 @@
                 <w:sz w:val="18"/>
                 <w:szCs w:val="18"/>
               </w:rPr>
-              <w:t xml:space="preserve">2026-08-30T06:00:31.895Z</w:t>
+              <w:t xml:space="preserve">2026-08-31T04:04:44.305Z</w:t>
             </w:r>
           </w:p>
         </w:tc>

--- a/public/wcm/documentation/releases/wcm-user-manual.docx
+++ b/public/wcm/documentation/releases/wcm-user-manual.docx
@@ -499,7 +499,7 @@
                 <w:sz w:val="18"/>
                 <w:szCs w:val="18"/>
               </w:rPr>
-              <w:t xml:space="preserve">2026-08-31T04:04:44.305Z</w:t>
+              <w:t xml:space="preserve">2026-08-31T20:48:50.990Z</w:t>
             </w:r>
           </w:p>
         </w:tc>

--- a/public/wcm/documentation/releases/wcm-user-manual.docx
+++ b/public/wcm/documentation/releases/wcm-user-manual.docx
@@ -499,7 +499,7 @@
                 <w:sz w:val="18"/>
                 <w:szCs w:val="18"/>
               </w:rPr>
-              <w:t xml:space="preserve">2026-08-31T20:48:50.990Z</w:t>
+              <w:t xml:space="preserve">2026-08-31T20:50:33.481Z</w:t>
             </w:r>
           </w:p>
         </w:tc>

--- a/public/wcm/documentation/releases/wcm-user-manual.docx
+++ b/public/wcm/documentation/releases/wcm-user-manual.docx
@@ -499,7 +499,7 @@
                 <w:sz w:val="18"/>
                 <w:szCs w:val="18"/>
               </w:rPr>
-              <w:t xml:space="preserve">2026-08-31T20:50:33.481Z</w:t>
+              <w:t xml:space="preserve">2026-08-31T22:48:24.896Z</w:t>
             </w:r>
           </w:p>
         </w:tc>

--- a/public/wcm/documentation/releases/wcm-user-manual.docx
+++ b/public/wcm/documentation/releases/wcm-user-manual.docx
@@ -499,7 +499,7 @@
                 <w:sz w:val="18"/>
                 <w:szCs w:val="18"/>
               </w:rPr>
-              <w:t xml:space="preserve">2026-08-31T22:48:24.896Z</w:t>
+              <w:t xml:space="preserve">2026-09-04T09:44:14.164Z</w:t>
             </w:r>
           </w:p>
         </w:tc>

--- a/public/wcm/documentation/releases/wcm-user-manual.docx
+++ b/public/wcm/documentation/releases/wcm-user-manual.docx
@@ -499,7 +499,7 @@
                 <w:sz w:val="18"/>
                 <w:szCs w:val="18"/>
               </w:rPr>
-              <w:t xml:space="preserve">2026-09-04T09:44:14.164Z</w:t>
+              <w:t xml:space="preserve">2026-09-04T09:44:50.631Z</w:t>
             </w:r>
           </w:p>
         </w:tc>

--- a/public/wcm/documentation/releases/wcm-user-manual.docx
+++ b/public/wcm/documentation/releases/wcm-user-manual.docx
@@ -499,7 +499,7 @@
                 <w:sz w:val="18"/>
                 <w:szCs w:val="18"/>
               </w:rPr>
-              <w:t xml:space="preserve">2026-09-04T09:44:50.631Z</w:t>
+              <w:t xml:space="preserve">2026-09-04T09:45:54.479Z</w:t>
             </w:r>
           </w:p>
         </w:tc>
